--- a/API Calls.docx
+++ b/API Calls.docx
@@ -10,16 +10,16 @@
         <w:tblLook w:val="04A0" w:firstRow="1" w:lastRow="0" w:firstColumn="1" w:lastColumn="0" w:noHBand="0" w:noVBand="1"/>
       </w:tblPr>
       <w:tblGrid>
-        <w:gridCol w:w="1599"/>
-        <w:gridCol w:w="1220"/>
-        <w:gridCol w:w="3463"/>
-        <w:gridCol w:w="1476"/>
-        <w:gridCol w:w="1263"/>
+        <w:gridCol w:w="1422"/>
+        <w:gridCol w:w="1090"/>
+        <w:gridCol w:w="4069"/>
+        <w:gridCol w:w="1313"/>
+        <w:gridCol w:w="1127"/>
       </w:tblGrid>
       <w:tr>
         <w:tc>
           <w:tcPr>
-            <w:tcW w:w="1966" w:type="dxa"/>
+            <w:tcW w:w="1422" w:type="dxa"/>
           </w:tcPr>
           <w:p>
             <w:pPr>
@@ -42,7 +42,7 @@
         </w:tc>
         <w:tc>
           <w:tcPr>
-            <w:tcW w:w="1508" w:type="dxa"/>
+            <w:tcW w:w="1090" w:type="dxa"/>
           </w:tcPr>
           <w:p>
             <w:pPr>
@@ -65,7 +65,7 @@
         </w:tc>
         <w:tc>
           <w:tcPr>
-            <w:tcW w:w="2529" w:type="dxa"/>
+            <w:tcW w:w="4069" w:type="dxa"/>
           </w:tcPr>
           <w:p>
             <w:pPr>
@@ -88,7 +88,7 @@
         </w:tc>
         <w:tc>
           <w:tcPr>
-            <w:tcW w:w="1853" w:type="dxa"/>
+            <w:tcW w:w="1313" w:type="dxa"/>
           </w:tcPr>
           <w:p>
             <w:pPr>
@@ -111,7 +111,7 @@
         </w:tc>
         <w:tc>
           <w:tcPr>
-            <w:tcW w:w="1165" w:type="dxa"/>
+            <w:tcW w:w="1127" w:type="dxa"/>
           </w:tcPr>
           <w:p>
             <w:pPr>
@@ -136,7 +136,7 @@
       <w:tr>
         <w:tc>
           <w:tcPr>
-            <w:tcW w:w="1966" w:type="dxa"/>
+            <w:tcW w:w="1422" w:type="dxa"/>
           </w:tcPr>
           <w:p>
             <w:pPr>
@@ -156,7 +156,7 @@
         </w:tc>
         <w:tc>
           <w:tcPr>
-            <w:tcW w:w="1508" w:type="dxa"/>
+            <w:tcW w:w="1090" w:type="dxa"/>
           </w:tcPr>
           <w:p>
             <w:pPr>
@@ -176,7 +176,7 @@
         </w:tc>
         <w:tc>
           <w:tcPr>
-            <w:tcW w:w="2529" w:type="dxa"/>
+            <w:tcW w:w="4069" w:type="dxa"/>
           </w:tcPr>
           <w:p>
             <w:pPr>
@@ -196,7 +196,7 @@
         </w:tc>
         <w:tc>
           <w:tcPr>
-            <w:tcW w:w="1853" w:type="dxa"/>
+            <w:tcW w:w="1313" w:type="dxa"/>
           </w:tcPr>
           <w:p>
             <w:pPr>
@@ -216,7 +216,7 @@
         </w:tc>
         <w:tc>
           <w:tcPr>
-            <w:tcW w:w="1165" w:type="dxa"/>
+            <w:tcW w:w="1127" w:type="dxa"/>
           </w:tcPr>
           <w:p>
             <w:pPr>
@@ -238,7 +238,7 @@
       <w:tr>
         <w:tc>
           <w:tcPr>
-            <w:tcW w:w="1966" w:type="dxa"/>
+            <w:tcW w:w="1422" w:type="dxa"/>
           </w:tcPr>
           <w:p>
             <w:pPr>
@@ -258,7 +258,7 @@
         </w:tc>
         <w:tc>
           <w:tcPr>
-            <w:tcW w:w="1508" w:type="dxa"/>
+            <w:tcW w:w="1090" w:type="dxa"/>
           </w:tcPr>
           <w:p>
             <w:pPr>
@@ -278,7 +278,7 @@
         </w:tc>
         <w:tc>
           <w:tcPr>
-            <w:tcW w:w="2529" w:type="dxa"/>
+            <w:tcW w:w="4069" w:type="dxa"/>
           </w:tcPr>
           <w:p>
             <w:pPr>
@@ -298,7 +298,7 @@
         </w:tc>
         <w:tc>
           <w:tcPr>
-            <w:tcW w:w="1853" w:type="dxa"/>
+            <w:tcW w:w="1313" w:type="dxa"/>
           </w:tcPr>
           <w:p>
             <w:pPr>
@@ -318,7 +318,7 @@
         </w:tc>
         <w:tc>
           <w:tcPr>
-            <w:tcW w:w="1165" w:type="dxa"/>
+            <w:tcW w:w="1127" w:type="dxa"/>
           </w:tcPr>
           <w:p>
             <w:pPr>
@@ -340,7 +340,7 @@
       <w:tr>
         <w:tc>
           <w:tcPr>
-            <w:tcW w:w="1966" w:type="dxa"/>
+            <w:tcW w:w="1422" w:type="dxa"/>
           </w:tcPr>
           <w:p>
             <w:pPr>
@@ -360,7 +360,7 @@
         </w:tc>
         <w:tc>
           <w:tcPr>
-            <w:tcW w:w="1508" w:type="dxa"/>
+            <w:tcW w:w="1090" w:type="dxa"/>
           </w:tcPr>
           <w:p>
             <w:pPr>
@@ -380,7 +380,7 @@
         </w:tc>
         <w:tc>
           <w:tcPr>
-            <w:tcW w:w="2529" w:type="dxa"/>
+            <w:tcW w:w="4069" w:type="dxa"/>
           </w:tcPr>
           <w:p>
             <w:pPr>
@@ -400,7 +400,7 @@
         </w:tc>
         <w:tc>
           <w:tcPr>
-            <w:tcW w:w="1853" w:type="dxa"/>
+            <w:tcW w:w="1313" w:type="dxa"/>
           </w:tcPr>
           <w:p>
             <w:pPr>
@@ -420,7 +420,7 @@
         </w:tc>
         <w:tc>
           <w:tcPr>
-            <w:tcW w:w="1165" w:type="dxa"/>
+            <w:tcW w:w="1127" w:type="dxa"/>
           </w:tcPr>
           <w:p>
             <w:pPr>
@@ -435,7 +435,7 @@
       <w:tr>
         <w:tc>
           <w:tcPr>
-            <w:tcW w:w="1966" w:type="dxa"/>
+            <w:tcW w:w="1422" w:type="dxa"/>
           </w:tcPr>
           <w:p>
             <w:pPr>
@@ -455,7 +455,7 @@
         </w:tc>
         <w:tc>
           <w:tcPr>
-            <w:tcW w:w="1508" w:type="dxa"/>
+            <w:tcW w:w="1090" w:type="dxa"/>
           </w:tcPr>
           <w:p>
             <w:pPr>
@@ -475,7 +475,7 @@
         </w:tc>
         <w:tc>
           <w:tcPr>
-            <w:tcW w:w="2529" w:type="dxa"/>
+            <w:tcW w:w="4069" w:type="dxa"/>
           </w:tcPr>
           <w:p>
             <w:pPr>
@@ -495,7 +495,7 @@
         </w:tc>
         <w:tc>
           <w:tcPr>
-            <w:tcW w:w="1853" w:type="dxa"/>
+            <w:tcW w:w="1313" w:type="dxa"/>
           </w:tcPr>
           <w:p>
             <w:pPr>
@@ -515,7 +515,7 @@
         </w:tc>
         <w:tc>
           <w:tcPr>
-            <w:tcW w:w="1165" w:type="dxa"/>
+            <w:tcW w:w="1127" w:type="dxa"/>
           </w:tcPr>
           <w:p>
             <w:pPr>
@@ -537,7 +537,7 @@
       <w:tr>
         <w:tc>
           <w:tcPr>
-            <w:tcW w:w="1966" w:type="dxa"/>
+            <w:tcW w:w="1422" w:type="dxa"/>
           </w:tcPr>
           <w:p>
             <w:pPr>
@@ -557,7 +557,7 @@
         </w:tc>
         <w:tc>
           <w:tcPr>
-            <w:tcW w:w="1508" w:type="dxa"/>
+            <w:tcW w:w="1090" w:type="dxa"/>
           </w:tcPr>
           <w:p>
             <w:pPr>
@@ -577,7 +577,7 @@
         </w:tc>
         <w:tc>
           <w:tcPr>
-            <w:tcW w:w="2529" w:type="dxa"/>
+            <w:tcW w:w="4069" w:type="dxa"/>
           </w:tcPr>
           <w:p>
             <w:pPr>
@@ -597,7 +597,7 @@
         </w:tc>
         <w:tc>
           <w:tcPr>
-            <w:tcW w:w="1853" w:type="dxa"/>
+            <w:tcW w:w="1313" w:type="dxa"/>
           </w:tcPr>
           <w:p>
             <w:pPr>
@@ -617,7 +617,7 @@
         </w:tc>
         <w:tc>
           <w:tcPr>
-            <w:tcW w:w="1165" w:type="dxa"/>
+            <w:tcW w:w="1127" w:type="dxa"/>
           </w:tcPr>
           <w:p>
             <w:pPr>
@@ -639,7 +639,7 @@
       <w:tr>
         <w:tc>
           <w:tcPr>
-            <w:tcW w:w="1966" w:type="dxa"/>
+            <w:tcW w:w="1422" w:type="dxa"/>
           </w:tcPr>
           <w:p>
             <w:pPr>
@@ -659,7 +659,7 @@
         </w:tc>
         <w:tc>
           <w:tcPr>
-            <w:tcW w:w="1508" w:type="dxa"/>
+            <w:tcW w:w="1090" w:type="dxa"/>
           </w:tcPr>
           <w:p>
             <w:pPr>
@@ -679,7 +679,7 @@
         </w:tc>
         <w:tc>
           <w:tcPr>
-            <w:tcW w:w="2529" w:type="dxa"/>
+            <w:tcW w:w="4069" w:type="dxa"/>
           </w:tcPr>
           <w:p>
             <w:pPr>
@@ -699,7 +699,7 @@
         </w:tc>
         <w:tc>
           <w:tcPr>
-            <w:tcW w:w="1853" w:type="dxa"/>
+            <w:tcW w:w="1313" w:type="dxa"/>
           </w:tcPr>
           <w:p>
             <w:pPr>
@@ -719,7 +719,7 @@
         </w:tc>
         <w:tc>
           <w:tcPr>
-            <w:tcW w:w="1165" w:type="dxa"/>
+            <w:tcW w:w="1127" w:type="dxa"/>
           </w:tcPr>
           <w:p>
             <w:pPr>
@@ -741,7 +741,7 @@
       <w:tr>
         <w:tc>
           <w:tcPr>
-            <w:tcW w:w="1966" w:type="dxa"/>
+            <w:tcW w:w="1422" w:type="dxa"/>
           </w:tcPr>
           <w:p>
             <w:pPr>
@@ -761,7 +761,7 @@
         </w:tc>
         <w:tc>
           <w:tcPr>
-            <w:tcW w:w="1508" w:type="dxa"/>
+            <w:tcW w:w="1090" w:type="dxa"/>
           </w:tcPr>
           <w:p>
             <w:pPr>
@@ -781,7 +781,7 @@
         </w:tc>
         <w:tc>
           <w:tcPr>
-            <w:tcW w:w="2529" w:type="dxa"/>
+            <w:tcW w:w="4069" w:type="dxa"/>
           </w:tcPr>
           <w:p>
             <w:pPr>
@@ -801,7 +801,7 @@
         </w:tc>
         <w:tc>
           <w:tcPr>
-            <w:tcW w:w="1853" w:type="dxa"/>
+            <w:tcW w:w="1313" w:type="dxa"/>
           </w:tcPr>
           <w:p>
             <w:pPr>
@@ -821,7 +821,7 @@
         </w:tc>
         <w:tc>
           <w:tcPr>
-            <w:tcW w:w="1165" w:type="dxa"/>
+            <w:tcW w:w="1127" w:type="dxa"/>
           </w:tcPr>
           <w:p>
             <w:pPr>
@@ -843,7 +843,7 @@
       <w:tr>
         <w:tc>
           <w:tcPr>
-            <w:tcW w:w="1966" w:type="dxa"/>
+            <w:tcW w:w="1422" w:type="dxa"/>
           </w:tcPr>
           <w:p>
             <w:pPr>
@@ -863,67 +863,96 @@
         </w:tc>
         <w:tc>
           <w:tcPr>
-            <w:tcW w:w="1508" w:type="dxa"/>
-          </w:tcPr>
-          <w:p>
-            <w:pPr>
-              <w:rPr>
-                <w:sz w:val="22"/>
-                <w:szCs w:val="22"/>
-              </w:rPr>
-            </w:pPr>
-            <w:r>
-              <w:rPr>
-                <w:sz w:val="22"/>
-                <w:szCs w:val="22"/>
-              </w:rPr>
-              <w:t xml:space="preserve">Update a customer </w:t>
-            </w:r>
-          </w:p>
-        </w:tc>
-        <w:tc>
-          <w:tcPr>
-            <w:tcW w:w="2529" w:type="dxa"/>
-          </w:tcPr>
-          <w:p>
-            <w:pPr>
-              <w:rPr>
-                <w:sz w:val="22"/>
-                <w:szCs w:val="22"/>
-              </w:rPr>
-            </w:pPr>
-            <w:r>
-              <w:rPr>
-                <w:sz w:val="22"/>
-                <w:szCs w:val="22"/>
-              </w:rPr>
-              <w:t>PUT: /api/admin/update-customer</w:t>
-            </w:r>
-          </w:p>
-        </w:tc>
-        <w:tc>
-          <w:tcPr>
-            <w:tcW w:w="1853" w:type="dxa"/>
-          </w:tcPr>
-          <w:p>
-            <w:pPr>
-              <w:rPr>
-                <w:sz w:val="22"/>
-                <w:szCs w:val="22"/>
-              </w:rPr>
-            </w:pPr>
-            <w:r>
-              <w:rPr>
-                <w:sz w:val="22"/>
-                <w:szCs w:val="22"/>
-              </w:rPr>
-              <w:t>Update details of a particular customer.</w:t>
-            </w:r>
-          </w:p>
-        </w:tc>
-        <w:tc>
-          <w:tcPr>
-            <w:tcW w:w="1165" w:type="dxa"/>
+            <w:tcW w:w="1090" w:type="dxa"/>
+          </w:tcPr>
+          <w:p>
+            <w:pPr>
+              <w:rPr>
+                <w:sz w:val="22"/>
+                <w:szCs w:val="22"/>
+              </w:rPr>
+            </w:pPr>
+            <w:r>
+              <w:rPr>
+                <w:sz w:val="22"/>
+                <w:szCs w:val="22"/>
+              </w:rPr>
+              <w:t>Create a customer</w:t>
+            </w:r>
+          </w:p>
+        </w:tc>
+        <w:tc>
+          <w:tcPr>
+            <w:tcW w:w="4069" w:type="dxa"/>
+          </w:tcPr>
+          <w:p>
+            <w:pPr>
+              <w:rPr>
+                <w:sz w:val="22"/>
+                <w:szCs w:val="22"/>
+              </w:rPr>
+            </w:pPr>
+            <w:r>
+              <w:rPr>
+                <w:sz w:val="22"/>
+                <w:szCs w:val="22"/>
+              </w:rPr>
+              <w:t xml:space="preserve">POST: </w:t>
+            </w:r>
+            <w:r>
+              <w:rPr>
+                <w:sz w:val="22"/>
+                <w:szCs w:val="22"/>
+              </w:rPr>
+              <w:t>/api/admin</w:t>
+            </w:r>
+            <w:r>
+              <w:rPr>
+                <w:sz w:val="22"/>
+                <w:szCs w:val="22"/>
+              </w:rPr>
+              <w:t>/</w:t>
+            </w:r>
+            <w:r>
+              <w:rPr>
+                <w:sz w:val="22"/>
+                <w:szCs w:val="22"/>
+              </w:rPr>
+              <w:t>create-customer</w:t>
+            </w:r>
+          </w:p>
+          <w:p>
+            <w:pPr>
+              <w:rPr>
+                <w:sz w:val="22"/>
+                <w:szCs w:val="22"/>
+              </w:rPr>
+            </w:pPr>
+          </w:p>
+        </w:tc>
+        <w:tc>
+          <w:tcPr>
+            <w:tcW w:w="1313" w:type="dxa"/>
+          </w:tcPr>
+          <w:p>
+            <w:pPr>
+              <w:rPr>
+                <w:sz w:val="22"/>
+                <w:szCs w:val="22"/>
+              </w:rPr>
+            </w:pPr>
+            <w:r>
+              <w:rPr>
+                <w:sz w:val="22"/>
+                <w:szCs w:val="22"/>
+              </w:rPr>
+              <w:t>Create a customer through Admin</w:t>
+            </w:r>
+          </w:p>
+        </w:tc>
+        <w:tc>
+          <w:tcPr>
+            <w:tcW w:w="1127" w:type="dxa"/>
           </w:tcPr>
           <w:p>
             <w:pPr>
@@ -945,7 +974,7 @@
       <w:tr>
         <w:tc>
           <w:tcPr>
-            <w:tcW w:w="1966" w:type="dxa"/>
+            <w:tcW w:w="1422" w:type="dxa"/>
           </w:tcPr>
           <w:p>
             <w:pPr>
@@ -965,67 +994,67 @@
         </w:tc>
         <w:tc>
           <w:tcPr>
-            <w:tcW w:w="1508" w:type="dxa"/>
-          </w:tcPr>
-          <w:p>
-            <w:pPr>
-              <w:rPr>
-                <w:sz w:val="22"/>
-                <w:szCs w:val="22"/>
-              </w:rPr>
-            </w:pPr>
-            <w:r>
-              <w:rPr>
-                <w:sz w:val="22"/>
-                <w:szCs w:val="22"/>
-              </w:rPr>
-              <w:t>Delete a customer</w:t>
-            </w:r>
-          </w:p>
-        </w:tc>
-        <w:tc>
-          <w:tcPr>
-            <w:tcW w:w="2529" w:type="dxa"/>
-          </w:tcPr>
-          <w:p>
-            <w:pPr>
-              <w:rPr>
-                <w:sz w:val="22"/>
-                <w:szCs w:val="22"/>
-              </w:rPr>
-            </w:pPr>
-            <w:r>
-              <w:rPr>
-                <w:sz w:val="22"/>
-                <w:szCs w:val="22"/>
-              </w:rPr>
-              <w:t>DELETE: /api/admin/delete-customer/{customerId}</w:t>
-            </w:r>
-          </w:p>
-        </w:tc>
-        <w:tc>
-          <w:tcPr>
-            <w:tcW w:w="1853" w:type="dxa"/>
-          </w:tcPr>
-          <w:p>
-            <w:pPr>
-              <w:rPr>
-                <w:sz w:val="22"/>
-                <w:szCs w:val="22"/>
-              </w:rPr>
-            </w:pPr>
-            <w:r>
-              <w:rPr>
-                <w:sz w:val="22"/>
-                <w:szCs w:val="22"/>
-              </w:rPr>
-              <w:t>Delete a particular customer by providing their customer id.</w:t>
-            </w:r>
-          </w:p>
-        </w:tc>
-        <w:tc>
-          <w:tcPr>
-            <w:tcW w:w="1165" w:type="dxa"/>
+            <w:tcW w:w="1090" w:type="dxa"/>
+          </w:tcPr>
+          <w:p>
+            <w:pPr>
+              <w:rPr>
+                <w:sz w:val="22"/>
+                <w:szCs w:val="22"/>
+              </w:rPr>
+            </w:pPr>
+            <w:r>
+              <w:rPr>
+                <w:sz w:val="22"/>
+                <w:szCs w:val="22"/>
+              </w:rPr>
+              <w:t xml:space="preserve">Update a customer </w:t>
+            </w:r>
+          </w:p>
+        </w:tc>
+        <w:tc>
+          <w:tcPr>
+            <w:tcW w:w="4069" w:type="dxa"/>
+          </w:tcPr>
+          <w:p>
+            <w:pPr>
+              <w:rPr>
+                <w:sz w:val="22"/>
+                <w:szCs w:val="22"/>
+              </w:rPr>
+            </w:pPr>
+            <w:r>
+              <w:rPr>
+                <w:sz w:val="22"/>
+                <w:szCs w:val="22"/>
+              </w:rPr>
+              <w:t>PUT: /api/admin/update-customer</w:t>
+            </w:r>
+          </w:p>
+        </w:tc>
+        <w:tc>
+          <w:tcPr>
+            <w:tcW w:w="1313" w:type="dxa"/>
+          </w:tcPr>
+          <w:p>
+            <w:pPr>
+              <w:rPr>
+                <w:sz w:val="22"/>
+                <w:szCs w:val="22"/>
+              </w:rPr>
+            </w:pPr>
+            <w:r>
+              <w:rPr>
+                <w:sz w:val="22"/>
+                <w:szCs w:val="22"/>
+              </w:rPr>
+              <w:t>Update details of a particular customer.</w:t>
+            </w:r>
+          </w:p>
+        </w:tc>
+        <w:tc>
+          <w:tcPr>
+            <w:tcW w:w="1127" w:type="dxa"/>
           </w:tcPr>
           <w:p>
             <w:pPr>
@@ -1047,100 +1076,109 @@
       <w:tr>
         <w:tc>
           <w:tcPr>
-            <w:tcW w:w="1966" w:type="dxa"/>
-          </w:tcPr>
-          <w:p>
-            <w:pPr>
-              <w:rPr>
-                <w:sz w:val="22"/>
-                <w:szCs w:val="22"/>
-              </w:rPr>
-            </w:pPr>
-            <w:r>
-              <w:rPr>
-                <w:sz w:val="22"/>
-                <w:szCs w:val="22"/>
-              </w:rPr>
-              <w:t>Admin Customer</w:t>
-            </w:r>
-          </w:p>
-        </w:tc>
-        <w:tc>
-          <w:tcPr>
-            <w:tcW w:w="1508" w:type="dxa"/>
-          </w:tcPr>
-          <w:p>
-            <w:pPr>
-              <w:rPr>
-                <w:sz w:val="22"/>
-                <w:szCs w:val="22"/>
-              </w:rPr>
-            </w:pPr>
-            <w:r>
-              <w:rPr>
-                <w:sz w:val="22"/>
-                <w:szCs w:val="22"/>
-              </w:rPr>
-              <w:t>Get a list of all the providers</w:t>
-            </w:r>
-          </w:p>
-        </w:tc>
-        <w:tc>
-          <w:tcPr>
-            <w:tcW w:w="2529" w:type="dxa"/>
-          </w:tcPr>
-          <w:p>
-            <w:pPr>
-              <w:rPr>
-                <w:sz w:val="22"/>
-                <w:szCs w:val="22"/>
-              </w:rPr>
-            </w:pPr>
-            <w:r>
-              <w:rPr>
-                <w:sz w:val="22"/>
-                <w:szCs w:val="22"/>
-              </w:rPr>
-              <w:t>GET: /api/admin/get-providers</w:t>
-            </w:r>
-          </w:p>
-        </w:tc>
-        <w:tc>
-          <w:tcPr>
-            <w:tcW w:w="1853" w:type="dxa"/>
-          </w:tcPr>
-          <w:p>
-            <w:pPr>
-              <w:rPr>
-                <w:sz w:val="22"/>
-                <w:szCs w:val="22"/>
-              </w:rPr>
-            </w:pPr>
-            <w:r>
-              <w:rPr>
-                <w:sz w:val="22"/>
-                <w:szCs w:val="22"/>
-              </w:rPr>
-              <w:t>Get a list of all the registered providers.</w:t>
-            </w:r>
-          </w:p>
-        </w:tc>
-        <w:tc>
-          <w:tcPr>
-            <w:tcW w:w="1165" w:type="dxa"/>
-          </w:tcPr>
-          <w:p>
-            <w:pPr>
-              <w:rPr>
-                <w:sz w:val="22"/>
-                <w:szCs w:val="22"/>
-              </w:rPr>
-            </w:pPr>
-            <w:r>
-              <w:rPr>
-                <w:sz w:val="22"/>
-                <w:szCs w:val="22"/>
-              </w:rPr>
+            <w:tcW w:w="1422" w:type="dxa"/>
+          </w:tcPr>
+          <w:p>
+            <w:pPr>
+              <w:rPr>
+                <w:sz w:val="22"/>
+                <w:szCs w:val="22"/>
+              </w:rPr>
+            </w:pPr>
+            <w:r>
+              <w:rPr>
+                <w:sz w:val="22"/>
+                <w:szCs w:val="22"/>
+              </w:rPr>
+              <w:t>Admin Controller</w:t>
+            </w:r>
+          </w:p>
+        </w:tc>
+        <w:tc>
+          <w:tcPr>
+            <w:tcW w:w="1090" w:type="dxa"/>
+          </w:tcPr>
+          <w:p>
+            <w:pPr>
+              <w:rPr>
+                <w:sz w:val="22"/>
+                <w:szCs w:val="22"/>
+              </w:rPr>
+            </w:pPr>
+            <w:r>
+              <w:rPr>
+                <w:sz w:val="22"/>
+                <w:szCs w:val="22"/>
+              </w:rPr>
+              <w:t>Delete a customer</w:t>
+            </w:r>
+          </w:p>
+        </w:tc>
+        <w:tc>
+          <w:tcPr>
+            <w:tcW w:w="4069" w:type="dxa"/>
+          </w:tcPr>
+          <w:p>
+            <w:pPr>
+              <w:rPr>
+                <w:sz w:val="22"/>
+                <w:szCs w:val="22"/>
+              </w:rPr>
+            </w:pPr>
+            <w:r>
+              <w:rPr>
+                <w:sz w:val="22"/>
+                <w:szCs w:val="22"/>
+              </w:rPr>
+              <w:t>DELETE: /api/admin/delete-customer/{customerId}</w:t>
+            </w:r>
+          </w:p>
+        </w:tc>
+        <w:tc>
+          <w:tcPr>
+            <w:tcW w:w="1313" w:type="dxa"/>
+          </w:tcPr>
+          <w:p>
+            <w:pPr>
+              <w:rPr>
+                <w:sz w:val="22"/>
+                <w:szCs w:val="22"/>
+              </w:rPr>
+            </w:pPr>
+            <w:r>
+              <w:rPr>
+                <w:sz w:val="22"/>
+                <w:szCs w:val="22"/>
+              </w:rPr>
+              <w:t xml:space="preserve">Delete a particular customer </w:t>
+            </w:r>
+            <w:r>
+              <w:rPr>
+                <w:sz w:val="22"/>
+                <w:szCs w:val="22"/>
+              </w:rPr>
+              <w:lastRenderedPageBreak/>
+              <w:t>by providing their customer id.</w:t>
+            </w:r>
+          </w:p>
+        </w:tc>
+        <w:tc>
+          <w:tcPr>
+            <w:tcW w:w="1127" w:type="dxa"/>
+          </w:tcPr>
+          <w:p>
+            <w:pPr>
+              <w:rPr>
+                <w:sz w:val="22"/>
+                <w:szCs w:val="22"/>
+              </w:rPr>
+            </w:pPr>
+            <w:r>
+              <w:rPr>
+                <w:sz w:val="22"/>
+                <w:szCs w:val="22"/>
+              </w:rPr>
+              <w:lastRenderedPageBreak/>
               <w:t>Admin</w:t>
             </w:r>
           </w:p>
@@ -1149,88 +1187,87 @@
       <w:tr>
         <w:tc>
           <w:tcPr>
-            <w:tcW w:w="1966" w:type="dxa"/>
-          </w:tcPr>
-          <w:p>
-            <w:pPr>
-              <w:rPr>
-                <w:sz w:val="22"/>
-                <w:szCs w:val="22"/>
-              </w:rPr>
-            </w:pPr>
-            <w:r>
-              <w:rPr>
-                <w:sz w:val="22"/>
-                <w:szCs w:val="22"/>
-              </w:rPr>
-              <w:lastRenderedPageBreak/>
-              <w:t>Admin Controller</w:t>
-            </w:r>
-          </w:p>
-        </w:tc>
-        <w:tc>
-          <w:tcPr>
-            <w:tcW w:w="1508" w:type="dxa"/>
-          </w:tcPr>
-          <w:p>
-            <w:pPr>
-              <w:rPr>
-                <w:sz w:val="22"/>
-                <w:szCs w:val="22"/>
-              </w:rPr>
-            </w:pPr>
-            <w:r>
-              <w:rPr>
-                <w:sz w:val="22"/>
-                <w:szCs w:val="22"/>
-              </w:rPr>
-              <w:t>Get a specific provider</w:t>
-            </w:r>
-          </w:p>
-        </w:tc>
-        <w:tc>
-          <w:tcPr>
-            <w:tcW w:w="2529" w:type="dxa"/>
-          </w:tcPr>
-          <w:p>
-            <w:pPr>
-              <w:rPr>
-                <w:sz w:val="22"/>
-                <w:szCs w:val="22"/>
-              </w:rPr>
-            </w:pPr>
-            <w:r>
-              <w:rPr>
-                <w:sz w:val="22"/>
-                <w:szCs w:val="22"/>
-              </w:rPr>
-              <w:t>GET: /api/admin/get-providers/{providerId}</w:t>
-            </w:r>
-          </w:p>
-        </w:tc>
-        <w:tc>
-          <w:tcPr>
-            <w:tcW w:w="1853" w:type="dxa"/>
-          </w:tcPr>
-          <w:p>
-            <w:pPr>
-              <w:rPr>
-                <w:sz w:val="22"/>
-                <w:szCs w:val="22"/>
-              </w:rPr>
-            </w:pPr>
-            <w:r>
-              <w:rPr>
-                <w:sz w:val="22"/>
-                <w:szCs w:val="22"/>
-              </w:rPr>
-              <w:t>Get a specific provider by their provider id.</w:t>
-            </w:r>
-          </w:p>
-        </w:tc>
-        <w:tc>
-          <w:tcPr>
-            <w:tcW w:w="1165" w:type="dxa"/>
+            <w:tcW w:w="1422" w:type="dxa"/>
+          </w:tcPr>
+          <w:p>
+            <w:pPr>
+              <w:rPr>
+                <w:sz w:val="22"/>
+                <w:szCs w:val="22"/>
+              </w:rPr>
+            </w:pPr>
+            <w:r>
+              <w:rPr>
+                <w:sz w:val="22"/>
+                <w:szCs w:val="22"/>
+              </w:rPr>
+              <w:t>Admin Customer</w:t>
+            </w:r>
+          </w:p>
+        </w:tc>
+        <w:tc>
+          <w:tcPr>
+            <w:tcW w:w="1090" w:type="dxa"/>
+          </w:tcPr>
+          <w:p>
+            <w:pPr>
+              <w:rPr>
+                <w:sz w:val="22"/>
+                <w:szCs w:val="22"/>
+              </w:rPr>
+            </w:pPr>
+            <w:r>
+              <w:rPr>
+                <w:sz w:val="22"/>
+                <w:szCs w:val="22"/>
+              </w:rPr>
+              <w:t>Get a list of all the providers</w:t>
+            </w:r>
+          </w:p>
+        </w:tc>
+        <w:tc>
+          <w:tcPr>
+            <w:tcW w:w="4069" w:type="dxa"/>
+          </w:tcPr>
+          <w:p>
+            <w:pPr>
+              <w:rPr>
+                <w:sz w:val="22"/>
+                <w:szCs w:val="22"/>
+              </w:rPr>
+            </w:pPr>
+            <w:r>
+              <w:rPr>
+                <w:sz w:val="22"/>
+                <w:szCs w:val="22"/>
+              </w:rPr>
+              <w:t>GET: /api/admin/get-providers</w:t>
+            </w:r>
+          </w:p>
+        </w:tc>
+        <w:tc>
+          <w:tcPr>
+            <w:tcW w:w="1313" w:type="dxa"/>
+          </w:tcPr>
+          <w:p>
+            <w:pPr>
+              <w:rPr>
+                <w:sz w:val="22"/>
+                <w:szCs w:val="22"/>
+              </w:rPr>
+            </w:pPr>
+            <w:r>
+              <w:rPr>
+                <w:sz w:val="22"/>
+                <w:szCs w:val="22"/>
+              </w:rPr>
+              <w:t>Get a list of all the registered providers.</w:t>
+            </w:r>
+          </w:p>
+        </w:tc>
+        <w:tc>
+          <w:tcPr>
+            <w:tcW w:w="1127" w:type="dxa"/>
           </w:tcPr>
           <w:p>
             <w:pPr>
@@ -1252,7 +1289,7 @@
       <w:tr>
         <w:tc>
           <w:tcPr>
-            <w:tcW w:w="1966" w:type="dxa"/>
+            <w:tcW w:w="1422" w:type="dxa"/>
           </w:tcPr>
           <w:p>
             <w:pPr>
@@ -1272,67 +1309,67 @@
         </w:tc>
         <w:tc>
           <w:tcPr>
-            <w:tcW w:w="1508" w:type="dxa"/>
-          </w:tcPr>
-          <w:p>
-            <w:pPr>
-              <w:rPr>
-                <w:sz w:val="22"/>
-                <w:szCs w:val="22"/>
-              </w:rPr>
-            </w:pPr>
-            <w:r>
-              <w:rPr>
-                <w:sz w:val="22"/>
-                <w:szCs w:val="22"/>
-              </w:rPr>
-              <w:t>Update a provider</w:t>
-            </w:r>
-          </w:p>
-        </w:tc>
-        <w:tc>
-          <w:tcPr>
-            <w:tcW w:w="2529" w:type="dxa"/>
-          </w:tcPr>
-          <w:p>
-            <w:pPr>
-              <w:rPr>
-                <w:sz w:val="22"/>
-                <w:szCs w:val="22"/>
-              </w:rPr>
-            </w:pPr>
-            <w:r>
-              <w:rPr>
-                <w:sz w:val="22"/>
-                <w:szCs w:val="22"/>
-              </w:rPr>
-              <w:t>PUT: /api/admin/update-provider</w:t>
-            </w:r>
-          </w:p>
-        </w:tc>
-        <w:tc>
-          <w:tcPr>
-            <w:tcW w:w="1853" w:type="dxa"/>
-          </w:tcPr>
-          <w:p>
-            <w:pPr>
-              <w:rPr>
-                <w:sz w:val="22"/>
-                <w:szCs w:val="22"/>
-              </w:rPr>
-            </w:pPr>
-            <w:r>
-              <w:rPr>
-                <w:sz w:val="22"/>
-                <w:szCs w:val="22"/>
-              </w:rPr>
-              <w:t>Update details of a particular provider.</w:t>
-            </w:r>
-          </w:p>
-        </w:tc>
-        <w:tc>
-          <w:tcPr>
-            <w:tcW w:w="1165" w:type="dxa"/>
+            <w:tcW w:w="1090" w:type="dxa"/>
+          </w:tcPr>
+          <w:p>
+            <w:pPr>
+              <w:rPr>
+                <w:sz w:val="22"/>
+                <w:szCs w:val="22"/>
+              </w:rPr>
+            </w:pPr>
+            <w:r>
+              <w:rPr>
+                <w:sz w:val="22"/>
+                <w:szCs w:val="22"/>
+              </w:rPr>
+              <w:t>Get a specific provider</w:t>
+            </w:r>
+          </w:p>
+        </w:tc>
+        <w:tc>
+          <w:tcPr>
+            <w:tcW w:w="4069" w:type="dxa"/>
+          </w:tcPr>
+          <w:p>
+            <w:pPr>
+              <w:rPr>
+                <w:sz w:val="22"/>
+                <w:szCs w:val="22"/>
+              </w:rPr>
+            </w:pPr>
+            <w:r>
+              <w:rPr>
+                <w:sz w:val="22"/>
+                <w:szCs w:val="22"/>
+              </w:rPr>
+              <w:t>GET: /api/admin/get-providers/{providerId}</w:t>
+            </w:r>
+          </w:p>
+        </w:tc>
+        <w:tc>
+          <w:tcPr>
+            <w:tcW w:w="1313" w:type="dxa"/>
+          </w:tcPr>
+          <w:p>
+            <w:pPr>
+              <w:rPr>
+                <w:sz w:val="22"/>
+                <w:szCs w:val="22"/>
+              </w:rPr>
+            </w:pPr>
+            <w:r>
+              <w:rPr>
+                <w:sz w:val="22"/>
+                <w:szCs w:val="22"/>
+              </w:rPr>
+              <w:t>Get a specific provider by their provider id.</w:t>
+            </w:r>
+          </w:p>
+        </w:tc>
+        <w:tc>
+          <w:tcPr>
+            <w:tcW w:w="1127" w:type="dxa"/>
           </w:tcPr>
           <w:p>
             <w:pPr>
@@ -1354,7 +1391,7 @@
       <w:tr>
         <w:tc>
           <w:tcPr>
-            <w:tcW w:w="1966" w:type="dxa"/>
+            <w:tcW w:w="1422" w:type="dxa"/>
           </w:tcPr>
           <w:p>
             <w:pPr>
@@ -1374,67 +1411,88 @@
         </w:tc>
         <w:tc>
           <w:tcPr>
-            <w:tcW w:w="1508" w:type="dxa"/>
-          </w:tcPr>
-          <w:p>
-            <w:pPr>
-              <w:rPr>
-                <w:sz w:val="22"/>
-                <w:szCs w:val="22"/>
-              </w:rPr>
-            </w:pPr>
-            <w:r>
-              <w:rPr>
-                <w:sz w:val="22"/>
-                <w:szCs w:val="22"/>
-              </w:rPr>
-              <w:t>Delete a provider</w:t>
-            </w:r>
-          </w:p>
-        </w:tc>
-        <w:tc>
-          <w:tcPr>
-            <w:tcW w:w="2529" w:type="dxa"/>
-          </w:tcPr>
-          <w:p>
-            <w:pPr>
-              <w:rPr>
-                <w:sz w:val="22"/>
-                <w:szCs w:val="22"/>
-              </w:rPr>
-            </w:pPr>
-            <w:r>
-              <w:rPr>
-                <w:sz w:val="22"/>
-                <w:szCs w:val="22"/>
-              </w:rPr>
-              <w:t>DELETE: /api/admin/delete-provider/{providerId}</w:t>
-            </w:r>
-          </w:p>
-        </w:tc>
-        <w:tc>
-          <w:tcPr>
-            <w:tcW w:w="1853" w:type="dxa"/>
-          </w:tcPr>
-          <w:p>
-            <w:pPr>
-              <w:rPr>
-                <w:sz w:val="22"/>
-                <w:szCs w:val="22"/>
-              </w:rPr>
-            </w:pPr>
-            <w:r>
-              <w:rPr>
-                <w:sz w:val="22"/>
-                <w:szCs w:val="22"/>
-              </w:rPr>
-              <w:t>Delete a particular provider by providing their provider id.</w:t>
-            </w:r>
-          </w:p>
-        </w:tc>
-        <w:tc>
-          <w:tcPr>
-            <w:tcW w:w="1165" w:type="dxa"/>
+            <w:tcW w:w="1090" w:type="dxa"/>
+          </w:tcPr>
+          <w:p>
+            <w:pPr>
+              <w:rPr>
+                <w:sz w:val="22"/>
+                <w:szCs w:val="22"/>
+              </w:rPr>
+            </w:pPr>
+            <w:r>
+              <w:rPr>
+                <w:sz w:val="22"/>
+                <w:szCs w:val="22"/>
+              </w:rPr>
+              <w:t>Create a provider</w:t>
+            </w:r>
+          </w:p>
+        </w:tc>
+        <w:tc>
+          <w:tcPr>
+            <w:tcW w:w="4069" w:type="dxa"/>
+          </w:tcPr>
+          <w:p>
+            <w:pPr>
+              <w:rPr>
+                <w:sz w:val="22"/>
+                <w:szCs w:val="22"/>
+              </w:rPr>
+            </w:pPr>
+            <w:r>
+              <w:rPr>
+                <w:sz w:val="22"/>
+                <w:szCs w:val="22"/>
+              </w:rPr>
+              <w:t xml:space="preserve">POST: </w:t>
+            </w:r>
+            <w:r>
+              <w:rPr>
+                <w:sz w:val="22"/>
+                <w:szCs w:val="22"/>
+              </w:rPr>
+              <w:t>/api/admin</w:t>
+            </w:r>
+            <w:r>
+              <w:rPr>
+                <w:sz w:val="22"/>
+                <w:szCs w:val="22"/>
+              </w:rPr>
+              <w:t>/</w:t>
+            </w:r>
+            <w:r>
+              <w:rPr>
+                <w:sz w:val="22"/>
+                <w:szCs w:val="22"/>
+              </w:rPr>
+              <w:t>create-provider</w:t>
+            </w:r>
+          </w:p>
+        </w:tc>
+        <w:tc>
+          <w:tcPr>
+            <w:tcW w:w="1313" w:type="dxa"/>
+          </w:tcPr>
+          <w:p>
+            <w:pPr>
+              <w:rPr>
+                <w:sz w:val="22"/>
+                <w:szCs w:val="22"/>
+              </w:rPr>
+            </w:pPr>
+            <w:r>
+              <w:rPr>
+                <w:sz w:val="22"/>
+                <w:szCs w:val="22"/>
+              </w:rPr>
+              <w:t>Create a provider through Admin</w:t>
+            </w:r>
+          </w:p>
+        </w:tc>
+        <w:tc>
+          <w:tcPr>
+            <w:tcW w:w="1127" w:type="dxa"/>
           </w:tcPr>
           <w:p>
             <w:pPr>
@@ -1456,87 +1514,87 @@
       <w:tr>
         <w:tc>
           <w:tcPr>
-            <w:tcW w:w="1966" w:type="dxa"/>
-          </w:tcPr>
-          <w:p>
-            <w:pPr>
-              <w:rPr>
-                <w:sz w:val="22"/>
-                <w:szCs w:val="22"/>
-              </w:rPr>
-            </w:pPr>
-            <w:r>
-              <w:rPr>
-                <w:sz w:val="22"/>
-                <w:szCs w:val="22"/>
-              </w:rPr>
-              <w:t xml:space="preserve">Admin Controller </w:t>
-            </w:r>
-          </w:p>
-        </w:tc>
-        <w:tc>
-          <w:tcPr>
-            <w:tcW w:w="1508" w:type="dxa"/>
-          </w:tcPr>
-          <w:p>
-            <w:pPr>
-              <w:rPr>
-                <w:sz w:val="22"/>
-                <w:szCs w:val="22"/>
-              </w:rPr>
-            </w:pPr>
-            <w:r>
-              <w:rPr>
-                <w:sz w:val="22"/>
-                <w:szCs w:val="22"/>
-              </w:rPr>
-              <w:t>Get providers by location</w:t>
-            </w:r>
-          </w:p>
-        </w:tc>
-        <w:tc>
-          <w:tcPr>
-            <w:tcW w:w="2529" w:type="dxa"/>
-          </w:tcPr>
-          <w:p>
-            <w:pPr>
-              <w:rPr>
-                <w:sz w:val="22"/>
-                <w:szCs w:val="22"/>
-              </w:rPr>
-            </w:pPr>
-            <w:r>
-              <w:rPr>
-                <w:sz w:val="22"/>
-                <w:szCs w:val="22"/>
-              </w:rPr>
-              <w:t>GET: /api/admin/get-provider-location</w:t>
-            </w:r>
-          </w:p>
-        </w:tc>
-        <w:tc>
-          <w:tcPr>
-            <w:tcW w:w="1853" w:type="dxa"/>
-          </w:tcPr>
-          <w:p>
-            <w:pPr>
-              <w:rPr>
-                <w:sz w:val="22"/>
-                <w:szCs w:val="22"/>
-              </w:rPr>
-            </w:pPr>
-            <w:r>
-              <w:rPr>
-                <w:sz w:val="22"/>
-                <w:szCs w:val="22"/>
-              </w:rPr>
-              <w:t>Get list of all types of providers based on a specific location passed through query parameters.</w:t>
-            </w:r>
-          </w:p>
-        </w:tc>
-        <w:tc>
-          <w:tcPr>
-            <w:tcW w:w="1165" w:type="dxa"/>
+            <w:tcW w:w="1422" w:type="dxa"/>
+          </w:tcPr>
+          <w:p>
+            <w:pPr>
+              <w:rPr>
+                <w:sz w:val="22"/>
+                <w:szCs w:val="22"/>
+              </w:rPr>
+            </w:pPr>
+            <w:r>
+              <w:rPr>
+                <w:sz w:val="22"/>
+                <w:szCs w:val="22"/>
+              </w:rPr>
+              <w:t>Admin Controller</w:t>
+            </w:r>
+          </w:p>
+        </w:tc>
+        <w:tc>
+          <w:tcPr>
+            <w:tcW w:w="1090" w:type="dxa"/>
+          </w:tcPr>
+          <w:p>
+            <w:pPr>
+              <w:rPr>
+                <w:sz w:val="22"/>
+                <w:szCs w:val="22"/>
+              </w:rPr>
+            </w:pPr>
+            <w:r>
+              <w:rPr>
+                <w:sz w:val="22"/>
+                <w:szCs w:val="22"/>
+              </w:rPr>
+              <w:t>Update a provider</w:t>
+            </w:r>
+          </w:p>
+        </w:tc>
+        <w:tc>
+          <w:tcPr>
+            <w:tcW w:w="4069" w:type="dxa"/>
+          </w:tcPr>
+          <w:p>
+            <w:pPr>
+              <w:rPr>
+                <w:sz w:val="22"/>
+                <w:szCs w:val="22"/>
+              </w:rPr>
+            </w:pPr>
+            <w:r>
+              <w:rPr>
+                <w:sz w:val="22"/>
+                <w:szCs w:val="22"/>
+              </w:rPr>
+              <w:t>PUT: /api/admin/update-provider</w:t>
+            </w:r>
+          </w:p>
+        </w:tc>
+        <w:tc>
+          <w:tcPr>
+            <w:tcW w:w="1313" w:type="dxa"/>
+          </w:tcPr>
+          <w:p>
+            <w:pPr>
+              <w:rPr>
+                <w:sz w:val="22"/>
+                <w:szCs w:val="22"/>
+              </w:rPr>
+            </w:pPr>
+            <w:r>
+              <w:rPr>
+                <w:sz w:val="22"/>
+                <w:szCs w:val="22"/>
+              </w:rPr>
+              <w:t>Update details of a particular provider.</w:t>
+            </w:r>
+          </w:p>
+        </w:tc>
+        <w:tc>
+          <w:tcPr>
+            <w:tcW w:w="1127" w:type="dxa"/>
           </w:tcPr>
           <w:p>
             <w:pPr>
@@ -1558,7 +1616,7 @@
       <w:tr>
         <w:tc>
           <w:tcPr>
-            <w:tcW w:w="1966" w:type="dxa"/>
+            <w:tcW w:w="1422" w:type="dxa"/>
           </w:tcPr>
           <w:p>
             <w:pPr>
@@ -1578,67 +1636,67 @@
         </w:tc>
         <w:tc>
           <w:tcPr>
-            <w:tcW w:w="1508" w:type="dxa"/>
-          </w:tcPr>
-          <w:p>
-            <w:pPr>
-              <w:rPr>
-                <w:sz w:val="22"/>
-                <w:szCs w:val="22"/>
-              </w:rPr>
-            </w:pPr>
-            <w:r>
-              <w:rPr>
-                <w:sz w:val="22"/>
-                <w:szCs w:val="22"/>
-              </w:rPr>
-              <w:t>Get relevant providers</w:t>
-            </w:r>
-          </w:p>
-        </w:tc>
-        <w:tc>
-          <w:tcPr>
-            <w:tcW w:w="2529" w:type="dxa"/>
-          </w:tcPr>
-          <w:p>
-            <w:pPr>
-              <w:rPr>
-                <w:sz w:val="22"/>
-                <w:szCs w:val="22"/>
-              </w:rPr>
-            </w:pPr>
-            <w:r>
-              <w:rPr>
-                <w:sz w:val="22"/>
-                <w:szCs w:val="22"/>
-              </w:rPr>
-              <w:t>GET: /api/admin/get-provider-relevant</w:t>
-            </w:r>
-          </w:p>
-        </w:tc>
-        <w:tc>
-          <w:tcPr>
-            <w:tcW w:w="1853" w:type="dxa"/>
-          </w:tcPr>
-          <w:p>
-            <w:pPr>
-              <w:rPr>
-                <w:sz w:val="22"/>
-                <w:szCs w:val="22"/>
-              </w:rPr>
-            </w:pPr>
-            <w:r>
-              <w:rPr>
-                <w:sz w:val="22"/>
-                <w:szCs w:val="22"/>
-              </w:rPr>
-              <w:t>Get a list of all the relevant providers based on their location and type of service provided.</w:t>
-            </w:r>
-          </w:p>
-        </w:tc>
-        <w:tc>
-          <w:tcPr>
-            <w:tcW w:w="1165" w:type="dxa"/>
+            <w:tcW w:w="1090" w:type="dxa"/>
+          </w:tcPr>
+          <w:p>
+            <w:pPr>
+              <w:rPr>
+                <w:sz w:val="22"/>
+                <w:szCs w:val="22"/>
+              </w:rPr>
+            </w:pPr>
+            <w:r>
+              <w:rPr>
+                <w:sz w:val="22"/>
+                <w:szCs w:val="22"/>
+              </w:rPr>
+              <w:t>Delete a provider</w:t>
+            </w:r>
+          </w:p>
+        </w:tc>
+        <w:tc>
+          <w:tcPr>
+            <w:tcW w:w="4069" w:type="dxa"/>
+          </w:tcPr>
+          <w:p>
+            <w:pPr>
+              <w:rPr>
+                <w:sz w:val="22"/>
+                <w:szCs w:val="22"/>
+              </w:rPr>
+            </w:pPr>
+            <w:r>
+              <w:rPr>
+                <w:sz w:val="22"/>
+                <w:szCs w:val="22"/>
+              </w:rPr>
+              <w:t>DELETE: /api/admin/delete-provider/{providerId}</w:t>
+            </w:r>
+          </w:p>
+        </w:tc>
+        <w:tc>
+          <w:tcPr>
+            <w:tcW w:w="1313" w:type="dxa"/>
+          </w:tcPr>
+          <w:p>
+            <w:pPr>
+              <w:rPr>
+                <w:sz w:val="22"/>
+                <w:szCs w:val="22"/>
+              </w:rPr>
+            </w:pPr>
+            <w:r>
+              <w:rPr>
+                <w:sz w:val="22"/>
+                <w:szCs w:val="22"/>
+              </w:rPr>
+              <w:t>Delete a particular provider by providing their provider id.</w:t>
+            </w:r>
+          </w:p>
+        </w:tc>
+        <w:tc>
+          <w:tcPr>
+            <w:tcW w:w="1127" w:type="dxa"/>
           </w:tcPr>
           <w:p>
             <w:pPr>
@@ -1660,87 +1718,87 @@
       <w:tr>
         <w:tc>
           <w:tcPr>
-            <w:tcW w:w="1966" w:type="dxa"/>
-          </w:tcPr>
-          <w:p>
-            <w:pPr>
-              <w:rPr>
-                <w:sz w:val="22"/>
-                <w:szCs w:val="22"/>
-              </w:rPr>
-            </w:pPr>
-            <w:r>
-              <w:rPr>
-                <w:sz w:val="22"/>
-                <w:szCs w:val="22"/>
-              </w:rPr>
-              <w:t>Admin Controller</w:t>
-            </w:r>
-          </w:p>
-        </w:tc>
-        <w:tc>
-          <w:tcPr>
-            <w:tcW w:w="1508" w:type="dxa"/>
-          </w:tcPr>
-          <w:p>
-            <w:pPr>
-              <w:rPr>
-                <w:sz w:val="22"/>
-                <w:szCs w:val="22"/>
-              </w:rPr>
-            </w:pPr>
-            <w:r>
-              <w:rPr>
-                <w:sz w:val="22"/>
-                <w:szCs w:val="22"/>
-              </w:rPr>
-              <w:t>Create a service</w:t>
-            </w:r>
-          </w:p>
-        </w:tc>
-        <w:tc>
-          <w:tcPr>
-            <w:tcW w:w="2529" w:type="dxa"/>
-          </w:tcPr>
-          <w:p>
-            <w:pPr>
-              <w:rPr>
-                <w:sz w:val="22"/>
-                <w:szCs w:val="22"/>
-              </w:rPr>
-            </w:pPr>
-            <w:r>
-              <w:rPr>
-                <w:sz w:val="22"/>
-                <w:szCs w:val="22"/>
-              </w:rPr>
-              <w:t>POST: /api/admin/create-service</w:t>
-            </w:r>
-          </w:p>
-        </w:tc>
-        <w:tc>
-          <w:tcPr>
-            <w:tcW w:w="1853" w:type="dxa"/>
-          </w:tcPr>
-          <w:p>
-            <w:pPr>
-              <w:rPr>
-                <w:sz w:val="22"/>
-                <w:szCs w:val="22"/>
-              </w:rPr>
-            </w:pPr>
-            <w:r>
-              <w:rPr>
-                <w:sz w:val="22"/>
-                <w:szCs w:val="22"/>
-              </w:rPr>
-              <w:t>Used to create a new type service.</w:t>
-            </w:r>
-          </w:p>
-        </w:tc>
-        <w:tc>
-          <w:tcPr>
-            <w:tcW w:w="1165" w:type="dxa"/>
+            <w:tcW w:w="1422" w:type="dxa"/>
+          </w:tcPr>
+          <w:p>
+            <w:pPr>
+              <w:rPr>
+                <w:sz w:val="22"/>
+                <w:szCs w:val="22"/>
+              </w:rPr>
+            </w:pPr>
+            <w:r>
+              <w:rPr>
+                <w:sz w:val="22"/>
+                <w:szCs w:val="22"/>
+              </w:rPr>
+              <w:t xml:space="preserve">Admin Controller </w:t>
+            </w:r>
+          </w:p>
+        </w:tc>
+        <w:tc>
+          <w:tcPr>
+            <w:tcW w:w="1090" w:type="dxa"/>
+          </w:tcPr>
+          <w:p>
+            <w:pPr>
+              <w:rPr>
+                <w:sz w:val="22"/>
+                <w:szCs w:val="22"/>
+              </w:rPr>
+            </w:pPr>
+            <w:r>
+              <w:rPr>
+                <w:sz w:val="22"/>
+                <w:szCs w:val="22"/>
+              </w:rPr>
+              <w:t>Get providers by location</w:t>
+            </w:r>
+          </w:p>
+        </w:tc>
+        <w:tc>
+          <w:tcPr>
+            <w:tcW w:w="4069" w:type="dxa"/>
+          </w:tcPr>
+          <w:p>
+            <w:pPr>
+              <w:rPr>
+                <w:sz w:val="22"/>
+                <w:szCs w:val="22"/>
+              </w:rPr>
+            </w:pPr>
+            <w:r>
+              <w:rPr>
+                <w:sz w:val="22"/>
+                <w:szCs w:val="22"/>
+              </w:rPr>
+              <w:t>GET: /api/admin/get-provider-location</w:t>
+            </w:r>
+          </w:p>
+        </w:tc>
+        <w:tc>
+          <w:tcPr>
+            <w:tcW w:w="1313" w:type="dxa"/>
+          </w:tcPr>
+          <w:p>
+            <w:pPr>
+              <w:rPr>
+                <w:sz w:val="22"/>
+                <w:szCs w:val="22"/>
+              </w:rPr>
+            </w:pPr>
+            <w:r>
+              <w:rPr>
+                <w:sz w:val="22"/>
+                <w:szCs w:val="22"/>
+              </w:rPr>
+              <w:t>Get list of all types of providers based on a specific location passed through query parameters.</w:t>
+            </w:r>
+          </w:p>
+        </w:tc>
+        <w:tc>
+          <w:tcPr>
+            <w:tcW w:w="1127" w:type="dxa"/>
           </w:tcPr>
           <w:p>
             <w:pPr>
@@ -1762,7 +1820,7 @@
       <w:tr>
         <w:tc>
           <w:tcPr>
-            <w:tcW w:w="1966" w:type="dxa"/>
+            <w:tcW w:w="1422" w:type="dxa"/>
           </w:tcPr>
           <w:p>
             <w:pPr>
@@ -1782,67 +1840,67 @@
         </w:tc>
         <w:tc>
           <w:tcPr>
-            <w:tcW w:w="1508" w:type="dxa"/>
-          </w:tcPr>
-          <w:p>
-            <w:pPr>
-              <w:rPr>
-                <w:sz w:val="22"/>
-                <w:szCs w:val="22"/>
-              </w:rPr>
-            </w:pPr>
-            <w:r>
-              <w:rPr>
-                <w:sz w:val="22"/>
-                <w:szCs w:val="22"/>
-              </w:rPr>
-              <w:t>Find a service</w:t>
-            </w:r>
-          </w:p>
-        </w:tc>
-        <w:tc>
-          <w:tcPr>
-            <w:tcW w:w="2529" w:type="dxa"/>
-          </w:tcPr>
-          <w:p>
-            <w:pPr>
-              <w:rPr>
-                <w:sz w:val="22"/>
-                <w:szCs w:val="22"/>
-              </w:rPr>
-            </w:pPr>
-            <w:r>
-              <w:rPr>
-                <w:sz w:val="22"/>
-                <w:szCs w:val="22"/>
-              </w:rPr>
-              <w:t>GET: /api/admin/get-service/{serviceId}</w:t>
-            </w:r>
-          </w:p>
-        </w:tc>
-        <w:tc>
-          <w:tcPr>
-            <w:tcW w:w="1853" w:type="dxa"/>
-          </w:tcPr>
-          <w:p>
-            <w:pPr>
-              <w:rPr>
-                <w:sz w:val="22"/>
-                <w:szCs w:val="22"/>
-              </w:rPr>
-            </w:pPr>
-            <w:r>
-              <w:rPr>
-                <w:sz w:val="22"/>
-                <w:szCs w:val="22"/>
-              </w:rPr>
-              <w:t>Fetch a particular service by their service id.</w:t>
-            </w:r>
-          </w:p>
-        </w:tc>
-        <w:tc>
-          <w:tcPr>
-            <w:tcW w:w="1165" w:type="dxa"/>
+            <w:tcW w:w="1090" w:type="dxa"/>
+          </w:tcPr>
+          <w:p>
+            <w:pPr>
+              <w:rPr>
+                <w:sz w:val="22"/>
+                <w:szCs w:val="22"/>
+              </w:rPr>
+            </w:pPr>
+            <w:r>
+              <w:rPr>
+                <w:sz w:val="22"/>
+                <w:szCs w:val="22"/>
+              </w:rPr>
+              <w:t>Get relevant providers</w:t>
+            </w:r>
+          </w:p>
+        </w:tc>
+        <w:tc>
+          <w:tcPr>
+            <w:tcW w:w="4069" w:type="dxa"/>
+          </w:tcPr>
+          <w:p>
+            <w:pPr>
+              <w:rPr>
+                <w:sz w:val="22"/>
+                <w:szCs w:val="22"/>
+              </w:rPr>
+            </w:pPr>
+            <w:r>
+              <w:rPr>
+                <w:sz w:val="22"/>
+                <w:szCs w:val="22"/>
+              </w:rPr>
+              <w:t>GET: /api/admin/get-provider-relevant</w:t>
+            </w:r>
+          </w:p>
+        </w:tc>
+        <w:tc>
+          <w:tcPr>
+            <w:tcW w:w="1313" w:type="dxa"/>
+          </w:tcPr>
+          <w:p>
+            <w:pPr>
+              <w:rPr>
+                <w:sz w:val="22"/>
+                <w:szCs w:val="22"/>
+              </w:rPr>
+            </w:pPr>
+            <w:r>
+              <w:rPr>
+                <w:sz w:val="22"/>
+                <w:szCs w:val="22"/>
+              </w:rPr>
+              <w:t>Get a list of all the relevant providers based on their location and type of service provided.</w:t>
+            </w:r>
+          </w:p>
+        </w:tc>
+        <w:tc>
+          <w:tcPr>
+            <w:tcW w:w="1127" w:type="dxa"/>
           </w:tcPr>
           <w:p>
             <w:pPr>
@@ -1864,7 +1922,7 @@
       <w:tr>
         <w:tc>
           <w:tcPr>
-            <w:tcW w:w="1966" w:type="dxa"/>
+            <w:tcW w:w="1422" w:type="dxa"/>
           </w:tcPr>
           <w:p>
             <w:pPr>
@@ -1884,80 +1942,89 @@
         </w:tc>
         <w:tc>
           <w:tcPr>
-            <w:tcW w:w="1508" w:type="dxa"/>
-          </w:tcPr>
-          <w:p>
-            <w:pPr>
-              <w:rPr>
-                <w:sz w:val="22"/>
-                <w:szCs w:val="22"/>
-              </w:rPr>
-            </w:pPr>
-            <w:r>
-              <w:rPr>
-                <w:sz w:val="22"/>
-                <w:szCs w:val="22"/>
-              </w:rPr>
-              <w:t>Find all services</w:t>
-            </w:r>
-          </w:p>
-        </w:tc>
-        <w:tc>
-          <w:tcPr>
-            <w:tcW w:w="2529" w:type="dxa"/>
-          </w:tcPr>
-          <w:p>
-            <w:pPr>
-              <w:rPr>
-                <w:sz w:val="22"/>
-                <w:szCs w:val="22"/>
-              </w:rPr>
-            </w:pPr>
-            <w:r>
-              <w:rPr>
-                <w:sz w:val="22"/>
-                <w:szCs w:val="22"/>
-              </w:rPr>
-              <w:t>GET: /api/admin/get-service</w:t>
-            </w:r>
-          </w:p>
-        </w:tc>
-        <w:tc>
-          <w:tcPr>
-            <w:tcW w:w="1853" w:type="dxa"/>
-          </w:tcPr>
-          <w:p>
-            <w:pPr>
-              <w:rPr>
-                <w:sz w:val="22"/>
-                <w:szCs w:val="22"/>
-              </w:rPr>
-            </w:pPr>
-            <w:r>
-              <w:rPr>
-                <w:sz w:val="22"/>
-                <w:szCs w:val="22"/>
-              </w:rPr>
-              <w:t>Fetch all the present offering services.</w:t>
-            </w:r>
-          </w:p>
-        </w:tc>
-        <w:tc>
-          <w:tcPr>
-            <w:tcW w:w="1165" w:type="dxa"/>
-          </w:tcPr>
-          <w:p>
-            <w:pPr>
-              <w:rPr>
-                <w:sz w:val="22"/>
-                <w:szCs w:val="22"/>
-              </w:rPr>
-            </w:pPr>
-            <w:r>
-              <w:rPr>
-                <w:sz w:val="22"/>
-                <w:szCs w:val="22"/>
-              </w:rPr>
+            <w:tcW w:w="1090" w:type="dxa"/>
+          </w:tcPr>
+          <w:p>
+            <w:pPr>
+              <w:rPr>
+                <w:sz w:val="22"/>
+                <w:szCs w:val="22"/>
+              </w:rPr>
+            </w:pPr>
+            <w:r>
+              <w:rPr>
+                <w:sz w:val="22"/>
+                <w:szCs w:val="22"/>
+              </w:rPr>
+              <w:t>Create a service</w:t>
+            </w:r>
+          </w:p>
+        </w:tc>
+        <w:tc>
+          <w:tcPr>
+            <w:tcW w:w="4069" w:type="dxa"/>
+          </w:tcPr>
+          <w:p>
+            <w:pPr>
+              <w:rPr>
+                <w:sz w:val="22"/>
+                <w:szCs w:val="22"/>
+              </w:rPr>
+            </w:pPr>
+            <w:r>
+              <w:rPr>
+                <w:sz w:val="22"/>
+                <w:szCs w:val="22"/>
+              </w:rPr>
+              <w:t>POST: /api/admin/create-service</w:t>
+            </w:r>
+          </w:p>
+        </w:tc>
+        <w:tc>
+          <w:tcPr>
+            <w:tcW w:w="1313" w:type="dxa"/>
+          </w:tcPr>
+          <w:p>
+            <w:pPr>
+              <w:rPr>
+                <w:sz w:val="22"/>
+                <w:szCs w:val="22"/>
+              </w:rPr>
+            </w:pPr>
+            <w:r>
+              <w:rPr>
+                <w:sz w:val="22"/>
+                <w:szCs w:val="22"/>
+              </w:rPr>
+              <w:t xml:space="preserve">Used to create a </w:t>
+            </w:r>
+            <w:r>
+              <w:rPr>
+                <w:sz w:val="22"/>
+                <w:szCs w:val="22"/>
+              </w:rPr>
+              <w:lastRenderedPageBreak/>
+              <w:t>new type service.</w:t>
+            </w:r>
+          </w:p>
+        </w:tc>
+        <w:tc>
+          <w:tcPr>
+            <w:tcW w:w="1127" w:type="dxa"/>
+          </w:tcPr>
+          <w:p>
+            <w:pPr>
+              <w:rPr>
+                <w:sz w:val="22"/>
+                <w:szCs w:val="22"/>
+              </w:rPr>
+            </w:pPr>
+            <w:r>
+              <w:rPr>
+                <w:sz w:val="22"/>
+                <w:szCs w:val="22"/>
+              </w:rPr>
+              <w:lastRenderedPageBreak/>
               <w:t>Admin</w:t>
             </w:r>
           </w:p>
@@ -1966,7 +2033,7 @@
       <w:tr>
         <w:tc>
           <w:tcPr>
-            <w:tcW w:w="1966" w:type="dxa"/>
+            <w:tcW w:w="1422" w:type="dxa"/>
           </w:tcPr>
           <w:p>
             <w:pPr>
@@ -1986,67 +2053,67 @@
         </w:tc>
         <w:tc>
           <w:tcPr>
-            <w:tcW w:w="1508" w:type="dxa"/>
-          </w:tcPr>
-          <w:p>
-            <w:pPr>
-              <w:rPr>
-                <w:sz w:val="22"/>
-                <w:szCs w:val="22"/>
-              </w:rPr>
-            </w:pPr>
-            <w:r>
-              <w:rPr>
-                <w:sz w:val="22"/>
-                <w:szCs w:val="22"/>
-              </w:rPr>
-              <w:t>Find all bookings</w:t>
-            </w:r>
-          </w:p>
-        </w:tc>
-        <w:tc>
-          <w:tcPr>
-            <w:tcW w:w="2529" w:type="dxa"/>
-          </w:tcPr>
-          <w:p>
-            <w:pPr>
-              <w:rPr>
-                <w:sz w:val="22"/>
-                <w:szCs w:val="22"/>
-              </w:rPr>
-            </w:pPr>
-            <w:r>
-              <w:rPr>
-                <w:sz w:val="22"/>
-                <w:szCs w:val="22"/>
-              </w:rPr>
-              <w:t>GET: /api/admin/get-all/bookings</w:t>
-            </w:r>
-          </w:p>
-        </w:tc>
-        <w:tc>
-          <w:tcPr>
-            <w:tcW w:w="1853" w:type="dxa"/>
-          </w:tcPr>
-          <w:p>
-            <w:pPr>
-              <w:rPr>
-                <w:sz w:val="22"/>
-                <w:szCs w:val="22"/>
-              </w:rPr>
-            </w:pPr>
-            <w:r>
-              <w:rPr>
-                <w:sz w:val="22"/>
-                <w:szCs w:val="22"/>
-              </w:rPr>
-              <w:t>Fetch all the recent bookings.</w:t>
-            </w:r>
-          </w:p>
-        </w:tc>
-        <w:tc>
-          <w:tcPr>
-            <w:tcW w:w="1165" w:type="dxa"/>
+            <w:tcW w:w="1090" w:type="dxa"/>
+          </w:tcPr>
+          <w:p>
+            <w:pPr>
+              <w:rPr>
+                <w:sz w:val="22"/>
+                <w:szCs w:val="22"/>
+              </w:rPr>
+            </w:pPr>
+            <w:r>
+              <w:rPr>
+                <w:sz w:val="22"/>
+                <w:szCs w:val="22"/>
+              </w:rPr>
+              <w:t>Find a service</w:t>
+            </w:r>
+          </w:p>
+        </w:tc>
+        <w:tc>
+          <w:tcPr>
+            <w:tcW w:w="4069" w:type="dxa"/>
+          </w:tcPr>
+          <w:p>
+            <w:pPr>
+              <w:rPr>
+                <w:sz w:val="22"/>
+                <w:szCs w:val="22"/>
+              </w:rPr>
+            </w:pPr>
+            <w:r>
+              <w:rPr>
+                <w:sz w:val="22"/>
+                <w:szCs w:val="22"/>
+              </w:rPr>
+              <w:t>GET: /api/admin/get-service/{serviceId}</w:t>
+            </w:r>
+          </w:p>
+        </w:tc>
+        <w:tc>
+          <w:tcPr>
+            <w:tcW w:w="1313" w:type="dxa"/>
+          </w:tcPr>
+          <w:p>
+            <w:pPr>
+              <w:rPr>
+                <w:sz w:val="22"/>
+                <w:szCs w:val="22"/>
+              </w:rPr>
+            </w:pPr>
+            <w:r>
+              <w:rPr>
+                <w:sz w:val="22"/>
+                <w:szCs w:val="22"/>
+              </w:rPr>
+              <w:t>Fetch a particular service by their service id.</w:t>
+            </w:r>
+          </w:p>
+        </w:tc>
+        <w:tc>
+          <w:tcPr>
+            <w:tcW w:w="1127" w:type="dxa"/>
           </w:tcPr>
           <w:p>
             <w:pPr>
@@ -2068,117 +2135,101 @@
       <w:tr>
         <w:tc>
           <w:tcPr>
-            <w:tcW w:w="1966" w:type="dxa"/>
-          </w:tcPr>
-          <w:p>
-            <w:pPr>
-              <w:rPr>
-                <w:sz w:val="22"/>
-                <w:szCs w:val="22"/>
-              </w:rPr>
-            </w:pPr>
-            <w:r>
-              <w:rPr>
-                <w:sz w:val="22"/>
-                <w:szCs w:val="22"/>
-              </w:rPr>
-              <w:t>Booking Controller</w:t>
-            </w:r>
-          </w:p>
-        </w:tc>
-        <w:tc>
-          <w:tcPr>
-            <w:tcW w:w="1508" w:type="dxa"/>
-          </w:tcPr>
-          <w:p>
-            <w:pPr>
-              <w:rPr>
-                <w:sz w:val="22"/>
-                <w:szCs w:val="22"/>
-              </w:rPr>
-            </w:pPr>
-            <w:r>
-              <w:rPr>
-                <w:sz w:val="22"/>
-                <w:szCs w:val="22"/>
-              </w:rPr>
-              <w:t>Book a request</w:t>
-            </w:r>
-          </w:p>
-        </w:tc>
-        <w:tc>
-          <w:tcPr>
-            <w:tcW w:w="2529" w:type="dxa"/>
-          </w:tcPr>
-          <w:p>
-            <w:pPr>
-              <w:rPr>
-                <w:sz w:val="22"/>
-                <w:szCs w:val="22"/>
-              </w:rPr>
-            </w:pPr>
-            <w:r>
-              <w:rPr>
-                <w:sz w:val="22"/>
-                <w:szCs w:val="22"/>
-              </w:rPr>
-              <w:t xml:space="preserve">POST: </w:t>
-            </w:r>
-            <w:r>
-              <w:rPr>
-                <w:sz w:val="22"/>
-                <w:szCs w:val="22"/>
-              </w:rPr>
-              <w:t>/api/bookings/book-request</w:t>
-            </w:r>
-          </w:p>
-        </w:tc>
-        <w:tc>
-          <w:tcPr>
-            <w:tcW w:w="1853" w:type="dxa"/>
-          </w:tcPr>
-          <w:p>
-            <w:pPr>
-              <w:rPr>
-                <w:sz w:val="22"/>
-                <w:szCs w:val="22"/>
-              </w:rPr>
-            </w:pPr>
-            <w:r>
-              <w:rPr>
-                <w:sz w:val="22"/>
-                <w:szCs w:val="22"/>
-              </w:rPr>
-              <w:t xml:space="preserve">Allows a customer to </w:t>
-            </w:r>
-            <w:r>
-              <w:rPr>
-                <w:sz w:val="22"/>
-                <w:szCs w:val="22"/>
-              </w:rPr>
-              <w:lastRenderedPageBreak/>
-              <w:t>book a request</w:t>
-            </w:r>
-          </w:p>
-        </w:tc>
-        <w:tc>
-          <w:tcPr>
-            <w:tcW w:w="1165" w:type="dxa"/>
-          </w:tcPr>
-          <w:p>
-            <w:pPr>
-              <w:rPr>
-                <w:sz w:val="22"/>
-                <w:szCs w:val="22"/>
-              </w:rPr>
-            </w:pPr>
-            <w:r>
-              <w:rPr>
-                <w:sz w:val="22"/>
-                <w:szCs w:val="22"/>
-              </w:rPr>
-              <w:lastRenderedPageBreak/>
-              <w:t>Customer</w:t>
+            <w:tcW w:w="1422" w:type="dxa"/>
+          </w:tcPr>
+          <w:p>
+            <w:pPr>
+              <w:rPr>
+                <w:sz w:val="22"/>
+                <w:szCs w:val="22"/>
+              </w:rPr>
+            </w:pPr>
+            <w:r>
+              <w:rPr>
+                <w:sz w:val="22"/>
+                <w:szCs w:val="22"/>
+              </w:rPr>
+              <w:t>Admin Controller</w:t>
+            </w:r>
+          </w:p>
+        </w:tc>
+        <w:tc>
+          <w:tcPr>
+            <w:tcW w:w="1090" w:type="dxa"/>
+          </w:tcPr>
+          <w:p>
+            <w:pPr>
+              <w:rPr>
+                <w:sz w:val="22"/>
+                <w:szCs w:val="22"/>
+              </w:rPr>
+            </w:pPr>
+            <w:r>
+              <w:rPr>
+                <w:sz w:val="22"/>
+                <w:szCs w:val="22"/>
+              </w:rPr>
+              <w:t>Find all services</w:t>
+            </w:r>
+          </w:p>
+        </w:tc>
+        <w:tc>
+          <w:tcPr>
+            <w:tcW w:w="4069" w:type="dxa"/>
+          </w:tcPr>
+          <w:p>
+            <w:pPr>
+              <w:rPr>
+                <w:sz w:val="22"/>
+                <w:szCs w:val="22"/>
+              </w:rPr>
+            </w:pPr>
+            <w:r>
+              <w:rPr>
+                <w:sz w:val="22"/>
+                <w:szCs w:val="22"/>
+              </w:rPr>
+              <w:t>GET: /api/admin/get-service</w:t>
+            </w:r>
+          </w:p>
+        </w:tc>
+        <w:tc>
+          <w:tcPr>
+            <w:tcW w:w="1313" w:type="dxa"/>
+          </w:tcPr>
+          <w:p>
+            <w:pPr>
+              <w:rPr>
+                <w:sz w:val="22"/>
+                <w:szCs w:val="22"/>
+              </w:rPr>
+            </w:pPr>
+            <w:r>
+              <w:rPr>
+                <w:sz w:val="22"/>
+                <w:szCs w:val="22"/>
+              </w:rPr>
+              <w:t>Fetch all the present offering services.</w:t>
+            </w:r>
+          </w:p>
+        </w:tc>
+        <w:tc>
+          <w:tcPr>
+            <w:tcW w:w="1127" w:type="dxa"/>
+          </w:tcPr>
+          <w:p>
+            <w:pPr>
+              <w:rPr>
+                <w:sz w:val="22"/>
+                <w:szCs w:val="22"/>
+              </w:rPr>
+            </w:pPr>
+            <w:r>
+              <w:rPr>
+                <w:sz w:val="22"/>
+                <w:szCs w:val="22"/>
+              </w:rPr>
+              <w:t>Admin</w:t>
             </w:r>
           </w:p>
         </w:tc>
@@ -2186,115 +2237,101 @@
       <w:tr>
         <w:tc>
           <w:tcPr>
-            <w:tcW w:w="1966" w:type="dxa"/>
-          </w:tcPr>
-          <w:p>
-            <w:pPr>
-              <w:rPr>
-                <w:sz w:val="22"/>
-                <w:szCs w:val="22"/>
-              </w:rPr>
-            </w:pPr>
-            <w:r>
-              <w:rPr>
-                <w:sz w:val="22"/>
-                <w:szCs w:val="22"/>
-              </w:rPr>
-              <w:t>Booking Controller</w:t>
-            </w:r>
-          </w:p>
-        </w:tc>
-        <w:tc>
-          <w:tcPr>
-            <w:tcW w:w="1508" w:type="dxa"/>
-          </w:tcPr>
-          <w:p>
-            <w:pPr>
-              <w:rPr>
-                <w:sz w:val="22"/>
-                <w:szCs w:val="22"/>
-              </w:rPr>
-            </w:pPr>
-            <w:r>
-              <w:rPr>
-                <w:sz w:val="22"/>
-                <w:szCs w:val="22"/>
-              </w:rPr>
-              <w:t>Get booked requests</w:t>
-            </w:r>
-          </w:p>
-        </w:tc>
-        <w:tc>
-          <w:tcPr>
-            <w:tcW w:w="2529" w:type="dxa"/>
-          </w:tcPr>
-          <w:p>
-            <w:pPr>
-              <w:rPr>
-                <w:sz w:val="22"/>
-                <w:szCs w:val="22"/>
-              </w:rPr>
-            </w:pPr>
-            <w:r>
-              <w:rPr>
-                <w:sz w:val="22"/>
-                <w:szCs w:val="22"/>
-              </w:rPr>
-              <w:t>GET: /api/bookings/get-booked</w:t>
-            </w:r>
-            <w:r>
-              <w:rPr>
-                <w:sz w:val="22"/>
-                <w:szCs w:val="22"/>
-              </w:rPr>
-              <w:t>-requests</w:t>
-            </w:r>
-          </w:p>
-        </w:tc>
-        <w:tc>
-          <w:tcPr>
-            <w:tcW w:w="1853" w:type="dxa"/>
-          </w:tcPr>
-          <w:p>
-            <w:pPr>
-              <w:rPr>
-                <w:sz w:val="22"/>
-                <w:szCs w:val="22"/>
-              </w:rPr>
-            </w:pPr>
-            <w:r>
-              <w:rPr>
-                <w:sz w:val="22"/>
-                <w:szCs w:val="22"/>
-              </w:rPr>
-              <w:t xml:space="preserve">Fetch all the booked requests </w:t>
-            </w:r>
-            <w:r>
-              <w:rPr>
-                <w:sz w:val="22"/>
-                <w:szCs w:val="22"/>
-              </w:rPr>
-              <w:t>by a customer</w:t>
-            </w:r>
-          </w:p>
-        </w:tc>
-        <w:tc>
-          <w:tcPr>
-            <w:tcW w:w="1165" w:type="dxa"/>
-          </w:tcPr>
-          <w:p>
-            <w:pPr>
-              <w:rPr>
-                <w:sz w:val="22"/>
-                <w:szCs w:val="22"/>
-              </w:rPr>
-            </w:pPr>
-            <w:r>
-              <w:rPr>
-                <w:sz w:val="22"/>
-                <w:szCs w:val="22"/>
-              </w:rPr>
-              <w:t>Customer</w:t>
+            <w:tcW w:w="1422" w:type="dxa"/>
+          </w:tcPr>
+          <w:p>
+            <w:pPr>
+              <w:rPr>
+                <w:sz w:val="22"/>
+                <w:szCs w:val="22"/>
+              </w:rPr>
+            </w:pPr>
+            <w:r>
+              <w:rPr>
+                <w:sz w:val="22"/>
+                <w:szCs w:val="22"/>
+              </w:rPr>
+              <w:t>Admin Controller</w:t>
+            </w:r>
+          </w:p>
+        </w:tc>
+        <w:tc>
+          <w:tcPr>
+            <w:tcW w:w="1090" w:type="dxa"/>
+          </w:tcPr>
+          <w:p>
+            <w:pPr>
+              <w:rPr>
+                <w:sz w:val="22"/>
+                <w:szCs w:val="22"/>
+              </w:rPr>
+            </w:pPr>
+            <w:r>
+              <w:rPr>
+                <w:sz w:val="22"/>
+                <w:szCs w:val="22"/>
+              </w:rPr>
+              <w:t>Find all bookings</w:t>
+            </w:r>
+          </w:p>
+        </w:tc>
+        <w:tc>
+          <w:tcPr>
+            <w:tcW w:w="4069" w:type="dxa"/>
+          </w:tcPr>
+          <w:p>
+            <w:pPr>
+              <w:rPr>
+                <w:sz w:val="22"/>
+                <w:szCs w:val="22"/>
+              </w:rPr>
+            </w:pPr>
+            <w:r>
+              <w:rPr>
+                <w:sz w:val="22"/>
+                <w:szCs w:val="22"/>
+              </w:rPr>
+              <w:t>GET: /api/admin/get-all/bookings</w:t>
+            </w:r>
+          </w:p>
+        </w:tc>
+        <w:tc>
+          <w:tcPr>
+            <w:tcW w:w="1313" w:type="dxa"/>
+          </w:tcPr>
+          <w:p>
+            <w:pPr>
+              <w:rPr>
+                <w:sz w:val="22"/>
+                <w:szCs w:val="22"/>
+              </w:rPr>
+            </w:pPr>
+            <w:r>
+              <w:rPr>
+                <w:sz w:val="22"/>
+                <w:szCs w:val="22"/>
+              </w:rPr>
+              <w:t>Fetch all the recent bookings.</w:t>
+            </w:r>
+          </w:p>
+        </w:tc>
+        <w:tc>
+          <w:tcPr>
+            <w:tcW w:w="1127" w:type="dxa"/>
+          </w:tcPr>
+          <w:p>
+            <w:pPr>
+              <w:rPr>
+                <w:sz w:val="22"/>
+                <w:szCs w:val="22"/>
+              </w:rPr>
+            </w:pPr>
+            <w:r>
+              <w:rPr>
+                <w:sz w:val="22"/>
+                <w:szCs w:val="22"/>
+              </w:rPr>
+              <w:t>Admin</w:t>
             </w:r>
           </w:p>
         </w:tc>
@@ -2302,54 +2339,47 @@
       <w:tr>
         <w:tc>
           <w:tcPr>
-            <w:tcW w:w="1966" w:type="dxa"/>
-          </w:tcPr>
-          <w:p>
-            <w:pPr>
-              <w:rPr>
-                <w:sz w:val="22"/>
-                <w:szCs w:val="22"/>
-              </w:rPr>
-            </w:pPr>
-            <w:r>
-              <w:rPr>
-                <w:sz w:val="22"/>
-                <w:szCs w:val="22"/>
-              </w:rPr>
-              <w:t>Booking Controller</w:t>
-            </w:r>
-          </w:p>
-        </w:tc>
-        <w:tc>
-          <w:tcPr>
-            <w:tcW w:w="1508" w:type="dxa"/>
-          </w:tcPr>
-          <w:p>
-            <w:pPr>
-              <w:rPr>
-                <w:sz w:val="22"/>
-                <w:szCs w:val="22"/>
-              </w:rPr>
-            </w:pPr>
-            <w:r>
-              <w:rPr>
-                <w:sz w:val="22"/>
-                <w:szCs w:val="22"/>
-              </w:rPr>
-              <w:t xml:space="preserve">Revoke a </w:t>
-            </w:r>
-            <w:r>
-              <w:rPr>
-                <w:sz w:val="22"/>
-                <w:szCs w:val="22"/>
-              </w:rPr>
-              <w:t>request</w:t>
-            </w:r>
-          </w:p>
-        </w:tc>
-        <w:tc>
-          <w:tcPr>
-            <w:tcW w:w="2529" w:type="dxa"/>
+            <w:tcW w:w="1422" w:type="dxa"/>
+          </w:tcPr>
+          <w:p>
+            <w:pPr>
+              <w:rPr>
+                <w:sz w:val="22"/>
+                <w:szCs w:val="22"/>
+              </w:rPr>
+            </w:pPr>
+            <w:r>
+              <w:rPr>
+                <w:sz w:val="22"/>
+                <w:szCs w:val="22"/>
+              </w:rPr>
+              <w:t>Admin Controller</w:t>
+            </w:r>
+          </w:p>
+        </w:tc>
+        <w:tc>
+          <w:tcPr>
+            <w:tcW w:w="1090" w:type="dxa"/>
+          </w:tcPr>
+          <w:p>
+            <w:pPr>
+              <w:rPr>
+                <w:sz w:val="22"/>
+                <w:szCs w:val="22"/>
+              </w:rPr>
+            </w:pPr>
+            <w:r>
+              <w:rPr>
+                <w:sz w:val="22"/>
+                <w:szCs w:val="22"/>
+              </w:rPr>
+              <w:t>Update password</w:t>
+            </w:r>
+          </w:p>
+        </w:tc>
+        <w:tc>
+          <w:tcPr>
+            <w:tcW w:w="4069" w:type="dxa"/>
           </w:tcPr>
           <w:p>
             <w:pPr>
@@ -2370,47 +2400,62 @@
                 <w:sz w:val="22"/>
                 <w:szCs w:val="22"/>
               </w:rPr>
-              <w:t>/api/bookings/revoke-booking/{bookingId}</w:t>
-            </w:r>
-          </w:p>
-        </w:tc>
-        <w:tc>
-          <w:tcPr>
-            <w:tcW w:w="1853" w:type="dxa"/>
-          </w:tcPr>
-          <w:p>
-            <w:pPr>
-              <w:rPr>
-                <w:sz w:val="22"/>
-                <w:szCs w:val="22"/>
-              </w:rPr>
-            </w:pPr>
-            <w:r>
-              <w:rPr>
-                <w:sz w:val="22"/>
-                <w:szCs w:val="22"/>
-              </w:rPr>
-              <w:t>Revoke a request</w:t>
-            </w:r>
-          </w:p>
-        </w:tc>
-        <w:tc>
-          <w:tcPr>
-            <w:tcW w:w="1165" w:type="dxa"/>
-          </w:tcPr>
-          <w:p>
-            <w:pPr>
-              <w:rPr>
-                <w:sz w:val="22"/>
-                <w:szCs w:val="22"/>
-              </w:rPr>
-            </w:pPr>
-            <w:r>
-              <w:rPr>
-                <w:sz w:val="22"/>
-                <w:szCs w:val="22"/>
-              </w:rPr>
-              <w:t>Customer</w:t>
+              <w:t>/api/admin</w:t>
+            </w:r>
+            <w:r>
+              <w:rPr>
+                <w:sz w:val="22"/>
+                <w:szCs w:val="22"/>
+              </w:rPr>
+              <w:t>/update-password/{username}/{newPassword}</w:t>
+            </w:r>
+          </w:p>
+          <w:p>
+            <w:pPr>
+              <w:rPr>
+                <w:sz w:val="22"/>
+                <w:szCs w:val="22"/>
+              </w:rPr>
+            </w:pPr>
+          </w:p>
+        </w:tc>
+        <w:tc>
+          <w:tcPr>
+            <w:tcW w:w="1313" w:type="dxa"/>
+          </w:tcPr>
+          <w:p>
+            <w:pPr>
+              <w:rPr>
+                <w:sz w:val="22"/>
+                <w:szCs w:val="22"/>
+              </w:rPr>
+            </w:pPr>
+            <w:r>
+              <w:rPr>
+                <w:sz w:val="22"/>
+                <w:szCs w:val="22"/>
+              </w:rPr>
+              <w:t>Update password of any user by their username</w:t>
+            </w:r>
+          </w:p>
+        </w:tc>
+        <w:tc>
+          <w:tcPr>
+            <w:tcW w:w="1127" w:type="dxa"/>
+          </w:tcPr>
+          <w:p>
+            <w:pPr>
+              <w:rPr>
+                <w:sz w:val="22"/>
+                <w:szCs w:val="22"/>
+              </w:rPr>
+            </w:pPr>
+            <w:r>
+              <w:rPr>
+                <w:sz w:val="22"/>
+                <w:szCs w:val="22"/>
+              </w:rPr>
+              <w:t>Admin</w:t>
             </w:r>
           </w:p>
         </w:tc>
@@ -2418,7 +2463,7 @@
       <w:tr>
         <w:tc>
           <w:tcPr>
-            <w:tcW w:w="1966" w:type="dxa"/>
+            <w:tcW w:w="1422" w:type="dxa"/>
           </w:tcPr>
           <w:p>
             <w:pPr>
@@ -2438,88 +2483,88 @@
         </w:tc>
         <w:tc>
           <w:tcPr>
-            <w:tcW w:w="1508" w:type="dxa"/>
-          </w:tcPr>
-          <w:p>
-            <w:pPr>
-              <w:rPr>
-                <w:sz w:val="22"/>
-                <w:szCs w:val="22"/>
-              </w:rPr>
-            </w:pPr>
-            <w:r>
-              <w:rPr>
-                <w:sz w:val="22"/>
-                <w:szCs w:val="22"/>
-              </w:rPr>
-              <w:t>Accept a request</w:t>
-            </w:r>
-          </w:p>
-        </w:tc>
-        <w:tc>
-          <w:tcPr>
-            <w:tcW w:w="2529" w:type="dxa"/>
-          </w:tcPr>
-          <w:p>
-            <w:pPr>
-              <w:rPr>
-                <w:sz w:val="22"/>
-                <w:szCs w:val="22"/>
-              </w:rPr>
-            </w:pPr>
-            <w:r>
-              <w:rPr>
-                <w:sz w:val="22"/>
-                <w:szCs w:val="22"/>
-              </w:rPr>
-              <w:t>PUT: /</w:t>
-            </w:r>
-            <w:r>
-              <w:rPr>
-                <w:sz w:val="22"/>
-                <w:szCs w:val="22"/>
-              </w:rPr>
-              <w:t>api/bookings/accept-request/{bookingId}</w:t>
-            </w:r>
-          </w:p>
-        </w:tc>
-        <w:tc>
-          <w:tcPr>
-            <w:tcW w:w="1853" w:type="dxa"/>
-          </w:tcPr>
-          <w:p>
-            <w:pPr>
-              <w:rPr>
-                <w:sz w:val="22"/>
-                <w:szCs w:val="22"/>
-              </w:rPr>
-            </w:pPr>
-            <w:r>
-              <w:rPr>
-                <w:sz w:val="22"/>
-                <w:szCs w:val="22"/>
-              </w:rPr>
-              <w:t>Accept a request by a customer</w:t>
-            </w:r>
-          </w:p>
-        </w:tc>
-        <w:tc>
-          <w:tcPr>
-            <w:tcW w:w="1165" w:type="dxa"/>
-          </w:tcPr>
-          <w:p>
-            <w:pPr>
-              <w:rPr>
-                <w:sz w:val="22"/>
-                <w:szCs w:val="22"/>
-              </w:rPr>
-            </w:pPr>
-            <w:r>
-              <w:rPr>
-                <w:sz w:val="22"/>
-                <w:szCs w:val="22"/>
-              </w:rPr>
-              <w:t>Provider</w:t>
+            <w:tcW w:w="1090" w:type="dxa"/>
+          </w:tcPr>
+          <w:p>
+            <w:pPr>
+              <w:rPr>
+                <w:sz w:val="22"/>
+                <w:szCs w:val="22"/>
+              </w:rPr>
+            </w:pPr>
+            <w:r>
+              <w:rPr>
+                <w:sz w:val="22"/>
+                <w:szCs w:val="22"/>
+              </w:rPr>
+              <w:t>Book a request</w:t>
+            </w:r>
+          </w:p>
+        </w:tc>
+        <w:tc>
+          <w:tcPr>
+            <w:tcW w:w="4069" w:type="dxa"/>
+          </w:tcPr>
+          <w:p>
+            <w:pPr>
+              <w:rPr>
+                <w:sz w:val="22"/>
+                <w:szCs w:val="22"/>
+              </w:rPr>
+            </w:pPr>
+            <w:r>
+              <w:rPr>
+                <w:sz w:val="22"/>
+                <w:szCs w:val="22"/>
+              </w:rPr>
+              <w:t xml:space="preserve">POST: </w:t>
+            </w:r>
+            <w:r>
+              <w:rPr>
+                <w:sz w:val="22"/>
+                <w:szCs w:val="22"/>
+              </w:rPr>
+              <w:t>/api/bookings/book-request</w:t>
+            </w:r>
+          </w:p>
+        </w:tc>
+        <w:tc>
+          <w:tcPr>
+            <w:tcW w:w="1313" w:type="dxa"/>
+          </w:tcPr>
+          <w:p>
+            <w:pPr>
+              <w:rPr>
+                <w:sz w:val="22"/>
+                <w:szCs w:val="22"/>
+              </w:rPr>
+            </w:pPr>
+            <w:r>
+              <w:rPr>
+                <w:sz w:val="22"/>
+                <w:szCs w:val="22"/>
+              </w:rPr>
+              <w:t>Allows a customer to book a request</w:t>
+            </w:r>
+          </w:p>
+        </w:tc>
+        <w:tc>
+          <w:tcPr>
+            <w:tcW w:w="1127" w:type="dxa"/>
+          </w:tcPr>
+          <w:p>
+            <w:pPr>
+              <w:rPr>
+                <w:sz w:val="22"/>
+                <w:szCs w:val="22"/>
+              </w:rPr>
+            </w:pPr>
+            <w:r>
+              <w:rPr>
+                <w:sz w:val="22"/>
+                <w:szCs w:val="22"/>
+              </w:rPr>
+              <w:t>Customer</w:t>
             </w:r>
           </w:p>
         </w:tc>
@@ -2527,7 +2572,7 @@
       <w:tr>
         <w:tc>
           <w:tcPr>
-            <w:tcW w:w="1966" w:type="dxa"/>
+            <w:tcW w:w="1422" w:type="dxa"/>
           </w:tcPr>
           <w:p>
             <w:pPr>
@@ -2547,95 +2592,95 @@
         </w:tc>
         <w:tc>
           <w:tcPr>
-            <w:tcW w:w="1508" w:type="dxa"/>
-          </w:tcPr>
-          <w:p>
-            <w:pPr>
-              <w:rPr>
-                <w:sz w:val="22"/>
-                <w:szCs w:val="22"/>
-              </w:rPr>
-            </w:pPr>
-            <w:r>
-              <w:rPr>
-                <w:sz w:val="22"/>
-                <w:szCs w:val="22"/>
-              </w:rPr>
-              <w:t>Reject a request</w:t>
-            </w:r>
-          </w:p>
-        </w:tc>
-        <w:tc>
-          <w:tcPr>
-            <w:tcW w:w="2529" w:type="dxa"/>
-          </w:tcPr>
-          <w:p>
-            <w:pPr>
-              <w:rPr>
-                <w:sz w:val="22"/>
-                <w:szCs w:val="22"/>
-              </w:rPr>
-            </w:pPr>
-            <w:r>
-              <w:rPr>
-                <w:sz w:val="22"/>
-                <w:szCs w:val="22"/>
-              </w:rPr>
-              <w:t>PUT: /api/booking/reject-booking/{bookingId}</w:t>
-            </w:r>
-          </w:p>
-        </w:tc>
-        <w:tc>
-          <w:tcPr>
-            <w:tcW w:w="1853" w:type="dxa"/>
-          </w:tcPr>
-          <w:p>
-            <w:pPr>
-              <w:rPr>
-                <w:sz w:val="22"/>
-                <w:szCs w:val="22"/>
-              </w:rPr>
-            </w:pPr>
-            <w:r>
-              <w:rPr>
-                <w:sz w:val="22"/>
-                <w:szCs w:val="22"/>
-              </w:rPr>
-              <w:t>Reject a</w:t>
-            </w:r>
-            <w:r>
-              <w:rPr>
-                <w:sz w:val="22"/>
-                <w:szCs w:val="22"/>
-              </w:rPr>
-              <w:t>n incoming</w:t>
-            </w:r>
-            <w:r>
-              <w:rPr>
-                <w:sz w:val="22"/>
-                <w:szCs w:val="22"/>
-              </w:rPr>
-              <w:t xml:space="preserve"> booking</w:t>
-            </w:r>
-          </w:p>
-        </w:tc>
-        <w:tc>
-          <w:tcPr>
-            <w:tcW w:w="1165" w:type="dxa"/>
-          </w:tcPr>
-          <w:p>
-            <w:pPr>
-              <w:rPr>
-                <w:sz w:val="22"/>
-                <w:szCs w:val="22"/>
-              </w:rPr>
-            </w:pPr>
-            <w:r>
-              <w:rPr>
-                <w:sz w:val="22"/>
-                <w:szCs w:val="22"/>
-              </w:rPr>
-              <w:t>Provider</w:t>
+            <w:tcW w:w="1090" w:type="dxa"/>
+          </w:tcPr>
+          <w:p>
+            <w:pPr>
+              <w:rPr>
+                <w:sz w:val="22"/>
+                <w:szCs w:val="22"/>
+              </w:rPr>
+            </w:pPr>
+            <w:r>
+              <w:rPr>
+                <w:sz w:val="22"/>
+                <w:szCs w:val="22"/>
+              </w:rPr>
+              <w:t>Get booked requests</w:t>
+            </w:r>
+          </w:p>
+        </w:tc>
+        <w:tc>
+          <w:tcPr>
+            <w:tcW w:w="4069" w:type="dxa"/>
+          </w:tcPr>
+          <w:p>
+            <w:pPr>
+              <w:rPr>
+                <w:sz w:val="22"/>
+                <w:szCs w:val="22"/>
+              </w:rPr>
+            </w:pPr>
+            <w:r>
+              <w:rPr>
+                <w:sz w:val="22"/>
+                <w:szCs w:val="22"/>
+              </w:rPr>
+              <w:t>GET: /api/bookings/get-booked</w:t>
+            </w:r>
+            <w:r>
+              <w:rPr>
+                <w:sz w:val="22"/>
+                <w:szCs w:val="22"/>
+              </w:rPr>
+              <w:t>-requests</w:t>
+            </w:r>
+          </w:p>
+        </w:tc>
+        <w:tc>
+          <w:tcPr>
+            <w:tcW w:w="1313" w:type="dxa"/>
+          </w:tcPr>
+          <w:p>
+            <w:pPr>
+              <w:rPr>
+                <w:sz w:val="22"/>
+                <w:szCs w:val="22"/>
+              </w:rPr>
+            </w:pPr>
+            <w:r>
+              <w:rPr>
+                <w:sz w:val="22"/>
+                <w:szCs w:val="22"/>
+              </w:rPr>
+              <w:t xml:space="preserve">Fetch all the booked requests </w:t>
+            </w:r>
+            <w:r>
+              <w:rPr>
+                <w:sz w:val="22"/>
+                <w:szCs w:val="22"/>
+              </w:rPr>
+              <w:t>by a customer</w:t>
+            </w:r>
+          </w:p>
+        </w:tc>
+        <w:tc>
+          <w:tcPr>
+            <w:tcW w:w="1127" w:type="dxa"/>
+          </w:tcPr>
+          <w:p>
+            <w:pPr>
+              <w:rPr>
+                <w:sz w:val="22"/>
+                <w:szCs w:val="22"/>
+              </w:rPr>
+            </w:pPr>
+            <w:r>
+              <w:rPr>
+                <w:sz w:val="22"/>
+                <w:szCs w:val="22"/>
+              </w:rPr>
+              <w:t>Customer</w:t>
             </w:r>
           </w:p>
         </w:tc>
@@ -2643,7 +2688,7 @@
       <w:tr>
         <w:tc>
           <w:tcPr>
-            <w:tcW w:w="1966" w:type="dxa"/>
+            <w:tcW w:w="1422" w:type="dxa"/>
           </w:tcPr>
           <w:p>
             <w:pPr>
@@ -2663,81 +2708,95 @@
         </w:tc>
         <w:tc>
           <w:tcPr>
-            <w:tcW w:w="1508" w:type="dxa"/>
-          </w:tcPr>
-          <w:p>
-            <w:pPr>
-              <w:rPr>
-                <w:sz w:val="22"/>
-                <w:szCs w:val="22"/>
-              </w:rPr>
-            </w:pPr>
-            <w:r>
-              <w:rPr>
-                <w:sz w:val="22"/>
-                <w:szCs w:val="22"/>
-              </w:rPr>
-              <w:t>Get all requests</w:t>
-            </w:r>
-          </w:p>
-        </w:tc>
-        <w:tc>
-          <w:tcPr>
-            <w:tcW w:w="2529" w:type="dxa"/>
-          </w:tcPr>
-          <w:p>
-            <w:pPr>
-              <w:rPr>
-                <w:sz w:val="22"/>
-                <w:szCs w:val="22"/>
-              </w:rPr>
-            </w:pPr>
-            <w:r>
-              <w:rPr>
-                <w:sz w:val="22"/>
-                <w:szCs w:val="22"/>
-              </w:rPr>
-              <w:t>GET: /api/booking/all-received-requests</w:t>
-            </w:r>
-          </w:p>
-        </w:tc>
-        <w:tc>
-          <w:tcPr>
-            <w:tcW w:w="1853" w:type="dxa"/>
-          </w:tcPr>
-          <w:p>
-            <w:pPr>
-              <w:rPr>
-                <w:sz w:val="22"/>
-                <w:szCs w:val="22"/>
-              </w:rPr>
-            </w:pPr>
-            <w:r>
-              <w:rPr>
-                <w:sz w:val="22"/>
-                <w:szCs w:val="22"/>
-              </w:rPr>
-              <w:t>Fetch all the incoming requests</w:t>
-            </w:r>
-          </w:p>
-        </w:tc>
-        <w:tc>
-          <w:tcPr>
-            <w:tcW w:w="1165" w:type="dxa"/>
-          </w:tcPr>
-          <w:p>
-            <w:pPr>
-              <w:rPr>
-                <w:sz w:val="22"/>
-                <w:szCs w:val="22"/>
-              </w:rPr>
-            </w:pPr>
-            <w:r>
-              <w:rPr>
-                <w:sz w:val="22"/>
-                <w:szCs w:val="22"/>
-              </w:rPr>
-              <w:t>Provider</w:t>
+            <w:tcW w:w="1090" w:type="dxa"/>
+          </w:tcPr>
+          <w:p>
+            <w:pPr>
+              <w:rPr>
+                <w:sz w:val="22"/>
+                <w:szCs w:val="22"/>
+              </w:rPr>
+            </w:pPr>
+            <w:r>
+              <w:rPr>
+                <w:sz w:val="22"/>
+                <w:szCs w:val="22"/>
+              </w:rPr>
+              <w:t xml:space="preserve">Revoke a </w:t>
+            </w:r>
+            <w:r>
+              <w:rPr>
+                <w:sz w:val="22"/>
+                <w:szCs w:val="22"/>
+              </w:rPr>
+              <w:t>request</w:t>
+            </w:r>
+          </w:p>
+        </w:tc>
+        <w:tc>
+          <w:tcPr>
+            <w:tcW w:w="4069" w:type="dxa"/>
+          </w:tcPr>
+          <w:p>
+            <w:pPr>
+              <w:rPr>
+                <w:sz w:val="22"/>
+                <w:szCs w:val="22"/>
+              </w:rPr>
+            </w:pPr>
+            <w:r>
+              <w:rPr>
+                <w:sz w:val="22"/>
+                <w:szCs w:val="22"/>
+              </w:rPr>
+              <w:t xml:space="preserve">PUT: </w:t>
+            </w:r>
+            <w:r>
+              <w:rPr>
+                <w:sz w:val="22"/>
+                <w:szCs w:val="22"/>
+              </w:rPr>
+              <w:t>/api/bookings/revoke-booking/{bookingId}</w:t>
+            </w:r>
+          </w:p>
+        </w:tc>
+        <w:tc>
+          <w:tcPr>
+            <w:tcW w:w="1313" w:type="dxa"/>
+          </w:tcPr>
+          <w:p>
+            <w:pPr>
+              <w:rPr>
+                <w:sz w:val="22"/>
+                <w:szCs w:val="22"/>
+              </w:rPr>
+            </w:pPr>
+            <w:r>
+              <w:rPr>
+                <w:sz w:val="22"/>
+                <w:szCs w:val="22"/>
+              </w:rPr>
+              <w:t>Revoke a request</w:t>
+            </w:r>
+          </w:p>
+        </w:tc>
+        <w:tc>
+          <w:tcPr>
+            <w:tcW w:w="1127" w:type="dxa"/>
+          </w:tcPr>
+          <w:p>
+            <w:pPr>
+              <w:rPr>
+                <w:sz w:val="22"/>
+                <w:szCs w:val="22"/>
+              </w:rPr>
+            </w:pPr>
+            <w:r>
+              <w:rPr>
+                <w:sz w:val="22"/>
+                <w:szCs w:val="22"/>
+              </w:rPr>
+              <w:t>Customer</w:t>
             </w:r>
           </w:p>
         </w:tc>
@@ -2745,7 +2804,7 @@
       <w:tr>
         <w:tc>
           <w:tcPr>
-            <w:tcW w:w="1966" w:type="dxa"/>
+            <w:tcW w:w="1422" w:type="dxa"/>
           </w:tcPr>
           <w:p>
             <w:pPr>
@@ -2765,7 +2824,334 @@
         </w:tc>
         <w:tc>
           <w:tcPr>
-            <w:tcW w:w="1508" w:type="dxa"/>
+            <w:tcW w:w="1090" w:type="dxa"/>
+          </w:tcPr>
+          <w:p>
+            <w:pPr>
+              <w:rPr>
+                <w:sz w:val="22"/>
+                <w:szCs w:val="22"/>
+              </w:rPr>
+            </w:pPr>
+            <w:r>
+              <w:rPr>
+                <w:sz w:val="22"/>
+                <w:szCs w:val="22"/>
+              </w:rPr>
+              <w:t>Accept a request</w:t>
+            </w:r>
+          </w:p>
+        </w:tc>
+        <w:tc>
+          <w:tcPr>
+            <w:tcW w:w="4069" w:type="dxa"/>
+          </w:tcPr>
+          <w:p>
+            <w:pPr>
+              <w:rPr>
+                <w:sz w:val="22"/>
+                <w:szCs w:val="22"/>
+              </w:rPr>
+            </w:pPr>
+            <w:r>
+              <w:rPr>
+                <w:sz w:val="22"/>
+                <w:szCs w:val="22"/>
+              </w:rPr>
+              <w:t>PUT: /</w:t>
+            </w:r>
+            <w:r>
+              <w:rPr>
+                <w:sz w:val="22"/>
+                <w:szCs w:val="22"/>
+              </w:rPr>
+              <w:t>api/bookings/accept-request/{bookingId}</w:t>
+            </w:r>
+          </w:p>
+        </w:tc>
+        <w:tc>
+          <w:tcPr>
+            <w:tcW w:w="1313" w:type="dxa"/>
+          </w:tcPr>
+          <w:p>
+            <w:pPr>
+              <w:rPr>
+                <w:sz w:val="22"/>
+                <w:szCs w:val="22"/>
+              </w:rPr>
+            </w:pPr>
+            <w:r>
+              <w:rPr>
+                <w:sz w:val="22"/>
+                <w:szCs w:val="22"/>
+              </w:rPr>
+              <w:t>Accept a request by a customer</w:t>
+            </w:r>
+          </w:p>
+        </w:tc>
+        <w:tc>
+          <w:tcPr>
+            <w:tcW w:w="1127" w:type="dxa"/>
+          </w:tcPr>
+          <w:p>
+            <w:pPr>
+              <w:rPr>
+                <w:sz w:val="22"/>
+                <w:szCs w:val="22"/>
+              </w:rPr>
+            </w:pPr>
+            <w:r>
+              <w:rPr>
+                <w:sz w:val="22"/>
+                <w:szCs w:val="22"/>
+              </w:rPr>
+              <w:t>Provider</w:t>
+            </w:r>
+          </w:p>
+        </w:tc>
+      </w:tr>
+      <w:tr>
+        <w:tc>
+          <w:tcPr>
+            <w:tcW w:w="1422" w:type="dxa"/>
+          </w:tcPr>
+          <w:p>
+            <w:pPr>
+              <w:rPr>
+                <w:sz w:val="22"/>
+                <w:szCs w:val="22"/>
+              </w:rPr>
+            </w:pPr>
+            <w:r>
+              <w:rPr>
+                <w:sz w:val="22"/>
+                <w:szCs w:val="22"/>
+              </w:rPr>
+              <w:t>Booking Controller</w:t>
+            </w:r>
+          </w:p>
+        </w:tc>
+        <w:tc>
+          <w:tcPr>
+            <w:tcW w:w="1090" w:type="dxa"/>
+          </w:tcPr>
+          <w:p>
+            <w:pPr>
+              <w:rPr>
+                <w:sz w:val="22"/>
+                <w:szCs w:val="22"/>
+              </w:rPr>
+            </w:pPr>
+            <w:r>
+              <w:rPr>
+                <w:sz w:val="22"/>
+                <w:szCs w:val="22"/>
+              </w:rPr>
+              <w:t>Reject a request</w:t>
+            </w:r>
+          </w:p>
+        </w:tc>
+        <w:tc>
+          <w:tcPr>
+            <w:tcW w:w="4069" w:type="dxa"/>
+          </w:tcPr>
+          <w:p>
+            <w:pPr>
+              <w:rPr>
+                <w:sz w:val="22"/>
+                <w:szCs w:val="22"/>
+              </w:rPr>
+            </w:pPr>
+            <w:r>
+              <w:rPr>
+                <w:sz w:val="22"/>
+                <w:szCs w:val="22"/>
+              </w:rPr>
+              <w:t>PUT: /api/booking/reject-booking/{bookingId}</w:t>
+            </w:r>
+          </w:p>
+        </w:tc>
+        <w:tc>
+          <w:tcPr>
+            <w:tcW w:w="1313" w:type="dxa"/>
+          </w:tcPr>
+          <w:p>
+            <w:pPr>
+              <w:rPr>
+                <w:sz w:val="22"/>
+                <w:szCs w:val="22"/>
+              </w:rPr>
+            </w:pPr>
+            <w:r>
+              <w:rPr>
+                <w:sz w:val="22"/>
+                <w:szCs w:val="22"/>
+              </w:rPr>
+              <w:t>Reject a</w:t>
+            </w:r>
+            <w:r>
+              <w:rPr>
+                <w:sz w:val="22"/>
+                <w:szCs w:val="22"/>
+              </w:rPr>
+              <w:t>n incoming</w:t>
+            </w:r>
+            <w:r>
+              <w:rPr>
+                <w:sz w:val="22"/>
+                <w:szCs w:val="22"/>
+              </w:rPr>
+              <w:t xml:space="preserve"> booking</w:t>
+            </w:r>
+          </w:p>
+        </w:tc>
+        <w:tc>
+          <w:tcPr>
+            <w:tcW w:w="1127" w:type="dxa"/>
+          </w:tcPr>
+          <w:p>
+            <w:pPr>
+              <w:rPr>
+                <w:sz w:val="22"/>
+                <w:szCs w:val="22"/>
+              </w:rPr>
+            </w:pPr>
+            <w:r>
+              <w:rPr>
+                <w:sz w:val="22"/>
+                <w:szCs w:val="22"/>
+              </w:rPr>
+              <w:t>Provider</w:t>
+            </w:r>
+          </w:p>
+        </w:tc>
+      </w:tr>
+      <w:tr>
+        <w:tc>
+          <w:tcPr>
+            <w:tcW w:w="1422" w:type="dxa"/>
+          </w:tcPr>
+          <w:p>
+            <w:pPr>
+              <w:rPr>
+                <w:sz w:val="22"/>
+                <w:szCs w:val="22"/>
+              </w:rPr>
+            </w:pPr>
+            <w:r>
+              <w:rPr>
+                <w:sz w:val="22"/>
+                <w:szCs w:val="22"/>
+              </w:rPr>
+              <w:t>Booking Controller</w:t>
+            </w:r>
+          </w:p>
+        </w:tc>
+        <w:tc>
+          <w:tcPr>
+            <w:tcW w:w="1090" w:type="dxa"/>
+          </w:tcPr>
+          <w:p>
+            <w:pPr>
+              <w:rPr>
+                <w:sz w:val="22"/>
+                <w:szCs w:val="22"/>
+              </w:rPr>
+            </w:pPr>
+            <w:r>
+              <w:rPr>
+                <w:sz w:val="22"/>
+                <w:szCs w:val="22"/>
+              </w:rPr>
+              <w:t>Get all requests</w:t>
+            </w:r>
+          </w:p>
+        </w:tc>
+        <w:tc>
+          <w:tcPr>
+            <w:tcW w:w="4069" w:type="dxa"/>
+          </w:tcPr>
+          <w:p>
+            <w:pPr>
+              <w:rPr>
+                <w:sz w:val="22"/>
+                <w:szCs w:val="22"/>
+              </w:rPr>
+            </w:pPr>
+            <w:r>
+              <w:rPr>
+                <w:sz w:val="22"/>
+                <w:szCs w:val="22"/>
+              </w:rPr>
+              <w:t>GET: /api/booking/all-received-requests</w:t>
+            </w:r>
+          </w:p>
+        </w:tc>
+        <w:tc>
+          <w:tcPr>
+            <w:tcW w:w="1313" w:type="dxa"/>
+          </w:tcPr>
+          <w:p>
+            <w:pPr>
+              <w:rPr>
+                <w:sz w:val="22"/>
+                <w:szCs w:val="22"/>
+              </w:rPr>
+            </w:pPr>
+            <w:r>
+              <w:rPr>
+                <w:sz w:val="22"/>
+                <w:szCs w:val="22"/>
+              </w:rPr>
+              <w:t>Fetch all the incoming requests</w:t>
+            </w:r>
+          </w:p>
+        </w:tc>
+        <w:tc>
+          <w:tcPr>
+            <w:tcW w:w="1127" w:type="dxa"/>
+          </w:tcPr>
+          <w:p>
+            <w:pPr>
+              <w:rPr>
+                <w:sz w:val="22"/>
+                <w:szCs w:val="22"/>
+              </w:rPr>
+            </w:pPr>
+            <w:r>
+              <w:rPr>
+                <w:sz w:val="22"/>
+                <w:szCs w:val="22"/>
+              </w:rPr>
+              <w:t>Provider</w:t>
+            </w:r>
+          </w:p>
+        </w:tc>
+      </w:tr>
+      <w:tr>
+        <w:tc>
+          <w:tcPr>
+            <w:tcW w:w="1422" w:type="dxa"/>
+          </w:tcPr>
+          <w:p>
+            <w:pPr>
+              <w:rPr>
+                <w:sz w:val="22"/>
+                <w:szCs w:val="22"/>
+              </w:rPr>
+            </w:pPr>
+            <w:r>
+              <w:rPr>
+                <w:sz w:val="22"/>
+                <w:szCs w:val="22"/>
+              </w:rPr>
+              <w:t>Booking Controller</w:t>
+            </w:r>
+          </w:p>
+        </w:tc>
+        <w:tc>
+          <w:tcPr>
+            <w:tcW w:w="1090" w:type="dxa"/>
           </w:tcPr>
           <w:p>
             <w:pPr>
@@ -2792,7 +3178,7 @@
         </w:tc>
         <w:tc>
           <w:tcPr>
-            <w:tcW w:w="2529" w:type="dxa"/>
+            <w:tcW w:w="4069" w:type="dxa"/>
           </w:tcPr>
           <w:p>
             <w:pPr>
@@ -2812,7 +3198,7 @@
         </w:tc>
         <w:tc>
           <w:tcPr>
-            <w:tcW w:w="1853" w:type="dxa"/>
+            <w:tcW w:w="1313" w:type="dxa"/>
           </w:tcPr>
           <w:p>
             <w:pPr>
@@ -2832,7 +3218,7 @@
         </w:tc>
         <w:tc>
           <w:tcPr>
-            <w:tcW w:w="1165" w:type="dxa"/>
+            <w:tcW w:w="1127" w:type="dxa"/>
           </w:tcPr>
           <w:p>
             <w:pPr>
@@ -2847,12 +3233,1141 @@
                 <w:szCs w:val="22"/>
               </w:rPr>
               <w:t>Customer / Provider</w:t>
+            </w:r>
+          </w:p>
+        </w:tc>
+      </w:tr>
+      <w:tr>
+        <w:tc>
+          <w:tcPr>
+            <w:tcW w:w="1422" w:type="dxa"/>
+          </w:tcPr>
+          <w:p>
+            <w:pPr>
+              <w:rPr>
+                <w:sz w:val="22"/>
+                <w:szCs w:val="22"/>
+              </w:rPr>
+            </w:pPr>
+            <w:r>
+              <w:rPr>
+                <w:sz w:val="22"/>
+                <w:szCs w:val="22"/>
+              </w:rPr>
+              <w:t>Customer Controller</w:t>
+            </w:r>
+          </w:p>
+        </w:tc>
+        <w:tc>
+          <w:tcPr>
+            <w:tcW w:w="1090" w:type="dxa"/>
+          </w:tcPr>
+          <w:p>
+            <w:pPr>
+              <w:rPr>
+                <w:sz w:val="22"/>
+                <w:szCs w:val="22"/>
+              </w:rPr>
+            </w:pPr>
+            <w:r>
+              <w:rPr>
+                <w:sz w:val="22"/>
+                <w:szCs w:val="22"/>
+              </w:rPr>
+              <w:t>Update Customer</w:t>
+            </w:r>
+          </w:p>
+        </w:tc>
+        <w:tc>
+          <w:tcPr>
+            <w:tcW w:w="4069" w:type="dxa"/>
+          </w:tcPr>
+          <w:p>
+            <w:pPr>
+              <w:rPr>
+                <w:sz w:val="22"/>
+                <w:szCs w:val="22"/>
+              </w:rPr>
+            </w:pPr>
+            <w:r>
+              <w:rPr>
+                <w:sz w:val="22"/>
+                <w:szCs w:val="22"/>
+              </w:rPr>
+              <w:t xml:space="preserve">PUT: </w:t>
+            </w:r>
+            <w:r>
+              <w:rPr>
+                <w:sz w:val="22"/>
+                <w:szCs w:val="22"/>
+              </w:rPr>
+              <w:t>/api/customer</w:t>
+            </w:r>
+            <w:r>
+              <w:rPr>
+                <w:sz w:val="22"/>
+                <w:szCs w:val="22"/>
+              </w:rPr>
+              <w:t>/update-customer/{customerId}</w:t>
+            </w:r>
+          </w:p>
+        </w:tc>
+        <w:tc>
+          <w:tcPr>
+            <w:tcW w:w="1313" w:type="dxa"/>
+          </w:tcPr>
+          <w:p>
+            <w:pPr>
+              <w:rPr>
+                <w:sz w:val="22"/>
+                <w:szCs w:val="22"/>
+              </w:rPr>
+            </w:pPr>
+            <w:r>
+              <w:rPr>
+                <w:sz w:val="22"/>
+                <w:szCs w:val="22"/>
+              </w:rPr>
+              <w:t>Update details of customer by their username</w:t>
+            </w:r>
+          </w:p>
+        </w:tc>
+        <w:tc>
+          <w:tcPr>
+            <w:tcW w:w="1127" w:type="dxa"/>
+          </w:tcPr>
+          <w:p>
+            <w:pPr>
+              <w:rPr>
+                <w:sz w:val="22"/>
+                <w:szCs w:val="22"/>
+              </w:rPr>
+            </w:pPr>
+            <w:r>
+              <w:rPr>
+                <w:sz w:val="22"/>
+                <w:szCs w:val="22"/>
+              </w:rPr>
+              <w:t>Customer</w:t>
+            </w:r>
+          </w:p>
+        </w:tc>
+      </w:tr>
+      <w:tr>
+        <w:tc>
+          <w:tcPr>
+            <w:tcW w:w="1422" w:type="dxa"/>
+          </w:tcPr>
+          <w:p>
+            <w:pPr>
+              <w:rPr>
+                <w:sz w:val="22"/>
+                <w:szCs w:val="22"/>
+              </w:rPr>
+            </w:pPr>
+            <w:r>
+              <w:rPr>
+                <w:sz w:val="22"/>
+                <w:szCs w:val="22"/>
+              </w:rPr>
+              <w:lastRenderedPageBreak/>
+              <w:t>Customer Controller</w:t>
+            </w:r>
+          </w:p>
+        </w:tc>
+        <w:tc>
+          <w:tcPr>
+            <w:tcW w:w="1090" w:type="dxa"/>
+          </w:tcPr>
+          <w:p>
+            <w:pPr>
+              <w:rPr>
+                <w:sz w:val="22"/>
+                <w:szCs w:val="22"/>
+              </w:rPr>
+            </w:pPr>
+            <w:r>
+              <w:rPr>
+                <w:sz w:val="22"/>
+                <w:szCs w:val="22"/>
+              </w:rPr>
+              <w:t>Rate provider</w:t>
+            </w:r>
+          </w:p>
+        </w:tc>
+        <w:tc>
+          <w:tcPr>
+            <w:tcW w:w="4069" w:type="dxa"/>
+          </w:tcPr>
+          <w:p>
+            <w:pPr>
+              <w:rPr>
+                <w:sz w:val="22"/>
+                <w:szCs w:val="22"/>
+              </w:rPr>
+            </w:pPr>
+            <w:r>
+              <w:rPr>
+                <w:sz w:val="22"/>
+                <w:szCs w:val="22"/>
+              </w:rPr>
+              <w:t xml:space="preserve">POST: </w:t>
+            </w:r>
+            <w:r>
+              <w:rPr>
+                <w:sz w:val="22"/>
+                <w:szCs w:val="22"/>
+              </w:rPr>
+              <w:t>/api/customer</w:t>
+            </w:r>
+            <w:r>
+              <w:rPr>
+                <w:sz w:val="22"/>
+                <w:szCs w:val="22"/>
+              </w:rPr>
+              <w:t>/rate-provider/{customerId}/{bookingId}/{ratingValue}</w:t>
+            </w:r>
+          </w:p>
+          <w:p>
+            <w:pPr>
+              <w:rPr>
+                <w:sz w:val="22"/>
+                <w:szCs w:val="22"/>
+              </w:rPr>
+            </w:pPr>
+          </w:p>
+        </w:tc>
+        <w:tc>
+          <w:tcPr>
+            <w:tcW w:w="1313" w:type="dxa"/>
+          </w:tcPr>
+          <w:p>
+            <w:pPr>
+              <w:rPr>
+                <w:sz w:val="22"/>
+                <w:szCs w:val="22"/>
+              </w:rPr>
+            </w:pPr>
+            <w:r>
+              <w:rPr>
+                <w:sz w:val="22"/>
+                <w:szCs w:val="22"/>
+              </w:rPr>
+              <w:t>Rate a provider based on booking</w:t>
+            </w:r>
+          </w:p>
+        </w:tc>
+        <w:tc>
+          <w:tcPr>
+            <w:tcW w:w="1127" w:type="dxa"/>
+          </w:tcPr>
+          <w:p>
+            <w:pPr>
+              <w:rPr>
+                <w:sz w:val="22"/>
+                <w:szCs w:val="22"/>
+              </w:rPr>
+            </w:pPr>
+            <w:r>
+              <w:rPr>
+                <w:sz w:val="22"/>
+                <w:szCs w:val="22"/>
+              </w:rPr>
+              <w:t>Customer</w:t>
+            </w:r>
+          </w:p>
+        </w:tc>
+      </w:tr>
+      <w:tr>
+        <w:tc>
+          <w:tcPr>
+            <w:tcW w:w="1422" w:type="dxa"/>
+          </w:tcPr>
+          <w:p>
+            <w:pPr>
+              <w:rPr>
+                <w:sz w:val="22"/>
+                <w:szCs w:val="22"/>
+              </w:rPr>
+            </w:pPr>
+            <w:r>
+              <w:rPr>
+                <w:sz w:val="22"/>
+                <w:szCs w:val="22"/>
+              </w:rPr>
+              <w:t>Customer Controller</w:t>
+            </w:r>
+          </w:p>
+        </w:tc>
+        <w:tc>
+          <w:tcPr>
+            <w:tcW w:w="1090" w:type="dxa"/>
+          </w:tcPr>
+          <w:p>
+            <w:pPr>
+              <w:rPr>
+                <w:sz w:val="22"/>
+                <w:szCs w:val="22"/>
+              </w:rPr>
+            </w:pPr>
+            <w:r>
+              <w:rPr>
+                <w:sz w:val="22"/>
+                <w:szCs w:val="22"/>
+              </w:rPr>
+              <w:t>See profile</w:t>
+            </w:r>
+          </w:p>
+        </w:tc>
+        <w:tc>
+          <w:tcPr>
+            <w:tcW w:w="4069" w:type="dxa"/>
+          </w:tcPr>
+          <w:p>
+            <w:pPr>
+              <w:rPr>
+                <w:sz w:val="22"/>
+                <w:szCs w:val="22"/>
+              </w:rPr>
+            </w:pPr>
+            <w:r>
+              <w:rPr>
+                <w:sz w:val="22"/>
+                <w:szCs w:val="22"/>
+              </w:rPr>
+              <w:t xml:space="preserve">GET: </w:t>
+            </w:r>
+            <w:r>
+              <w:rPr>
+                <w:sz w:val="22"/>
+                <w:szCs w:val="22"/>
+              </w:rPr>
+              <w:t>/api/customer</w:t>
+            </w:r>
+            <w:r>
+              <w:rPr>
+                <w:sz w:val="22"/>
+                <w:szCs w:val="22"/>
+              </w:rPr>
+              <w:t>/get-profile/{customerId}</w:t>
+            </w:r>
+          </w:p>
+        </w:tc>
+        <w:tc>
+          <w:tcPr>
+            <w:tcW w:w="1313" w:type="dxa"/>
+          </w:tcPr>
+          <w:p>
+            <w:pPr>
+              <w:rPr>
+                <w:sz w:val="22"/>
+                <w:szCs w:val="22"/>
+              </w:rPr>
+            </w:pPr>
+            <w:r>
+              <w:rPr>
+                <w:sz w:val="22"/>
+                <w:szCs w:val="22"/>
+              </w:rPr>
+              <w:t>See their profile details</w:t>
+            </w:r>
+          </w:p>
+        </w:tc>
+        <w:tc>
+          <w:tcPr>
+            <w:tcW w:w="1127" w:type="dxa"/>
+          </w:tcPr>
+          <w:p>
+            <w:pPr>
+              <w:rPr>
+                <w:sz w:val="22"/>
+                <w:szCs w:val="22"/>
+              </w:rPr>
+            </w:pPr>
+            <w:r>
+              <w:rPr>
+                <w:sz w:val="22"/>
+                <w:szCs w:val="22"/>
+              </w:rPr>
+              <w:t>Customer</w:t>
+            </w:r>
+          </w:p>
+        </w:tc>
+      </w:tr>
+      <w:tr>
+        <w:tc>
+          <w:tcPr>
+            <w:tcW w:w="1422" w:type="dxa"/>
+          </w:tcPr>
+          <w:p>
+            <w:pPr>
+              <w:rPr>
+                <w:sz w:val="22"/>
+                <w:szCs w:val="22"/>
+              </w:rPr>
+            </w:pPr>
+            <w:r>
+              <w:rPr>
+                <w:sz w:val="22"/>
+                <w:szCs w:val="22"/>
+              </w:rPr>
+              <w:t>Provider Controller</w:t>
+            </w:r>
+          </w:p>
+        </w:tc>
+        <w:tc>
+          <w:tcPr>
+            <w:tcW w:w="1090" w:type="dxa"/>
+          </w:tcPr>
+          <w:p>
+            <w:pPr>
+              <w:rPr>
+                <w:sz w:val="22"/>
+                <w:szCs w:val="22"/>
+              </w:rPr>
+            </w:pPr>
+            <w:r>
+              <w:rPr>
+                <w:sz w:val="22"/>
+                <w:szCs w:val="22"/>
+              </w:rPr>
+              <w:t>Update provider</w:t>
+            </w:r>
+          </w:p>
+        </w:tc>
+        <w:tc>
+          <w:tcPr>
+            <w:tcW w:w="4069" w:type="dxa"/>
+          </w:tcPr>
+          <w:p>
+            <w:pPr>
+              <w:rPr>
+                <w:sz w:val="22"/>
+                <w:szCs w:val="22"/>
+              </w:rPr>
+            </w:pPr>
+            <w:r>
+              <w:rPr>
+                <w:sz w:val="22"/>
+                <w:szCs w:val="22"/>
+              </w:rPr>
+              <w:t xml:space="preserve">PUT: </w:t>
+            </w:r>
+            <w:r>
+              <w:rPr>
+                <w:sz w:val="22"/>
+                <w:szCs w:val="22"/>
+              </w:rPr>
+              <w:t>/api/provider</w:t>
+            </w:r>
+            <w:r>
+              <w:rPr>
+                <w:sz w:val="22"/>
+                <w:szCs w:val="22"/>
+              </w:rPr>
+              <w:t>/update-provider/{providerId}</w:t>
+            </w:r>
+          </w:p>
+          <w:p>
+            <w:pPr>
+              <w:rPr>
+                <w:sz w:val="22"/>
+                <w:szCs w:val="22"/>
+              </w:rPr>
+            </w:pPr>
+          </w:p>
+        </w:tc>
+        <w:tc>
+          <w:tcPr>
+            <w:tcW w:w="1313" w:type="dxa"/>
+          </w:tcPr>
+          <w:p>
+            <w:pPr>
+              <w:rPr>
+                <w:sz w:val="22"/>
+                <w:szCs w:val="22"/>
+              </w:rPr>
+            </w:pPr>
+            <w:r>
+              <w:rPr>
+                <w:sz w:val="22"/>
+                <w:szCs w:val="22"/>
+              </w:rPr>
+              <w:t>Update details of</w:t>
+            </w:r>
+            <w:r>
+              <w:rPr>
+                <w:sz w:val="22"/>
+                <w:szCs w:val="22"/>
+              </w:rPr>
+              <w:t xml:space="preserve"> provider</w:t>
+            </w:r>
+            <w:r>
+              <w:rPr>
+                <w:sz w:val="22"/>
+                <w:szCs w:val="22"/>
+              </w:rPr>
+              <w:t xml:space="preserve"> by their username</w:t>
+            </w:r>
+          </w:p>
+        </w:tc>
+        <w:tc>
+          <w:tcPr>
+            <w:tcW w:w="1127" w:type="dxa"/>
+          </w:tcPr>
+          <w:p>
+            <w:pPr>
+              <w:rPr>
+                <w:sz w:val="22"/>
+                <w:szCs w:val="22"/>
+              </w:rPr>
+            </w:pPr>
+            <w:r>
+              <w:rPr>
+                <w:sz w:val="22"/>
+                <w:szCs w:val="22"/>
+              </w:rPr>
+              <w:t>Provider</w:t>
+            </w:r>
+          </w:p>
+        </w:tc>
+      </w:tr>
+      <w:tr>
+        <w:tc>
+          <w:tcPr>
+            <w:tcW w:w="1422" w:type="dxa"/>
+          </w:tcPr>
+          <w:p>
+            <w:pPr>
+              <w:rPr>
+                <w:sz w:val="22"/>
+                <w:szCs w:val="22"/>
+              </w:rPr>
+            </w:pPr>
+            <w:r>
+              <w:rPr>
+                <w:sz w:val="22"/>
+                <w:szCs w:val="22"/>
+              </w:rPr>
+              <w:t>Provider Controller</w:t>
+            </w:r>
+          </w:p>
+        </w:tc>
+        <w:tc>
+          <w:tcPr>
+            <w:tcW w:w="1090" w:type="dxa"/>
+          </w:tcPr>
+          <w:p>
+            <w:pPr>
+              <w:rPr>
+                <w:sz w:val="22"/>
+                <w:szCs w:val="22"/>
+              </w:rPr>
+            </w:pPr>
+            <w:r>
+              <w:rPr>
+                <w:sz w:val="22"/>
+                <w:szCs w:val="22"/>
+              </w:rPr>
+              <w:t>Rate customer</w:t>
+            </w:r>
+          </w:p>
+        </w:tc>
+        <w:tc>
+          <w:tcPr>
+            <w:tcW w:w="4069" w:type="dxa"/>
+          </w:tcPr>
+          <w:p>
+            <w:pPr>
+              <w:rPr>
+                <w:sz w:val="22"/>
+                <w:szCs w:val="22"/>
+              </w:rPr>
+            </w:pPr>
+            <w:r>
+              <w:rPr>
+                <w:sz w:val="22"/>
+                <w:szCs w:val="22"/>
+              </w:rPr>
+              <w:t xml:space="preserve">POST: </w:t>
+            </w:r>
+            <w:r>
+              <w:rPr>
+                <w:sz w:val="22"/>
+                <w:szCs w:val="22"/>
+              </w:rPr>
+              <w:t>/api/provider</w:t>
+            </w:r>
+            <w:r>
+              <w:rPr>
+                <w:sz w:val="22"/>
+                <w:szCs w:val="22"/>
+              </w:rPr>
+              <w:t>/rate-customer/{providerId}/{bookingId}/{ratingValue}</w:t>
+            </w:r>
+          </w:p>
+        </w:tc>
+        <w:tc>
+          <w:tcPr>
+            <w:tcW w:w="1313" w:type="dxa"/>
+          </w:tcPr>
+          <w:p>
+            <w:pPr>
+              <w:rPr>
+                <w:sz w:val="22"/>
+                <w:szCs w:val="22"/>
+              </w:rPr>
+            </w:pPr>
+            <w:r>
+              <w:rPr>
+                <w:sz w:val="22"/>
+                <w:szCs w:val="22"/>
+              </w:rPr>
+              <w:t>Rate a customer based on booking</w:t>
+            </w:r>
+          </w:p>
+        </w:tc>
+        <w:tc>
+          <w:tcPr>
+            <w:tcW w:w="1127" w:type="dxa"/>
+          </w:tcPr>
+          <w:p>
+            <w:pPr>
+              <w:rPr>
+                <w:sz w:val="22"/>
+                <w:szCs w:val="22"/>
+              </w:rPr>
+            </w:pPr>
+            <w:r>
+              <w:rPr>
+                <w:sz w:val="22"/>
+                <w:szCs w:val="22"/>
+              </w:rPr>
+              <w:t>Provider</w:t>
+            </w:r>
+          </w:p>
+        </w:tc>
+      </w:tr>
+      <w:tr>
+        <w:tc>
+          <w:tcPr>
+            <w:tcW w:w="1422" w:type="dxa"/>
+          </w:tcPr>
+          <w:p>
+            <w:pPr>
+              <w:rPr>
+                <w:sz w:val="22"/>
+                <w:szCs w:val="22"/>
+              </w:rPr>
+            </w:pPr>
+            <w:r>
+              <w:rPr>
+                <w:sz w:val="22"/>
+                <w:szCs w:val="22"/>
+              </w:rPr>
+              <w:t xml:space="preserve">Provider Controller </w:t>
+            </w:r>
+          </w:p>
+        </w:tc>
+        <w:tc>
+          <w:tcPr>
+            <w:tcW w:w="1090" w:type="dxa"/>
+          </w:tcPr>
+          <w:p>
+            <w:pPr>
+              <w:rPr>
+                <w:sz w:val="22"/>
+                <w:szCs w:val="22"/>
+              </w:rPr>
+            </w:pPr>
+            <w:r>
+              <w:rPr>
+                <w:sz w:val="22"/>
+                <w:szCs w:val="22"/>
+              </w:rPr>
+              <w:t>See profile</w:t>
+            </w:r>
+          </w:p>
+        </w:tc>
+        <w:tc>
+          <w:tcPr>
+            <w:tcW w:w="4069" w:type="dxa"/>
+          </w:tcPr>
+          <w:p>
+            <w:pPr>
+              <w:rPr>
+                <w:sz w:val="22"/>
+                <w:szCs w:val="22"/>
+              </w:rPr>
+            </w:pPr>
+            <w:r>
+              <w:rPr>
+                <w:sz w:val="22"/>
+                <w:szCs w:val="22"/>
+              </w:rPr>
+              <w:t xml:space="preserve">GET: </w:t>
+            </w:r>
+            <w:r>
+              <w:rPr>
+                <w:sz w:val="22"/>
+                <w:szCs w:val="22"/>
+              </w:rPr>
+              <w:t>/api/provider</w:t>
+            </w:r>
+            <w:r>
+              <w:rPr>
+                <w:sz w:val="22"/>
+                <w:szCs w:val="22"/>
+              </w:rPr>
+              <w:t>/get-profile/{providerId}</w:t>
+            </w:r>
+          </w:p>
+          <w:p>
+            <w:pPr>
+              <w:rPr>
+                <w:sz w:val="22"/>
+                <w:szCs w:val="22"/>
+              </w:rPr>
+            </w:pPr>
+          </w:p>
+        </w:tc>
+        <w:tc>
+          <w:tcPr>
+            <w:tcW w:w="1313" w:type="dxa"/>
+          </w:tcPr>
+          <w:p>
+            <w:pPr>
+              <w:rPr>
+                <w:sz w:val="22"/>
+                <w:szCs w:val="22"/>
+              </w:rPr>
+            </w:pPr>
+            <w:r>
+              <w:rPr>
+                <w:sz w:val="22"/>
+                <w:szCs w:val="22"/>
+              </w:rPr>
+              <w:t>See their profile details</w:t>
+            </w:r>
+          </w:p>
+        </w:tc>
+        <w:tc>
+          <w:tcPr>
+            <w:tcW w:w="1127" w:type="dxa"/>
+          </w:tcPr>
+          <w:p>
+            <w:pPr>
+              <w:rPr>
+                <w:sz w:val="22"/>
+                <w:szCs w:val="22"/>
+              </w:rPr>
+            </w:pPr>
+            <w:r>
+              <w:rPr>
+                <w:sz w:val="22"/>
+                <w:szCs w:val="22"/>
+              </w:rPr>
+              <w:t>Provider</w:t>
+            </w:r>
+          </w:p>
+        </w:tc>
+      </w:tr>
+      <w:tr>
+        <w:tc>
+          <w:tcPr>
+            <w:tcW w:w="1422" w:type="dxa"/>
+          </w:tcPr>
+          <w:p>
+            <w:pPr>
+              <w:rPr>
+                <w:sz w:val="22"/>
+                <w:szCs w:val="22"/>
+              </w:rPr>
+            </w:pPr>
+            <w:r>
+              <w:rPr>
+                <w:sz w:val="22"/>
+                <w:szCs w:val="22"/>
+              </w:rPr>
+              <w:t>Search Controller</w:t>
+            </w:r>
+          </w:p>
+        </w:tc>
+        <w:tc>
+          <w:tcPr>
+            <w:tcW w:w="1090" w:type="dxa"/>
+          </w:tcPr>
+          <w:p>
+            <w:pPr>
+              <w:rPr>
+                <w:sz w:val="22"/>
+                <w:szCs w:val="22"/>
+              </w:rPr>
+            </w:pPr>
+            <w:r>
+              <w:rPr>
+                <w:sz w:val="22"/>
+                <w:szCs w:val="22"/>
+              </w:rPr>
+              <w:t>Search a provider</w:t>
+            </w:r>
+          </w:p>
+        </w:tc>
+        <w:tc>
+          <w:tcPr>
+            <w:tcW w:w="4069" w:type="dxa"/>
+          </w:tcPr>
+          <w:p>
+            <w:pPr>
+              <w:rPr>
+                <w:sz w:val="22"/>
+                <w:szCs w:val="22"/>
+              </w:rPr>
+            </w:pPr>
+            <w:r>
+              <w:rPr>
+                <w:sz w:val="22"/>
+                <w:szCs w:val="22"/>
+              </w:rPr>
+              <w:t xml:space="preserve">GET: </w:t>
+            </w:r>
+            <w:r>
+              <w:rPr>
+                <w:sz w:val="22"/>
+                <w:szCs w:val="22"/>
+              </w:rPr>
+              <w:t>/api/search</w:t>
+            </w:r>
+            <w:r>
+              <w:rPr>
+                <w:sz w:val="22"/>
+                <w:szCs w:val="22"/>
+              </w:rPr>
+              <w:t>/{providerId}</w:t>
+            </w:r>
+          </w:p>
+          <w:p>
+            <w:pPr>
+              <w:rPr>
+                <w:sz w:val="22"/>
+                <w:szCs w:val="22"/>
+              </w:rPr>
+            </w:pPr>
+          </w:p>
+        </w:tc>
+        <w:tc>
+          <w:tcPr>
+            <w:tcW w:w="1313" w:type="dxa"/>
+          </w:tcPr>
+          <w:p>
+            <w:pPr>
+              <w:rPr>
+                <w:sz w:val="22"/>
+                <w:szCs w:val="22"/>
+              </w:rPr>
+            </w:pPr>
+            <w:r>
+              <w:rPr>
+                <w:sz w:val="22"/>
+                <w:szCs w:val="22"/>
+              </w:rPr>
+              <w:t>Search provider by provider id</w:t>
+            </w:r>
+          </w:p>
+        </w:tc>
+        <w:tc>
+          <w:tcPr>
+            <w:tcW w:w="1127" w:type="dxa"/>
+          </w:tcPr>
+          <w:p>
+            <w:pPr>
+              <w:rPr>
+                <w:sz w:val="22"/>
+                <w:szCs w:val="22"/>
+              </w:rPr>
+            </w:pPr>
+            <w:r>
+              <w:rPr>
+                <w:sz w:val="22"/>
+                <w:szCs w:val="22"/>
+              </w:rPr>
+              <w:t>Everyone</w:t>
+            </w:r>
+          </w:p>
+        </w:tc>
+      </w:tr>
+      <w:tr>
+        <w:tc>
+          <w:tcPr>
+            <w:tcW w:w="1422" w:type="dxa"/>
+          </w:tcPr>
+          <w:p>
+            <w:pPr>
+              <w:rPr>
+                <w:sz w:val="22"/>
+                <w:szCs w:val="22"/>
+              </w:rPr>
+            </w:pPr>
+            <w:r>
+              <w:rPr>
+                <w:sz w:val="22"/>
+                <w:szCs w:val="22"/>
+              </w:rPr>
+              <w:t>Search Controller</w:t>
+            </w:r>
+          </w:p>
+        </w:tc>
+        <w:tc>
+          <w:tcPr>
+            <w:tcW w:w="1090" w:type="dxa"/>
+          </w:tcPr>
+          <w:p>
+            <w:pPr>
+              <w:rPr>
+                <w:sz w:val="22"/>
+                <w:szCs w:val="22"/>
+              </w:rPr>
+            </w:pPr>
+            <w:r>
+              <w:rPr>
+                <w:sz w:val="22"/>
+                <w:szCs w:val="22"/>
+              </w:rPr>
+              <w:t>Search providers</w:t>
+            </w:r>
+          </w:p>
+        </w:tc>
+        <w:tc>
+          <w:tcPr>
+            <w:tcW w:w="4069" w:type="dxa"/>
+          </w:tcPr>
+          <w:p>
+            <w:pPr>
+              <w:rPr>
+                <w:sz w:val="22"/>
+                <w:szCs w:val="22"/>
+              </w:rPr>
+            </w:pPr>
+            <w:r>
+              <w:rPr>
+                <w:sz w:val="22"/>
+                <w:szCs w:val="22"/>
+              </w:rPr>
+              <w:t xml:space="preserve">GET: </w:t>
+            </w:r>
+            <w:r>
+              <w:rPr>
+                <w:sz w:val="22"/>
+                <w:szCs w:val="22"/>
+              </w:rPr>
+              <w:t>/api/search</w:t>
+            </w:r>
+            <w:r>
+              <w:rPr>
+                <w:sz w:val="22"/>
+                <w:szCs w:val="22"/>
+              </w:rPr>
+              <w:t>/search-by-location/{location}</w:t>
+            </w:r>
+          </w:p>
+          <w:p>
+            <w:pPr>
+              <w:rPr>
+                <w:sz w:val="22"/>
+                <w:szCs w:val="22"/>
+              </w:rPr>
+            </w:pPr>
+          </w:p>
+        </w:tc>
+        <w:tc>
+          <w:tcPr>
+            <w:tcW w:w="1313" w:type="dxa"/>
+          </w:tcPr>
+          <w:p>
+            <w:pPr>
+              <w:rPr>
+                <w:sz w:val="22"/>
+                <w:szCs w:val="22"/>
+              </w:rPr>
+            </w:pPr>
+            <w:r>
+              <w:rPr>
+                <w:sz w:val="22"/>
+                <w:szCs w:val="22"/>
+              </w:rPr>
+              <w:t>Search providers based on location</w:t>
+            </w:r>
+          </w:p>
+        </w:tc>
+        <w:tc>
+          <w:tcPr>
+            <w:tcW w:w="1127" w:type="dxa"/>
+          </w:tcPr>
+          <w:p>
+            <w:pPr>
+              <w:rPr>
+                <w:sz w:val="22"/>
+                <w:szCs w:val="22"/>
+              </w:rPr>
+            </w:pPr>
+            <w:r>
+              <w:rPr>
+                <w:sz w:val="22"/>
+                <w:szCs w:val="22"/>
+              </w:rPr>
+              <w:t>Everyone</w:t>
+            </w:r>
+          </w:p>
+        </w:tc>
+      </w:tr>
+      <w:tr>
+        <w:tc>
+          <w:tcPr>
+            <w:tcW w:w="1422" w:type="dxa"/>
+          </w:tcPr>
+          <w:p>
+            <w:pPr>
+              <w:rPr>
+                <w:sz w:val="22"/>
+                <w:szCs w:val="22"/>
+              </w:rPr>
+            </w:pPr>
+            <w:r>
+              <w:rPr>
+                <w:sz w:val="22"/>
+                <w:szCs w:val="22"/>
+              </w:rPr>
+              <w:t>Search</w:t>
+            </w:r>
+            <w:r>
+              <w:rPr>
+                <w:sz w:val="22"/>
+                <w:szCs w:val="22"/>
+              </w:rPr>
+              <w:t xml:space="preserve"> </w:t>
+            </w:r>
+            <w:r>
+              <w:rPr>
+                <w:sz w:val="22"/>
+                <w:szCs w:val="22"/>
+              </w:rPr>
+              <w:t>Cont</w:t>
+            </w:r>
+            <w:r>
+              <w:rPr>
+                <w:sz w:val="22"/>
+                <w:szCs w:val="22"/>
+              </w:rPr>
+              <w:t>roller</w:t>
+            </w:r>
+          </w:p>
+        </w:tc>
+        <w:tc>
+          <w:tcPr>
+            <w:tcW w:w="1090" w:type="dxa"/>
+          </w:tcPr>
+          <w:p>
+            <w:pPr>
+              <w:rPr>
+                <w:sz w:val="22"/>
+                <w:szCs w:val="22"/>
+              </w:rPr>
+            </w:pPr>
+            <w:r>
+              <w:rPr>
+                <w:sz w:val="22"/>
+                <w:szCs w:val="22"/>
+              </w:rPr>
+              <w:t>Search relevant providers</w:t>
+            </w:r>
+          </w:p>
+        </w:tc>
+        <w:tc>
+          <w:tcPr>
+            <w:tcW w:w="4069" w:type="dxa"/>
+          </w:tcPr>
+          <w:p>
+            <w:pPr>
+              <w:rPr>
+                <w:sz w:val="22"/>
+                <w:szCs w:val="22"/>
+              </w:rPr>
+            </w:pPr>
+            <w:r>
+              <w:rPr>
+                <w:sz w:val="22"/>
+                <w:szCs w:val="22"/>
+              </w:rPr>
+              <w:t xml:space="preserve">GET: </w:t>
+            </w:r>
+            <w:r>
+              <w:rPr>
+                <w:sz w:val="22"/>
+                <w:szCs w:val="22"/>
+              </w:rPr>
+              <w:t>/api/search/search-relevant/{location}/{serviceType}</w:t>
+            </w:r>
+          </w:p>
+          <w:p>
+            <w:pPr>
+              <w:rPr>
+                <w:sz w:val="22"/>
+                <w:szCs w:val="22"/>
+              </w:rPr>
+            </w:pPr>
+          </w:p>
+        </w:tc>
+        <w:tc>
+          <w:tcPr>
+            <w:tcW w:w="1313" w:type="dxa"/>
+          </w:tcPr>
+          <w:p>
+            <w:pPr>
+              <w:rPr>
+                <w:sz w:val="22"/>
+                <w:szCs w:val="22"/>
+              </w:rPr>
+            </w:pPr>
+            <w:r>
+              <w:rPr>
+                <w:sz w:val="22"/>
+                <w:szCs w:val="22"/>
+              </w:rPr>
+              <w:t>Search providers based on their service type and location</w:t>
+            </w:r>
+          </w:p>
+        </w:tc>
+        <w:tc>
+          <w:tcPr>
+            <w:tcW w:w="1127" w:type="dxa"/>
+          </w:tcPr>
+          <w:p>
+            <w:pPr>
+              <w:rPr>
+                <w:sz w:val="22"/>
+                <w:szCs w:val="22"/>
+              </w:rPr>
+            </w:pPr>
+            <w:r>
+              <w:rPr>
+                <w:sz w:val="22"/>
+                <w:szCs w:val="22"/>
+              </w:rPr>
+              <w:t>Everyone</w:t>
             </w:r>
           </w:p>
         </w:tc>
       </w:tr>
     </w:tbl>
     <w:p/>
+    <w:p>
+      <w:r>
+        <w:t xml:space="preserve">Total End Points: </w:t>
+      </w:r>
+      <w:r>
+        <w:t>38</w:t>
+      </w:r>
+    </w:p>
     <w:sectPr>
       <w:pgSz w:w="11906" w:h="16838"/>
       <w:pgMar w:top="1440" w:right="1440" w:bottom="1440" w:left="1440" w:header="708" w:footer="708" w:gutter="0"/>
@@ -3466,7 +4981,6 @@
   <w:style w:type="character" w:default="1" w:styleId="DefaultParagraphFont">
     <w:name w:val="Default Paragraph Font"/>
     <w:uiPriority w:val="1"/>
-    <w:semiHidden/>
     <w:unhideWhenUsed/>
   </w:style>
   <w:style w:type="table" w:default="1" w:styleId="TableNormal">
@@ -3799,6 +5313,36 @@
       </w:tblBorders>
     </w:tblPr>
   </w:style>
+  <w:style w:type="paragraph" w:styleId="HTMLPreformatted">
+    <w:name w:val="HTML Preformatted"/>
+    <w:basedOn w:val="Normal"/>
+    <w:link w:val="HTMLPreformattedChar"/>
+    <w:uiPriority w:val="99"/>
+    <w:semiHidden/>
+    <w:unhideWhenUsed/>
+    <w:rsid w:val="002243C6"/>
+    <w:pPr>
+      <w:spacing w:after="0" w:line="240" w:lineRule="auto"/>
+    </w:pPr>
+    <w:rPr>
+      <w:rFonts w:ascii="Consolas" w:hAnsi="Consolas"/>
+      <w:sz w:val="20"/>
+      <w:szCs w:val="20"/>
+    </w:rPr>
+  </w:style>
+  <w:style w:type="character" w:customStyle="1" w:styleId="HTMLPreformattedChar">
+    <w:name w:val="HTML Preformatted Char"/>
+    <w:basedOn w:val="DefaultParagraphFont"/>
+    <w:link w:val="HTMLPreformatted"/>
+    <w:uiPriority w:val="99"/>
+    <w:semiHidden/>
+    <w:rsid w:val="002243C6"/>
+    <w:rPr>
+      <w:rFonts w:ascii="Consolas" w:hAnsi="Consolas"/>
+      <w:sz w:val="20"/>
+      <w:szCs w:val="20"/>
+    </w:rPr>
+  </w:style>
 </w:styles>
 </file>
 

--- a/API Calls.docx
+++ b/API Calls.docx
@@ -10,11 +10,11 @@
         <w:tblLook w:val="04A0" w:firstRow="1" w:lastRow="0" w:firstColumn="1" w:lastColumn="0" w:noHBand="0" w:noVBand="1"/>
       </w:tblPr>
       <w:tblGrid>
-        <w:gridCol w:w="1422"/>
-        <w:gridCol w:w="1090"/>
-        <w:gridCol w:w="4069"/>
-        <w:gridCol w:w="1313"/>
-        <w:gridCol w:w="1127"/>
+        <w:gridCol w:w="1406"/>
+        <w:gridCol w:w="1080"/>
+        <w:gridCol w:w="4023"/>
+        <w:gridCol w:w="1396"/>
+        <w:gridCol w:w="1116"/>
       </w:tblGrid>
       <w:tr>
         <w:tc>
@@ -551,7 +551,7 @@
                 <w:sz w:val="22"/>
                 <w:szCs w:val="22"/>
               </w:rPr>
-              <w:t>Admin Controller</w:t>
+              <w:t>Authentication Controller</w:t>
             </w:r>
           </w:p>
         </w:tc>
@@ -571,7 +571,7 @@
                 <w:sz w:val="22"/>
                 <w:szCs w:val="22"/>
               </w:rPr>
-              <w:t>Get list of all the users</w:t>
+              <w:t>Get all services</w:t>
             </w:r>
           </w:p>
         </w:tc>
@@ -591,8 +591,30 @@
                 <w:sz w:val="22"/>
                 <w:szCs w:val="22"/>
               </w:rPr>
-              <w:t>GET: /api/admin/get-users</w:t>
-            </w:r>
+              <w:t>GET: /api/</w:t>
+            </w:r>
+            <w:r>
+              <w:rPr>
+                <w:sz w:val="22"/>
+                <w:szCs w:val="22"/>
+              </w:rPr>
+              <w:t>auth/</w:t>
+            </w:r>
+            <w:r>
+              <w:rPr>
+                <w:sz w:val="22"/>
+                <w:szCs w:val="22"/>
+              </w:rPr>
+              <w:t>get-all-services</w:t>
+            </w:r>
+          </w:p>
+          <w:p>
+            <w:pPr>
+              <w:rPr>
+                <w:sz w:val="22"/>
+                <w:szCs w:val="22"/>
+              </w:rPr>
+            </w:pPr>
           </w:p>
         </w:tc>
         <w:tc>
@@ -611,7 +633,67 @@
                 <w:sz w:val="22"/>
                 <w:szCs w:val="22"/>
               </w:rPr>
-              <w:t>Get a list of all the users.</w:t>
+              <w:t>Returns list of services {</w:t>
+            </w:r>
+          </w:p>
+          <w:p>
+            <w:pPr>
+              <w:rPr>
+                <w:sz w:val="22"/>
+                <w:szCs w:val="22"/>
+              </w:rPr>
+            </w:pPr>
+            <w:r>
+              <w:rPr>
+                <w:sz w:val="22"/>
+                <w:szCs w:val="22"/>
+              </w:rPr>
+              <w:t>serviced,</w:t>
+            </w:r>
+          </w:p>
+          <w:p>
+            <w:pPr>
+              <w:rPr>
+                <w:sz w:val="22"/>
+                <w:szCs w:val="22"/>
+              </w:rPr>
+            </w:pPr>
+            <w:r>
+              <w:rPr>
+                <w:sz w:val="22"/>
+                <w:szCs w:val="22"/>
+              </w:rPr>
+              <w:t>serviceName,</w:t>
+            </w:r>
+          </w:p>
+          <w:p>
+            <w:pPr>
+              <w:rPr>
+                <w:sz w:val="22"/>
+                <w:szCs w:val="22"/>
+              </w:rPr>
+            </w:pPr>
+            <w:r>
+              <w:rPr>
+                <w:sz w:val="22"/>
+                <w:szCs w:val="22"/>
+              </w:rPr>
+              <w:t>NoOfProviders</w:t>
+            </w:r>
+          </w:p>
+          <w:p>
+            <w:pPr>
+              <w:rPr>
+                <w:sz w:val="22"/>
+                <w:szCs w:val="22"/>
+              </w:rPr>
+            </w:pPr>
+            <w:r>
+              <w:rPr>
+                <w:sz w:val="22"/>
+                <w:szCs w:val="22"/>
+              </w:rPr>
+              <w:t>}</w:t>
             </w:r>
           </w:p>
         </w:tc>
@@ -631,7 +713,7 @@
                 <w:sz w:val="22"/>
                 <w:szCs w:val="22"/>
               </w:rPr>
-              <w:t>Admin</w:t>
+              <w:t>Everyone</w:t>
             </w:r>
           </w:p>
         </w:tc>
@@ -673,7 +755,7 @@
                 <w:sz w:val="22"/>
                 <w:szCs w:val="22"/>
               </w:rPr>
-              <w:t>Get list of all the customers</w:t>
+              <w:t>Get list of all the users</w:t>
             </w:r>
           </w:p>
         </w:tc>
@@ -693,7 +775,7 @@
                 <w:sz w:val="22"/>
                 <w:szCs w:val="22"/>
               </w:rPr>
-              <w:t>GET: /api/admin/get-customers</w:t>
+              <w:t>GET: /api/admin/get-users</w:t>
             </w:r>
           </w:p>
         </w:tc>
@@ -713,7 +795,7 @@
                 <w:sz w:val="22"/>
                 <w:szCs w:val="22"/>
               </w:rPr>
-              <w:t>Get a list of all the registered customers.</w:t>
+              <w:t>Get a list of all the users.</w:t>
             </w:r>
           </w:p>
         </w:tc>
@@ -775,7 +857,7 @@
                 <w:sz w:val="22"/>
                 <w:szCs w:val="22"/>
               </w:rPr>
-              <w:t>Get a particular customer</w:t>
+              <w:t>Get list of all the customers</w:t>
             </w:r>
           </w:p>
         </w:tc>
@@ -795,7 +877,7 @@
                 <w:sz w:val="22"/>
                 <w:szCs w:val="22"/>
               </w:rPr>
-              <w:t>GET: /api/admin/get-customers/{customerId}</w:t>
+              <w:t>GET: /api/admin/get-customers</w:t>
             </w:r>
           </w:p>
         </w:tc>
@@ -815,7 +897,7 @@
                 <w:sz w:val="22"/>
                 <w:szCs w:val="22"/>
               </w:rPr>
-              <w:t>Get a specific customer by providing their customer id.</w:t>
+              <w:t>Get a list of all the registered customers.</w:t>
             </w:r>
           </w:p>
         </w:tc>
@@ -877,7 +959,7 @@
                 <w:sz w:val="22"/>
                 <w:szCs w:val="22"/>
               </w:rPr>
-              <w:t>Create a customer</w:t>
+              <w:t>Get a particular customer</w:t>
             </w:r>
           </w:p>
         </w:tc>
@@ -897,37 +979,8 @@
                 <w:sz w:val="22"/>
                 <w:szCs w:val="22"/>
               </w:rPr>
-              <w:t xml:space="preserve">POST: </w:t>
-            </w:r>
-            <w:r>
-              <w:rPr>
-                <w:sz w:val="22"/>
-                <w:szCs w:val="22"/>
-              </w:rPr>
-              <w:t>/api/admin</w:t>
-            </w:r>
-            <w:r>
-              <w:rPr>
-                <w:sz w:val="22"/>
-                <w:szCs w:val="22"/>
-              </w:rPr>
-              <w:t>/</w:t>
-            </w:r>
-            <w:r>
-              <w:rPr>
-                <w:sz w:val="22"/>
-                <w:szCs w:val="22"/>
-              </w:rPr>
-              <w:t>create-customer</w:t>
-            </w:r>
-          </w:p>
-          <w:p>
-            <w:pPr>
-              <w:rPr>
-                <w:sz w:val="22"/>
-                <w:szCs w:val="22"/>
-              </w:rPr>
-            </w:pPr>
+              <w:t>GET: /api/admin/get-customers/{customerId}</w:t>
+            </w:r>
           </w:p>
         </w:tc>
         <w:tc>
@@ -946,7 +999,7 @@
                 <w:sz w:val="22"/>
                 <w:szCs w:val="22"/>
               </w:rPr>
-              <w:t>Create a customer through Admin</w:t>
+              <w:t>Get a specific customer by providing their customer id.</w:t>
             </w:r>
           </w:p>
         </w:tc>
@@ -1008,7 +1061,7 @@
                 <w:sz w:val="22"/>
                 <w:szCs w:val="22"/>
               </w:rPr>
-              <w:t xml:space="preserve">Update a customer </w:t>
+              <w:t>Create a customer</w:t>
             </w:r>
           </w:p>
         </w:tc>
@@ -1028,8 +1081,37 @@
                 <w:sz w:val="22"/>
                 <w:szCs w:val="22"/>
               </w:rPr>
-              <w:t>PUT: /api/admin/update-customer</w:t>
-            </w:r>
+              <w:t xml:space="preserve">POST: </w:t>
+            </w:r>
+            <w:r>
+              <w:rPr>
+                <w:sz w:val="22"/>
+                <w:szCs w:val="22"/>
+              </w:rPr>
+              <w:t>/api/admin</w:t>
+            </w:r>
+            <w:r>
+              <w:rPr>
+                <w:sz w:val="22"/>
+                <w:szCs w:val="22"/>
+              </w:rPr>
+              <w:t>/</w:t>
+            </w:r>
+            <w:r>
+              <w:rPr>
+                <w:sz w:val="22"/>
+                <w:szCs w:val="22"/>
+              </w:rPr>
+              <w:t>create-customer</w:t>
+            </w:r>
+          </w:p>
+          <w:p>
+            <w:pPr>
+              <w:rPr>
+                <w:sz w:val="22"/>
+                <w:szCs w:val="22"/>
+              </w:rPr>
+            </w:pPr>
           </w:p>
         </w:tc>
         <w:tc>
@@ -1048,7 +1130,7 @@
                 <w:sz w:val="22"/>
                 <w:szCs w:val="22"/>
               </w:rPr>
-              <w:t>Update details of a particular customer.</w:t>
+              <w:t>Create a customer through Admin</w:t>
             </w:r>
           </w:p>
         </w:tc>
@@ -1090,6 +1172,7 @@
                 <w:sz w:val="22"/>
                 <w:szCs w:val="22"/>
               </w:rPr>
+              <w:lastRenderedPageBreak/>
               <w:t>Admin Controller</w:t>
             </w:r>
           </w:p>
@@ -1110,6 +1193,108 @@
                 <w:sz w:val="22"/>
                 <w:szCs w:val="22"/>
               </w:rPr>
+              <w:t xml:space="preserve">Update a customer </w:t>
+            </w:r>
+          </w:p>
+        </w:tc>
+        <w:tc>
+          <w:tcPr>
+            <w:tcW w:w="4069" w:type="dxa"/>
+          </w:tcPr>
+          <w:p>
+            <w:pPr>
+              <w:rPr>
+                <w:sz w:val="22"/>
+                <w:szCs w:val="22"/>
+              </w:rPr>
+            </w:pPr>
+            <w:r>
+              <w:rPr>
+                <w:sz w:val="22"/>
+                <w:szCs w:val="22"/>
+              </w:rPr>
+              <w:t>PUT: /api/admin/update-customer</w:t>
+            </w:r>
+          </w:p>
+        </w:tc>
+        <w:tc>
+          <w:tcPr>
+            <w:tcW w:w="1313" w:type="dxa"/>
+          </w:tcPr>
+          <w:p>
+            <w:pPr>
+              <w:rPr>
+                <w:sz w:val="22"/>
+                <w:szCs w:val="22"/>
+              </w:rPr>
+            </w:pPr>
+            <w:r>
+              <w:rPr>
+                <w:sz w:val="22"/>
+                <w:szCs w:val="22"/>
+              </w:rPr>
+              <w:t>Update details of a particular customer.</w:t>
+            </w:r>
+          </w:p>
+        </w:tc>
+        <w:tc>
+          <w:tcPr>
+            <w:tcW w:w="1127" w:type="dxa"/>
+          </w:tcPr>
+          <w:p>
+            <w:pPr>
+              <w:rPr>
+                <w:sz w:val="22"/>
+                <w:szCs w:val="22"/>
+              </w:rPr>
+            </w:pPr>
+            <w:r>
+              <w:rPr>
+                <w:sz w:val="22"/>
+                <w:szCs w:val="22"/>
+              </w:rPr>
+              <w:t>Admin</w:t>
+            </w:r>
+          </w:p>
+        </w:tc>
+      </w:tr>
+      <w:tr>
+        <w:tc>
+          <w:tcPr>
+            <w:tcW w:w="1422" w:type="dxa"/>
+          </w:tcPr>
+          <w:p>
+            <w:pPr>
+              <w:rPr>
+                <w:sz w:val="22"/>
+                <w:szCs w:val="22"/>
+              </w:rPr>
+            </w:pPr>
+            <w:r>
+              <w:rPr>
+                <w:sz w:val="22"/>
+                <w:szCs w:val="22"/>
+              </w:rPr>
+              <w:t>Admin Controller</w:t>
+            </w:r>
+          </w:p>
+        </w:tc>
+        <w:tc>
+          <w:tcPr>
+            <w:tcW w:w="1090" w:type="dxa"/>
+          </w:tcPr>
+          <w:p>
+            <w:pPr>
+              <w:rPr>
+                <w:sz w:val="22"/>
+                <w:szCs w:val="22"/>
+              </w:rPr>
+            </w:pPr>
+            <w:r>
+              <w:rPr>
+                <w:sz w:val="22"/>
+                <w:szCs w:val="22"/>
+              </w:rPr>
               <w:t>Delete a customer</w:t>
             </w:r>
           </w:p>
@@ -1150,7 +1335,742 @@
                 <w:sz w:val="22"/>
                 <w:szCs w:val="22"/>
               </w:rPr>
-              <w:t xml:space="preserve">Delete a particular customer </w:t>
+              <w:t>Delete a particular customer by providing their customer id.</w:t>
+            </w:r>
+          </w:p>
+        </w:tc>
+        <w:tc>
+          <w:tcPr>
+            <w:tcW w:w="1127" w:type="dxa"/>
+          </w:tcPr>
+          <w:p>
+            <w:pPr>
+              <w:rPr>
+                <w:sz w:val="22"/>
+                <w:szCs w:val="22"/>
+              </w:rPr>
+            </w:pPr>
+            <w:r>
+              <w:rPr>
+                <w:sz w:val="22"/>
+                <w:szCs w:val="22"/>
+              </w:rPr>
+              <w:t>Admin</w:t>
+            </w:r>
+          </w:p>
+        </w:tc>
+      </w:tr>
+      <w:tr>
+        <w:tc>
+          <w:tcPr>
+            <w:tcW w:w="1422" w:type="dxa"/>
+          </w:tcPr>
+          <w:p>
+            <w:pPr>
+              <w:rPr>
+                <w:sz w:val="22"/>
+                <w:szCs w:val="22"/>
+              </w:rPr>
+            </w:pPr>
+            <w:r>
+              <w:rPr>
+                <w:sz w:val="22"/>
+                <w:szCs w:val="22"/>
+              </w:rPr>
+              <w:t>Admin Customer</w:t>
+            </w:r>
+          </w:p>
+        </w:tc>
+        <w:tc>
+          <w:tcPr>
+            <w:tcW w:w="1090" w:type="dxa"/>
+          </w:tcPr>
+          <w:p>
+            <w:pPr>
+              <w:rPr>
+                <w:sz w:val="22"/>
+                <w:szCs w:val="22"/>
+              </w:rPr>
+            </w:pPr>
+            <w:r>
+              <w:rPr>
+                <w:sz w:val="22"/>
+                <w:szCs w:val="22"/>
+              </w:rPr>
+              <w:t>Get a list of all the providers</w:t>
+            </w:r>
+          </w:p>
+        </w:tc>
+        <w:tc>
+          <w:tcPr>
+            <w:tcW w:w="4069" w:type="dxa"/>
+          </w:tcPr>
+          <w:p>
+            <w:pPr>
+              <w:rPr>
+                <w:sz w:val="22"/>
+                <w:szCs w:val="22"/>
+              </w:rPr>
+            </w:pPr>
+            <w:r>
+              <w:rPr>
+                <w:sz w:val="22"/>
+                <w:szCs w:val="22"/>
+              </w:rPr>
+              <w:t>GET: /api/admin/get-providers</w:t>
+            </w:r>
+          </w:p>
+        </w:tc>
+        <w:tc>
+          <w:tcPr>
+            <w:tcW w:w="1313" w:type="dxa"/>
+          </w:tcPr>
+          <w:p>
+            <w:pPr>
+              <w:rPr>
+                <w:sz w:val="22"/>
+                <w:szCs w:val="22"/>
+              </w:rPr>
+            </w:pPr>
+            <w:r>
+              <w:rPr>
+                <w:sz w:val="22"/>
+                <w:szCs w:val="22"/>
+              </w:rPr>
+              <w:t>Get a list of all the registered providers.</w:t>
+            </w:r>
+          </w:p>
+        </w:tc>
+        <w:tc>
+          <w:tcPr>
+            <w:tcW w:w="1127" w:type="dxa"/>
+          </w:tcPr>
+          <w:p>
+            <w:pPr>
+              <w:rPr>
+                <w:sz w:val="22"/>
+                <w:szCs w:val="22"/>
+              </w:rPr>
+            </w:pPr>
+            <w:r>
+              <w:rPr>
+                <w:sz w:val="22"/>
+                <w:szCs w:val="22"/>
+              </w:rPr>
+              <w:t>Admin</w:t>
+            </w:r>
+          </w:p>
+        </w:tc>
+      </w:tr>
+      <w:tr>
+        <w:tc>
+          <w:tcPr>
+            <w:tcW w:w="1422" w:type="dxa"/>
+          </w:tcPr>
+          <w:p>
+            <w:pPr>
+              <w:rPr>
+                <w:sz w:val="22"/>
+                <w:szCs w:val="22"/>
+              </w:rPr>
+            </w:pPr>
+            <w:r>
+              <w:rPr>
+                <w:sz w:val="22"/>
+                <w:szCs w:val="22"/>
+              </w:rPr>
+              <w:t>Admin Controller</w:t>
+            </w:r>
+          </w:p>
+        </w:tc>
+        <w:tc>
+          <w:tcPr>
+            <w:tcW w:w="1090" w:type="dxa"/>
+          </w:tcPr>
+          <w:p>
+            <w:pPr>
+              <w:rPr>
+                <w:sz w:val="22"/>
+                <w:szCs w:val="22"/>
+              </w:rPr>
+            </w:pPr>
+            <w:r>
+              <w:rPr>
+                <w:sz w:val="22"/>
+                <w:szCs w:val="22"/>
+              </w:rPr>
+              <w:t>Get a specific provider</w:t>
+            </w:r>
+          </w:p>
+        </w:tc>
+        <w:tc>
+          <w:tcPr>
+            <w:tcW w:w="4069" w:type="dxa"/>
+          </w:tcPr>
+          <w:p>
+            <w:pPr>
+              <w:rPr>
+                <w:sz w:val="22"/>
+                <w:szCs w:val="22"/>
+              </w:rPr>
+            </w:pPr>
+            <w:r>
+              <w:rPr>
+                <w:sz w:val="22"/>
+                <w:szCs w:val="22"/>
+              </w:rPr>
+              <w:t>GET: /api/admin/get-providers/{providerId}</w:t>
+            </w:r>
+          </w:p>
+        </w:tc>
+        <w:tc>
+          <w:tcPr>
+            <w:tcW w:w="1313" w:type="dxa"/>
+          </w:tcPr>
+          <w:p>
+            <w:pPr>
+              <w:rPr>
+                <w:sz w:val="22"/>
+                <w:szCs w:val="22"/>
+              </w:rPr>
+            </w:pPr>
+            <w:r>
+              <w:rPr>
+                <w:sz w:val="22"/>
+                <w:szCs w:val="22"/>
+              </w:rPr>
+              <w:t>Get a specific provider by their provider id.</w:t>
+            </w:r>
+          </w:p>
+        </w:tc>
+        <w:tc>
+          <w:tcPr>
+            <w:tcW w:w="1127" w:type="dxa"/>
+          </w:tcPr>
+          <w:p>
+            <w:pPr>
+              <w:rPr>
+                <w:sz w:val="22"/>
+                <w:szCs w:val="22"/>
+              </w:rPr>
+            </w:pPr>
+            <w:r>
+              <w:rPr>
+                <w:sz w:val="22"/>
+                <w:szCs w:val="22"/>
+              </w:rPr>
+              <w:t>Admin</w:t>
+            </w:r>
+          </w:p>
+        </w:tc>
+      </w:tr>
+      <w:tr>
+        <w:tc>
+          <w:tcPr>
+            <w:tcW w:w="1422" w:type="dxa"/>
+          </w:tcPr>
+          <w:p>
+            <w:pPr>
+              <w:rPr>
+                <w:sz w:val="22"/>
+                <w:szCs w:val="22"/>
+              </w:rPr>
+            </w:pPr>
+            <w:r>
+              <w:rPr>
+                <w:sz w:val="22"/>
+                <w:szCs w:val="22"/>
+              </w:rPr>
+              <w:t>Admin Controller</w:t>
+            </w:r>
+          </w:p>
+        </w:tc>
+        <w:tc>
+          <w:tcPr>
+            <w:tcW w:w="1090" w:type="dxa"/>
+          </w:tcPr>
+          <w:p>
+            <w:pPr>
+              <w:rPr>
+                <w:sz w:val="22"/>
+                <w:szCs w:val="22"/>
+              </w:rPr>
+            </w:pPr>
+            <w:r>
+              <w:rPr>
+                <w:sz w:val="22"/>
+                <w:szCs w:val="22"/>
+              </w:rPr>
+              <w:t>Create a provider</w:t>
+            </w:r>
+          </w:p>
+        </w:tc>
+        <w:tc>
+          <w:tcPr>
+            <w:tcW w:w="4069" w:type="dxa"/>
+          </w:tcPr>
+          <w:p>
+            <w:pPr>
+              <w:rPr>
+                <w:sz w:val="22"/>
+                <w:szCs w:val="22"/>
+              </w:rPr>
+            </w:pPr>
+            <w:r>
+              <w:rPr>
+                <w:sz w:val="22"/>
+                <w:szCs w:val="22"/>
+              </w:rPr>
+              <w:t xml:space="preserve">POST: </w:t>
+            </w:r>
+            <w:r>
+              <w:rPr>
+                <w:sz w:val="22"/>
+                <w:szCs w:val="22"/>
+              </w:rPr>
+              <w:t>/api/admin</w:t>
+            </w:r>
+            <w:r>
+              <w:rPr>
+                <w:sz w:val="22"/>
+                <w:szCs w:val="22"/>
+              </w:rPr>
+              <w:t>/</w:t>
+            </w:r>
+            <w:r>
+              <w:rPr>
+                <w:sz w:val="22"/>
+                <w:szCs w:val="22"/>
+              </w:rPr>
+              <w:t>create-provider</w:t>
+            </w:r>
+          </w:p>
+        </w:tc>
+        <w:tc>
+          <w:tcPr>
+            <w:tcW w:w="1313" w:type="dxa"/>
+          </w:tcPr>
+          <w:p>
+            <w:pPr>
+              <w:rPr>
+                <w:sz w:val="22"/>
+                <w:szCs w:val="22"/>
+              </w:rPr>
+            </w:pPr>
+            <w:r>
+              <w:rPr>
+                <w:sz w:val="22"/>
+                <w:szCs w:val="22"/>
+              </w:rPr>
+              <w:t>Create a provider through Admin</w:t>
+            </w:r>
+          </w:p>
+        </w:tc>
+        <w:tc>
+          <w:tcPr>
+            <w:tcW w:w="1127" w:type="dxa"/>
+          </w:tcPr>
+          <w:p>
+            <w:pPr>
+              <w:rPr>
+                <w:sz w:val="22"/>
+                <w:szCs w:val="22"/>
+              </w:rPr>
+            </w:pPr>
+            <w:r>
+              <w:rPr>
+                <w:sz w:val="22"/>
+                <w:szCs w:val="22"/>
+              </w:rPr>
+              <w:t>Admin</w:t>
+            </w:r>
+          </w:p>
+        </w:tc>
+      </w:tr>
+      <w:tr>
+        <w:tc>
+          <w:tcPr>
+            <w:tcW w:w="1422" w:type="dxa"/>
+          </w:tcPr>
+          <w:p>
+            <w:pPr>
+              <w:rPr>
+                <w:sz w:val="22"/>
+                <w:szCs w:val="22"/>
+              </w:rPr>
+            </w:pPr>
+            <w:r>
+              <w:rPr>
+                <w:sz w:val="22"/>
+                <w:szCs w:val="22"/>
+              </w:rPr>
+              <w:t>Admin Controller</w:t>
+            </w:r>
+          </w:p>
+        </w:tc>
+        <w:tc>
+          <w:tcPr>
+            <w:tcW w:w="1090" w:type="dxa"/>
+          </w:tcPr>
+          <w:p>
+            <w:pPr>
+              <w:rPr>
+                <w:sz w:val="22"/>
+                <w:szCs w:val="22"/>
+              </w:rPr>
+            </w:pPr>
+            <w:r>
+              <w:rPr>
+                <w:sz w:val="22"/>
+                <w:szCs w:val="22"/>
+              </w:rPr>
+              <w:t>Update a provider</w:t>
+            </w:r>
+          </w:p>
+        </w:tc>
+        <w:tc>
+          <w:tcPr>
+            <w:tcW w:w="4069" w:type="dxa"/>
+          </w:tcPr>
+          <w:p>
+            <w:pPr>
+              <w:rPr>
+                <w:sz w:val="22"/>
+                <w:szCs w:val="22"/>
+              </w:rPr>
+            </w:pPr>
+            <w:r>
+              <w:rPr>
+                <w:sz w:val="22"/>
+                <w:szCs w:val="22"/>
+              </w:rPr>
+              <w:t>PUT: /api/admin/update-provider</w:t>
+            </w:r>
+          </w:p>
+        </w:tc>
+        <w:tc>
+          <w:tcPr>
+            <w:tcW w:w="1313" w:type="dxa"/>
+          </w:tcPr>
+          <w:p>
+            <w:pPr>
+              <w:rPr>
+                <w:sz w:val="22"/>
+                <w:szCs w:val="22"/>
+              </w:rPr>
+            </w:pPr>
+            <w:r>
+              <w:rPr>
+                <w:sz w:val="22"/>
+                <w:szCs w:val="22"/>
+              </w:rPr>
+              <w:t>Update details of a particular provider.</w:t>
+            </w:r>
+          </w:p>
+        </w:tc>
+        <w:tc>
+          <w:tcPr>
+            <w:tcW w:w="1127" w:type="dxa"/>
+          </w:tcPr>
+          <w:p>
+            <w:pPr>
+              <w:rPr>
+                <w:sz w:val="22"/>
+                <w:szCs w:val="22"/>
+              </w:rPr>
+            </w:pPr>
+            <w:r>
+              <w:rPr>
+                <w:sz w:val="22"/>
+                <w:szCs w:val="22"/>
+              </w:rPr>
+              <w:t>Admin</w:t>
+            </w:r>
+          </w:p>
+        </w:tc>
+      </w:tr>
+      <w:tr>
+        <w:tc>
+          <w:tcPr>
+            <w:tcW w:w="1422" w:type="dxa"/>
+          </w:tcPr>
+          <w:p>
+            <w:pPr>
+              <w:rPr>
+                <w:sz w:val="22"/>
+                <w:szCs w:val="22"/>
+              </w:rPr>
+            </w:pPr>
+            <w:r>
+              <w:rPr>
+                <w:sz w:val="22"/>
+                <w:szCs w:val="22"/>
+              </w:rPr>
+              <w:t>Admin Controller</w:t>
+            </w:r>
+          </w:p>
+        </w:tc>
+        <w:tc>
+          <w:tcPr>
+            <w:tcW w:w="1090" w:type="dxa"/>
+          </w:tcPr>
+          <w:p>
+            <w:pPr>
+              <w:rPr>
+                <w:sz w:val="22"/>
+                <w:szCs w:val="22"/>
+              </w:rPr>
+            </w:pPr>
+            <w:r>
+              <w:rPr>
+                <w:sz w:val="22"/>
+                <w:szCs w:val="22"/>
+              </w:rPr>
+              <w:t>Delete a provider</w:t>
+            </w:r>
+          </w:p>
+        </w:tc>
+        <w:tc>
+          <w:tcPr>
+            <w:tcW w:w="4069" w:type="dxa"/>
+          </w:tcPr>
+          <w:p>
+            <w:pPr>
+              <w:rPr>
+                <w:sz w:val="22"/>
+                <w:szCs w:val="22"/>
+              </w:rPr>
+            </w:pPr>
+            <w:r>
+              <w:rPr>
+                <w:sz w:val="22"/>
+                <w:szCs w:val="22"/>
+              </w:rPr>
+              <w:t>DELETE: /api/admin/delete-provider/{providerId}</w:t>
+            </w:r>
+          </w:p>
+        </w:tc>
+        <w:tc>
+          <w:tcPr>
+            <w:tcW w:w="1313" w:type="dxa"/>
+          </w:tcPr>
+          <w:p>
+            <w:pPr>
+              <w:rPr>
+                <w:sz w:val="22"/>
+                <w:szCs w:val="22"/>
+              </w:rPr>
+            </w:pPr>
+            <w:r>
+              <w:rPr>
+                <w:sz w:val="22"/>
+                <w:szCs w:val="22"/>
+              </w:rPr>
+              <w:t>Delete a particular provider by providing their provider id.</w:t>
+            </w:r>
+          </w:p>
+        </w:tc>
+        <w:tc>
+          <w:tcPr>
+            <w:tcW w:w="1127" w:type="dxa"/>
+          </w:tcPr>
+          <w:p>
+            <w:pPr>
+              <w:rPr>
+                <w:sz w:val="22"/>
+                <w:szCs w:val="22"/>
+              </w:rPr>
+            </w:pPr>
+            <w:r>
+              <w:rPr>
+                <w:sz w:val="22"/>
+                <w:szCs w:val="22"/>
+              </w:rPr>
+              <w:t>Admin</w:t>
+            </w:r>
+          </w:p>
+        </w:tc>
+      </w:tr>
+      <w:tr>
+        <w:tc>
+          <w:tcPr>
+            <w:tcW w:w="1422" w:type="dxa"/>
+          </w:tcPr>
+          <w:p>
+            <w:pPr>
+              <w:rPr>
+                <w:sz w:val="22"/>
+                <w:szCs w:val="22"/>
+              </w:rPr>
+            </w:pPr>
+            <w:r>
+              <w:rPr>
+                <w:sz w:val="22"/>
+                <w:szCs w:val="22"/>
+              </w:rPr>
+              <w:t xml:space="preserve">Admin Controller </w:t>
+            </w:r>
+          </w:p>
+        </w:tc>
+        <w:tc>
+          <w:tcPr>
+            <w:tcW w:w="1090" w:type="dxa"/>
+          </w:tcPr>
+          <w:p>
+            <w:pPr>
+              <w:rPr>
+                <w:sz w:val="22"/>
+                <w:szCs w:val="22"/>
+              </w:rPr>
+            </w:pPr>
+            <w:r>
+              <w:rPr>
+                <w:sz w:val="22"/>
+                <w:szCs w:val="22"/>
+              </w:rPr>
+              <w:t>Get providers by location</w:t>
+            </w:r>
+          </w:p>
+        </w:tc>
+        <w:tc>
+          <w:tcPr>
+            <w:tcW w:w="4069" w:type="dxa"/>
+          </w:tcPr>
+          <w:p>
+            <w:pPr>
+              <w:rPr>
+                <w:sz w:val="22"/>
+                <w:szCs w:val="22"/>
+              </w:rPr>
+            </w:pPr>
+            <w:r>
+              <w:rPr>
+                <w:sz w:val="22"/>
+                <w:szCs w:val="22"/>
+              </w:rPr>
+              <w:t>GET: /api/admin/get-provider-location</w:t>
+            </w:r>
+          </w:p>
+        </w:tc>
+        <w:tc>
+          <w:tcPr>
+            <w:tcW w:w="1313" w:type="dxa"/>
+          </w:tcPr>
+          <w:p>
+            <w:pPr>
+              <w:rPr>
+                <w:sz w:val="22"/>
+                <w:szCs w:val="22"/>
+              </w:rPr>
+            </w:pPr>
+            <w:r>
+              <w:rPr>
+                <w:sz w:val="22"/>
+                <w:szCs w:val="22"/>
+              </w:rPr>
+              <w:t>Get list of all types of providers based on a specific location passed through query parameters.</w:t>
+            </w:r>
+          </w:p>
+        </w:tc>
+        <w:tc>
+          <w:tcPr>
+            <w:tcW w:w="1127" w:type="dxa"/>
+          </w:tcPr>
+          <w:p>
+            <w:pPr>
+              <w:rPr>
+                <w:sz w:val="22"/>
+                <w:szCs w:val="22"/>
+              </w:rPr>
+            </w:pPr>
+            <w:r>
+              <w:rPr>
+                <w:sz w:val="22"/>
+                <w:szCs w:val="22"/>
+              </w:rPr>
+              <w:t>Admin</w:t>
+            </w:r>
+          </w:p>
+        </w:tc>
+      </w:tr>
+      <w:tr>
+        <w:tc>
+          <w:tcPr>
+            <w:tcW w:w="1422" w:type="dxa"/>
+          </w:tcPr>
+          <w:p>
+            <w:pPr>
+              <w:rPr>
+                <w:sz w:val="22"/>
+                <w:szCs w:val="22"/>
+              </w:rPr>
+            </w:pPr>
+            <w:r>
+              <w:rPr>
+                <w:sz w:val="22"/>
+                <w:szCs w:val="22"/>
+              </w:rPr>
+              <w:t>Admin Controller</w:t>
+            </w:r>
+          </w:p>
+        </w:tc>
+        <w:tc>
+          <w:tcPr>
+            <w:tcW w:w="1090" w:type="dxa"/>
+          </w:tcPr>
+          <w:p>
+            <w:pPr>
+              <w:rPr>
+                <w:sz w:val="22"/>
+                <w:szCs w:val="22"/>
+              </w:rPr>
+            </w:pPr>
+            <w:r>
+              <w:rPr>
+                <w:sz w:val="22"/>
+                <w:szCs w:val="22"/>
+              </w:rPr>
+              <w:t>Get relevant providers</w:t>
+            </w:r>
+          </w:p>
+        </w:tc>
+        <w:tc>
+          <w:tcPr>
+            <w:tcW w:w="4069" w:type="dxa"/>
+          </w:tcPr>
+          <w:p>
+            <w:pPr>
+              <w:rPr>
+                <w:sz w:val="22"/>
+                <w:szCs w:val="22"/>
+              </w:rPr>
+            </w:pPr>
+            <w:r>
+              <w:rPr>
+                <w:sz w:val="22"/>
+                <w:szCs w:val="22"/>
+              </w:rPr>
+              <w:t>GET: /api/admin/get-provider-relevant</w:t>
+            </w:r>
+          </w:p>
+        </w:tc>
+        <w:tc>
+          <w:tcPr>
+            <w:tcW w:w="1313" w:type="dxa"/>
+          </w:tcPr>
+          <w:p>
+            <w:pPr>
+              <w:rPr>
+                <w:sz w:val="22"/>
+                <w:szCs w:val="22"/>
+              </w:rPr>
+            </w:pPr>
+            <w:r>
+              <w:rPr>
+                <w:sz w:val="22"/>
+                <w:szCs w:val="22"/>
+              </w:rPr>
+              <w:t xml:space="preserve">Get a list of all the relevant providers based on their location </w:t>
             </w:r>
             <w:r>
               <w:rPr>
@@ -1158,7 +2078,7 @@
                 <w:szCs w:val="22"/>
               </w:rPr>
               <w:lastRenderedPageBreak/>
-              <w:t>by providing their customer id.</w:t>
+              <w:t>and type of service provided.</w:t>
             </w:r>
           </w:p>
         </w:tc>
@@ -1201,7 +2121,7 @@
                 <w:sz w:val="22"/>
                 <w:szCs w:val="22"/>
               </w:rPr>
-              <w:t>Admin Customer</w:t>
+              <w:t>Admin Controller</w:t>
             </w:r>
           </w:p>
         </w:tc>
@@ -1221,7 +2141,7 @@
                 <w:sz w:val="22"/>
                 <w:szCs w:val="22"/>
               </w:rPr>
-              <w:t>Get a list of all the providers</w:t>
+              <w:t>Create a service</w:t>
             </w:r>
           </w:p>
         </w:tc>
@@ -1241,7 +2161,7 @@
                 <w:sz w:val="22"/>
                 <w:szCs w:val="22"/>
               </w:rPr>
-              <w:t>GET: /api/admin/get-providers</w:t>
+              <w:t>POST: /api/admin/create-service</w:t>
             </w:r>
           </w:p>
         </w:tc>
@@ -1261,7 +2181,7 @@
                 <w:sz w:val="22"/>
                 <w:szCs w:val="22"/>
               </w:rPr>
-              <w:t>Get a list of all the registered providers.</w:t>
+              <w:t>Used to create a new type service.</w:t>
             </w:r>
           </w:p>
         </w:tc>
@@ -1323,7 +2243,7 @@
                 <w:sz w:val="22"/>
                 <w:szCs w:val="22"/>
               </w:rPr>
-              <w:t>Get a specific provider</w:t>
+              <w:t>Find a service</w:t>
             </w:r>
           </w:p>
         </w:tc>
@@ -1343,7 +2263,7 @@
                 <w:sz w:val="22"/>
                 <w:szCs w:val="22"/>
               </w:rPr>
-              <w:t>GET: /api/admin/get-providers/{providerId}</w:t>
+              <w:t>GET: /api/admin/get-service/{serviceId}</w:t>
             </w:r>
           </w:p>
         </w:tc>
@@ -1363,7 +2283,7 @@
                 <w:sz w:val="22"/>
                 <w:szCs w:val="22"/>
               </w:rPr>
-              <w:t>Get a specific provider by their provider id.</w:t>
+              <w:t>Fetch a particular service by their service id.</w:t>
             </w:r>
           </w:p>
         </w:tc>
@@ -1425,7 +2345,7 @@
                 <w:sz w:val="22"/>
                 <w:szCs w:val="22"/>
               </w:rPr>
-              <w:t>Create a provider</w:t>
+              <w:t>Find all services</w:t>
             </w:r>
           </w:p>
         </w:tc>
@@ -1445,28 +2365,7 @@
                 <w:sz w:val="22"/>
                 <w:szCs w:val="22"/>
               </w:rPr>
-              <w:t xml:space="preserve">POST: </w:t>
-            </w:r>
-            <w:r>
-              <w:rPr>
-                <w:sz w:val="22"/>
-                <w:szCs w:val="22"/>
-              </w:rPr>
-              <w:t>/api/admin</w:t>
-            </w:r>
-            <w:r>
-              <w:rPr>
-                <w:sz w:val="22"/>
-                <w:szCs w:val="22"/>
-              </w:rPr>
-              <w:t>/</w:t>
-            </w:r>
-            <w:r>
-              <w:rPr>
-                <w:sz w:val="22"/>
-                <w:szCs w:val="22"/>
-              </w:rPr>
-              <w:t>create-provider</w:t>
+              <w:t>GET: /api/admin/get-service</w:t>
             </w:r>
           </w:p>
         </w:tc>
@@ -1486,7 +2385,7 @@
                 <w:sz w:val="22"/>
                 <w:szCs w:val="22"/>
               </w:rPr>
-              <w:t>Create a provider through Admin</w:t>
+              <w:t>Fetch all the present offering services.</w:t>
             </w:r>
           </w:p>
         </w:tc>
@@ -1548,7 +2447,7 @@
                 <w:sz w:val="22"/>
                 <w:szCs w:val="22"/>
               </w:rPr>
-              <w:t>Update a provider</w:t>
+              <w:t>Find all bookings</w:t>
             </w:r>
           </w:p>
         </w:tc>
@@ -1568,7 +2467,7 @@
                 <w:sz w:val="22"/>
                 <w:szCs w:val="22"/>
               </w:rPr>
-              <w:t>PUT: /api/admin/update-provider</w:t>
+              <w:t>GET: /api/admin/get-all/bookings</w:t>
             </w:r>
           </w:p>
         </w:tc>
@@ -1588,7 +2487,7 @@
                 <w:sz w:val="22"/>
                 <w:szCs w:val="22"/>
               </w:rPr>
-              <w:t>Update details of a particular provider.</w:t>
+              <w:t>Fetch all the recent bookings.</w:t>
             </w:r>
           </w:p>
         </w:tc>
@@ -1650,7 +2549,7 @@
                 <w:sz w:val="22"/>
                 <w:szCs w:val="22"/>
               </w:rPr>
-              <w:t>Delete a provider</w:t>
+              <w:t>Update password</w:t>
             </w:r>
           </w:p>
         </w:tc>
@@ -1670,8 +2569,30 @@
                 <w:sz w:val="22"/>
                 <w:szCs w:val="22"/>
               </w:rPr>
-              <w:t>DELETE: /api/admin/delete-provider/{providerId}</w:t>
-            </w:r>
+              <w:t xml:space="preserve">PUT: </w:t>
+            </w:r>
+            <w:r>
+              <w:rPr>
+                <w:sz w:val="22"/>
+                <w:szCs w:val="22"/>
+              </w:rPr>
+              <w:t>/api/admin</w:t>
+            </w:r>
+            <w:r>
+              <w:rPr>
+                <w:sz w:val="22"/>
+                <w:szCs w:val="22"/>
+              </w:rPr>
+              <w:t>/update-password/{username}/{newPassword}</w:t>
+            </w:r>
+          </w:p>
+          <w:p>
+            <w:pPr>
+              <w:rPr>
+                <w:sz w:val="22"/>
+                <w:szCs w:val="22"/>
+              </w:rPr>
+            </w:pPr>
           </w:p>
         </w:tc>
         <w:tc>
@@ -1690,7 +2611,7 @@
                 <w:sz w:val="22"/>
                 <w:szCs w:val="22"/>
               </w:rPr>
-              <w:t>Delete a particular provider by providing their provider id.</w:t>
+              <w:t>Update password of any user by their username</w:t>
             </w:r>
           </w:p>
         </w:tc>
@@ -1732,7 +2653,7 @@
                 <w:sz w:val="22"/>
                 <w:szCs w:val="22"/>
               </w:rPr>
-              <w:t xml:space="preserve">Admin Controller </w:t>
+              <w:t>Booking Controller</w:t>
             </w:r>
           </w:p>
         </w:tc>
@@ -1752,7 +2673,7 @@
                 <w:sz w:val="22"/>
                 <w:szCs w:val="22"/>
               </w:rPr>
-              <w:t>Get providers by location</w:t>
+              <w:t>Book a request</w:t>
             </w:r>
           </w:p>
         </w:tc>
@@ -1772,7 +2693,14 @@
                 <w:sz w:val="22"/>
                 <w:szCs w:val="22"/>
               </w:rPr>
-              <w:t>GET: /api/admin/get-provider-location</w:t>
+              <w:t xml:space="preserve">POST: </w:t>
+            </w:r>
+            <w:r>
+              <w:rPr>
+                <w:sz w:val="22"/>
+                <w:szCs w:val="22"/>
+              </w:rPr>
+              <w:t>/api/bookings/book-request</w:t>
             </w:r>
           </w:p>
         </w:tc>
@@ -1792,7 +2720,7 @@
                 <w:sz w:val="22"/>
                 <w:szCs w:val="22"/>
               </w:rPr>
-              <w:t>Get list of all types of providers based on a specific location passed through query parameters.</w:t>
+              <w:t>Allows a customer to book a request</w:t>
             </w:r>
           </w:p>
         </w:tc>
@@ -1812,7 +2740,7 @@
                 <w:sz w:val="22"/>
                 <w:szCs w:val="22"/>
               </w:rPr>
-              <w:t>Admin</w:t>
+              <w:t>Customer</w:t>
             </w:r>
           </w:p>
         </w:tc>
@@ -1834,7 +2762,7 @@
                 <w:sz w:val="22"/>
                 <w:szCs w:val="22"/>
               </w:rPr>
-              <w:t>Admin Controller</w:t>
+              <w:t>Booking Controller</w:t>
             </w:r>
           </w:p>
         </w:tc>
@@ -1854,7 +2782,7 @@
                 <w:sz w:val="22"/>
                 <w:szCs w:val="22"/>
               </w:rPr>
-              <w:t>Get relevant providers</w:t>
+              <w:t>Get booked requests</w:t>
             </w:r>
           </w:p>
         </w:tc>
@@ -1874,7 +2802,14 @@
                 <w:sz w:val="22"/>
                 <w:szCs w:val="22"/>
               </w:rPr>
-              <w:t>GET: /api/admin/get-provider-relevant</w:t>
+              <w:t>GET: /api/bookings/get-booked</w:t>
+            </w:r>
+            <w:r>
+              <w:rPr>
+                <w:sz w:val="22"/>
+                <w:szCs w:val="22"/>
+              </w:rPr>
+              <w:t>-requests</w:t>
             </w:r>
           </w:p>
         </w:tc>
@@ -1894,7 +2829,14 @@
                 <w:sz w:val="22"/>
                 <w:szCs w:val="22"/>
               </w:rPr>
-              <w:t>Get a list of all the relevant providers based on their location and type of service provided.</w:t>
+              <w:t xml:space="preserve">Fetch all the booked requests </w:t>
+            </w:r>
+            <w:r>
+              <w:rPr>
+                <w:sz w:val="22"/>
+                <w:szCs w:val="22"/>
+              </w:rPr>
+              <w:t>by a customer</w:t>
             </w:r>
           </w:p>
         </w:tc>
@@ -1914,7 +2856,7 @@
                 <w:sz w:val="22"/>
                 <w:szCs w:val="22"/>
               </w:rPr>
-              <w:t>Admin</w:t>
+              <w:t>Customer</w:t>
             </w:r>
           </w:p>
         </w:tc>
@@ -1936,7 +2878,7 @@
                 <w:sz w:val="22"/>
                 <w:szCs w:val="22"/>
               </w:rPr>
-              <w:t>Admin Controller</w:t>
+              <w:t>Booking Controller</w:t>
             </w:r>
           </w:p>
         </w:tc>
@@ -1956,7 +2898,14 @@
                 <w:sz w:val="22"/>
                 <w:szCs w:val="22"/>
               </w:rPr>
-              <w:t>Create a service</w:t>
+              <w:t xml:space="preserve">Revoke a </w:t>
+            </w:r>
+            <w:r>
+              <w:rPr>
+                <w:sz w:val="22"/>
+                <w:szCs w:val="22"/>
+              </w:rPr>
+              <w:t>request</w:t>
             </w:r>
           </w:p>
         </w:tc>
@@ -1976,7 +2925,14 @@
                 <w:sz w:val="22"/>
                 <w:szCs w:val="22"/>
               </w:rPr>
-              <w:t>POST: /api/admin/create-service</w:t>
+              <w:t xml:space="preserve">PUT: </w:t>
+            </w:r>
+            <w:r>
+              <w:rPr>
+                <w:sz w:val="22"/>
+                <w:szCs w:val="22"/>
+              </w:rPr>
+              <w:t>/api/bookings/revoke-booking/{bookingId}</w:t>
             </w:r>
           </w:p>
         </w:tc>
@@ -1996,15 +2952,7 @@
                 <w:sz w:val="22"/>
                 <w:szCs w:val="22"/>
               </w:rPr>
-              <w:t xml:space="preserve">Used to create a </w:t>
-            </w:r>
-            <w:r>
-              <w:rPr>
-                <w:sz w:val="22"/>
-                <w:szCs w:val="22"/>
-              </w:rPr>
-              <w:lastRenderedPageBreak/>
-              <w:t>new type service.</w:t>
+              <w:t>Revoke a request</w:t>
             </w:r>
           </w:p>
         </w:tc>
@@ -2024,8 +2972,7 @@
                 <w:sz w:val="22"/>
                 <w:szCs w:val="22"/>
               </w:rPr>
-              <w:lastRenderedPageBreak/>
-              <w:t>Admin</w:t>
+              <w:t>Customer</w:t>
             </w:r>
           </w:p>
         </w:tc>
@@ -2047,7 +2994,7 @@
                 <w:sz w:val="22"/>
                 <w:szCs w:val="22"/>
               </w:rPr>
-              <w:t>Admin Controller</w:t>
+              <w:t>Booking Controller</w:t>
             </w:r>
           </w:p>
         </w:tc>
@@ -2067,7 +3014,7 @@
                 <w:sz w:val="22"/>
                 <w:szCs w:val="22"/>
               </w:rPr>
-              <w:t>Find a service</w:t>
+              <w:t>Accept a request</w:t>
             </w:r>
           </w:p>
         </w:tc>
@@ -2087,7 +3034,14 @@
                 <w:sz w:val="22"/>
                 <w:szCs w:val="22"/>
               </w:rPr>
-              <w:t>GET: /api/admin/get-service/{serviceId}</w:t>
+              <w:t>PUT: /</w:t>
+            </w:r>
+            <w:r>
+              <w:rPr>
+                <w:sz w:val="22"/>
+                <w:szCs w:val="22"/>
+              </w:rPr>
+              <w:t>api/bookings/accept-request/{bookingId}</w:t>
             </w:r>
           </w:p>
         </w:tc>
@@ -2107,7 +3061,7 @@
                 <w:sz w:val="22"/>
                 <w:szCs w:val="22"/>
               </w:rPr>
-              <w:t>Fetch a particular service by their service id.</w:t>
+              <w:t>Accept a request by a customer</w:t>
             </w:r>
           </w:p>
         </w:tc>
@@ -2127,7 +3081,7 @@
                 <w:sz w:val="22"/>
                 <w:szCs w:val="22"/>
               </w:rPr>
-              <w:t>Admin</w:t>
+              <w:t>Provider</w:t>
             </w:r>
           </w:p>
         </w:tc>
@@ -2149,7 +3103,7 @@
                 <w:sz w:val="22"/>
                 <w:szCs w:val="22"/>
               </w:rPr>
-              <w:t>Admin Controller</w:t>
+              <w:t>Booking Controller</w:t>
             </w:r>
           </w:p>
         </w:tc>
@@ -2169,7 +3123,7 @@
                 <w:sz w:val="22"/>
                 <w:szCs w:val="22"/>
               </w:rPr>
-              <w:t>Find all services</w:t>
+              <w:t>Reject a request</w:t>
             </w:r>
           </w:p>
         </w:tc>
@@ -2189,7 +3143,7 @@
                 <w:sz w:val="22"/>
                 <w:szCs w:val="22"/>
               </w:rPr>
-              <w:t>GET: /api/admin/get-service</w:t>
+              <w:t>PUT: /api/booking/reject-booking/{bookingId}</w:t>
             </w:r>
           </w:p>
         </w:tc>
@@ -2209,7 +3163,21 @@
                 <w:sz w:val="22"/>
                 <w:szCs w:val="22"/>
               </w:rPr>
-              <w:t>Fetch all the present offering services.</w:t>
+              <w:t>Reject a</w:t>
+            </w:r>
+            <w:r>
+              <w:rPr>
+                <w:sz w:val="22"/>
+                <w:szCs w:val="22"/>
+              </w:rPr>
+              <w:t>n incoming</w:t>
+            </w:r>
+            <w:r>
+              <w:rPr>
+                <w:sz w:val="22"/>
+                <w:szCs w:val="22"/>
+              </w:rPr>
+              <w:t xml:space="preserve"> booking</w:t>
             </w:r>
           </w:p>
         </w:tc>
@@ -2229,7 +3197,7 @@
                 <w:sz w:val="22"/>
                 <w:szCs w:val="22"/>
               </w:rPr>
-              <w:t>Admin</w:t>
+              <w:t>Provider</w:t>
             </w:r>
           </w:p>
         </w:tc>
@@ -2251,7 +3219,7 @@
                 <w:sz w:val="22"/>
                 <w:szCs w:val="22"/>
               </w:rPr>
-              <w:t>Admin Controller</w:t>
+              <w:t>Booking Controller</w:t>
             </w:r>
           </w:p>
         </w:tc>
@@ -2271,7 +3239,7 @@
                 <w:sz w:val="22"/>
                 <w:szCs w:val="22"/>
               </w:rPr>
-              <w:t>Find all bookings</w:t>
+              <w:t>Get all requests</w:t>
             </w:r>
           </w:p>
         </w:tc>
@@ -2291,7 +3259,7 @@
                 <w:sz w:val="22"/>
                 <w:szCs w:val="22"/>
               </w:rPr>
-              <w:t>GET: /api/admin/get-all/bookings</w:t>
+              <w:t>GET: /api/booking/all-received-requests</w:t>
             </w:r>
           </w:p>
         </w:tc>
@@ -2311,7 +3279,7 @@
                 <w:sz w:val="22"/>
                 <w:szCs w:val="22"/>
               </w:rPr>
-              <w:t>Fetch all the recent bookings.</w:t>
+              <w:t>Fetch all the incoming requests</w:t>
             </w:r>
           </w:p>
         </w:tc>
@@ -2331,7 +3299,7 @@
                 <w:sz w:val="22"/>
                 <w:szCs w:val="22"/>
               </w:rPr>
-              <w:t>Admin</w:t>
+              <w:t>Provider</w:t>
             </w:r>
           </w:p>
         </w:tc>
@@ -2353,7 +3321,7 @@
                 <w:sz w:val="22"/>
                 <w:szCs w:val="22"/>
               </w:rPr>
-              <w:t>Admin Controller</w:t>
+              <w:t>Booking Controller</w:t>
             </w:r>
           </w:p>
         </w:tc>
@@ -2373,7 +3341,14 @@
                 <w:sz w:val="22"/>
                 <w:szCs w:val="22"/>
               </w:rPr>
-              <w:t>Update password</w:t>
+              <w:t>Complete a serv</w:t>
+            </w:r>
+            <w:r>
+              <w:rPr>
+                <w:sz w:val="22"/>
+                <w:szCs w:val="22"/>
+              </w:rPr>
+              <w:t>ice</w:t>
             </w:r>
           </w:p>
         </w:tc>
@@ -2393,30 +3368,8 @@
                 <w:sz w:val="22"/>
                 <w:szCs w:val="22"/>
               </w:rPr>
-              <w:t xml:space="preserve">PUT: </w:t>
-            </w:r>
-            <w:r>
-              <w:rPr>
-                <w:sz w:val="22"/>
-                <w:szCs w:val="22"/>
-              </w:rPr>
-              <w:t>/api/admin</w:t>
-            </w:r>
-            <w:r>
-              <w:rPr>
-                <w:sz w:val="22"/>
-                <w:szCs w:val="22"/>
-              </w:rPr>
-              <w:t>/update-password/{username}/{newPassword}</w:t>
-            </w:r>
-          </w:p>
-          <w:p>
-            <w:pPr>
-              <w:rPr>
-                <w:sz w:val="22"/>
-                <w:szCs w:val="22"/>
-              </w:rPr>
-            </w:pPr>
+              <w:t>PUT: /api/booking/complete/{bookingId}</w:t>
+            </w:r>
           </w:p>
         </w:tc>
         <w:tc>
@@ -2435,7 +3388,7 @@
                 <w:sz w:val="22"/>
                 <w:szCs w:val="22"/>
               </w:rPr>
-              <w:t>Update password of any user by their username</w:t>
+              <w:t>Complete a request by both customer and provider</w:t>
             </w:r>
           </w:p>
         </w:tc>
@@ -2455,7 +3408,7 @@
                 <w:sz w:val="22"/>
                 <w:szCs w:val="22"/>
               </w:rPr>
-              <w:t>Admin</w:t>
+              <w:t>Customer / Provider</w:t>
             </w:r>
           </w:p>
         </w:tc>
@@ -2477,7 +3430,8 @@
                 <w:sz w:val="22"/>
                 <w:szCs w:val="22"/>
               </w:rPr>
-              <w:t>Booking Controller</w:t>
+              <w:lastRenderedPageBreak/>
+              <w:t>Customer Controller</w:t>
             </w:r>
           </w:p>
         </w:tc>
@@ -2497,7 +3451,7 @@
                 <w:sz w:val="22"/>
                 <w:szCs w:val="22"/>
               </w:rPr>
-              <w:t>Book a request</w:t>
+              <w:t>Update Customer</w:t>
             </w:r>
           </w:p>
         </w:tc>
@@ -2517,14 +3471,21 @@
                 <w:sz w:val="22"/>
                 <w:szCs w:val="22"/>
               </w:rPr>
-              <w:t xml:space="preserve">POST: </w:t>
-            </w:r>
-            <w:r>
-              <w:rPr>
-                <w:sz w:val="22"/>
-                <w:szCs w:val="22"/>
-              </w:rPr>
-              <w:t>/api/bookings/book-request</w:t>
+              <w:t xml:space="preserve">PUT: </w:t>
+            </w:r>
+            <w:r>
+              <w:rPr>
+                <w:sz w:val="22"/>
+                <w:szCs w:val="22"/>
+              </w:rPr>
+              <w:t>/api/customer</w:t>
+            </w:r>
+            <w:r>
+              <w:rPr>
+                <w:sz w:val="22"/>
+                <w:szCs w:val="22"/>
+              </w:rPr>
+              <w:t>/update-customer/{customerId}</w:t>
             </w:r>
           </w:p>
         </w:tc>
@@ -2544,7 +3505,7 @@
                 <w:sz w:val="22"/>
                 <w:szCs w:val="22"/>
               </w:rPr>
-              <w:t>Allows a customer to book a request</w:t>
+              <w:t>Update details of customer by their username</w:t>
             </w:r>
           </w:p>
         </w:tc>
@@ -2586,7 +3547,7 @@
                 <w:sz w:val="22"/>
                 <w:szCs w:val="22"/>
               </w:rPr>
-              <w:t>Booking Controller</w:t>
+              <w:t>Customer Controller</w:t>
             </w:r>
           </w:p>
         </w:tc>
@@ -2606,7 +3567,7 @@
                 <w:sz w:val="22"/>
                 <w:szCs w:val="22"/>
               </w:rPr>
-              <w:t>Get booked requests</w:t>
+              <w:t>Rate provider</w:t>
             </w:r>
           </w:p>
         </w:tc>
@@ -2626,15 +3587,30 @@
                 <w:sz w:val="22"/>
                 <w:szCs w:val="22"/>
               </w:rPr>
-              <w:t>GET: /api/bookings/get-booked</w:t>
-            </w:r>
-            <w:r>
-              <w:rPr>
-                <w:sz w:val="22"/>
-                <w:szCs w:val="22"/>
-              </w:rPr>
-              <w:t>-requests</w:t>
-            </w:r>
+              <w:t xml:space="preserve">POST: </w:t>
+            </w:r>
+            <w:r>
+              <w:rPr>
+                <w:sz w:val="22"/>
+                <w:szCs w:val="22"/>
+              </w:rPr>
+              <w:t>/api/customer</w:t>
+            </w:r>
+            <w:r>
+              <w:rPr>
+                <w:sz w:val="22"/>
+                <w:szCs w:val="22"/>
+              </w:rPr>
+              <w:t>/rate-provider/{customerId}/{bookingId}/{ratingValue}</w:t>
+            </w:r>
+          </w:p>
+          <w:p>
+            <w:pPr>
+              <w:rPr>
+                <w:sz w:val="22"/>
+                <w:szCs w:val="22"/>
+              </w:rPr>
+            </w:pPr>
           </w:p>
         </w:tc>
         <w:tc>
@@ -2653,14 +3629,7 @@
                 <w:sz w:val="22"/>
                 <w:szCs w:val="22"/>
               </w:rPr>
-              <w:t xml:space="preserve">Fetch all the booked requests </w:t>
-            </w:r>
-            <w:r>
-              <w:rPr>
-                <w:sz w:val="22"/>
-                <w:szCs w:val="22"/>
-              </w:rPr>
-              <w:t>by a customer</w:t>
+              <w:t>Rate a provider based on booking</w:t>
             </w:r>
           </w:p>
         </w:tc>
@@ -2702,7 +3671,7 @@
                 <w:sz w:val="22"/>
                 <w:szCs w:val="22"/>
               </w:rPr>
-              <w:t>Booking Controller</w:t>
+              <w:t>Customer Controller</w:t>
             </w:r>
           </w:p>
         </w:tc>
@@ -2722,14 +3691,7 @@
                 <w:sz w:val="22"/>
                 <w:szCs w:val="22"/>
               </w:rPr>
-              <w:t xml:space="preserve">Revoke a </w:t>
-            </w:r>
-            <w:r>
-              <w:rPr>
-                <w:sz w:val="22"/>
-                <w:szCs w:val="22"/>
-              </w:rPr>
-              <w:t>request</w:t>
+              <w:t>See profile</w:t>
             </w:r>
           </w:p>
         </w:tc>
@@ -2749,14 +3711,21 @@
                 <w:sz w:val="22"/>
                 <w:szCs w:val="22"/>
               </w:rPr>
-              <w:t xml:space="preserve">PUT: </w:t>
-            </w:r>
-            <w:r>
-              <w:rPr>
-                <w:sz w:val="22"/>
-                <w:szCs w:val="22"/>
-              </w:rPr>
-              <w:t>/api/bookings/revoke-booking/{bookingId}</w:t>
+              <w:t xml:space="preserve">GET: </w:t>
+            </w:r>
+            <w:r>
+              <w:rPr>
+                <w:sz w:val="22"/>
+                <w:szCs w:val="22"/>
+              </w:rPr>
+              <w:t>/api/customer</w:t>
+            </w:r>
+            <w:r>
+              <w:rPr>
+                <w:sz w:val="22"/>
+                <w:szCs w:val="22"/>
+              </w:rPr>
+              <w:t>/get-profile/{customerId}</w:t>
             </w:r>
           </w:p>
         </w:tc>
@@ -2776,7 +3745,7 @@
                 <w:sz w:val="22"/>
                 <w:szCs w:val="22"/>
               </w:rPr>
-              <w:t>Revoke a request</w:t>
+              <w:t>See their profile details</w:t>
             </w:r>
           </w:p>
         </w:tc>
@@ -2818,7 +3787,7 @@
                 <w:sz w:val="22"/>
                 <w:szCs w:val="22"/>
               </w:rPr>
-              <w:t>Booking Controller</w:t>
+              <w:t>Provider Controller</w:t>
             </w:r>
           </w:p>
         </w:tc>
@@ -2838,7 +3807,7 @@
                 <w:sz w:val="22"/>
                 <w:szCs w:val="22"/>
               </w:rPr>
-              <w:t>Accept a request</w:t>
+              <w:t>Update provider</w:t>
             </w:r>
           </w:p>
         </w:tc>
@@ -2858,15 +3827,30 @@
                 <w:sz w:val="22"/>
                 <w:szCs w:val="22"/>
               </w:rPr>
-              <w:t>PUT: /</w:t>
-            </w:r>
-            <w:r>
-              <w:rPr>
-                <w:sz w:val="22"/>
-                <w:szCs w:val="22"/>
-              </w:rPr>
-              <w:t>api/bookings/accept-request/{bookingId}</w:t>
-            </w:r>
+              <w:t xml:space="preserve">PUT: </w:t>
+            </w:r>
+            <w:r>
+              <w:rPr>
+                <w:sz w:val="22"/>
+                <w:szCs w:val="22"/>
+              </w:rPr>
+              <w:t>/api/provider</w:t>
+            </w:r>
+            <w:r>
+              <w:rPr>
+                <w:sz w:val="22"/>
+                <w:szCs w:val="22"/>
+              </w:rPr>
+              <w:t>/update-provider/{providerId}</w:t>
+            </w:r>
+          </w:p>
+          <w:p>
+            <w:pPr>
+              <w:rPr>
+                <w:sz w:val="22"/>
+                <w:szCs w:val="22"/>
+              </w:rPr>
+            </w:pPr>
           </w:p>
         </w:tc>
         <w:tc>
@@ -2885,829 +3869,7 @@
                 <w:sz w:val="22"/>
                 <w:szCs w:val="22"/>
               </w:rPr>
-              <w:t>Accept a request by a customer</w:t>
-            </w:r>
-          </w:p>
-        </w:tc>
-        <w:tc>
-          <w:tcPr>
-            <w:tcW w:w="1127" w:type="dxa"/>
-          </w:tcPr>
-          <w:p>
-            <w:pPr>
-              <w:rPr>
-                <w:sz w:val="22"/>
-                <w:szCs w:val="22"/>
-              </w:rPr>
-            </w:pPr>
-            <w:r>
-              <w:rPr>
-                <w:sz w:val="22"/>
-                <w:szCs w:val="22"/>
-              </w:rPr>
-              <w:t>Provider</w:t>
-            </w:r>
-          </w:p>
-        </w:tc>
-      </w:tr>
-      <w:tr>
-        <w:tc>
-          <w:tcPr>
-            <w:tcW w:w="1422" w:type="dxa"/>
-          </w:tcPr>
-          <w:p>
-            <w:pPr>
-              <w:rPr>
-                <w:sz w:val="22"/>
-                <w:szCs w:val="22"/>
-              </w:rPr>
-            </w:pPr>
-            <w:r>
-              <w:rPr>
-                <w:sz w:val="22"/>
-                <w:szCs w:val="22"/>
-              </w:rPr>
-              <w:t>Booking Controller</w:t>
-            </w:r>
-          </w:p>
-        </w:tc>
-        <w:tc>
-          <w:tcPr>
-            <w:tcW w:w="1090" w:type="dxa"/>
-          </w:tcPr>
-          <w:p>
-            <w:pPr>
-              <w:rPr>
-                <w:sz w:val="22"/>
-                <w:szCs w:val="22"/>
-              </w:rPr>
-            </w:pPr>
-            <w:r>
-              <w:rPr>
-                <w:sz w:val="22"/>
-                <w:szCs w:val="22"/>
-              </w:rPr>
-              <w:t>Reject a request</w:t>
-            </w:r>
-          </w:p>
-        </w:tc>
-        <w:tc>
-          <w:tcPr>
-            <w:tcW w:w="4069" w:type="dxa"/>
-          </w:tcPr>
-          <w:p>
-            <w:pPr>
-              <w:rPr>
-                <w:sz w:val="22"/>
-                <w:szCs w:val="22"/>
-              </w:rPr>
-            </w:pPr>
-            <w:r>
-              <w:rPr>
-                <w:sz w:val="22"/>
-                <w:szCs w:val="22"/>
-              </w:rPr>
-              <w:t>PUT: /api/booking/reject-booking/{bookingId}</w:t>
-            </w:r>
-          </w:p>
-        </w:tc>
-        <w:tc>
-          <w:tcPr>
-            <w:tcW w:w="1313" w:type="dxa"/>
-          </w:tcPr>
-          <w:p>
-            <w:pPr>
-              <w:rPr>
-                <w:sz w:val="22"/>
-                <w:szCs w:val="22"/>
-              </w:rPr>
-            </w:pPr>
-            <w:r>
-              <w:rPr>
-                <w:sz w:val="22"/>
-                <w:szCs w:val="22"/>
-              </w:rPr>
-              <w:t>Reject a</w:t>
-            </w:r>
-            <w:r>
-              <w:rPr>
-                <w:sz w:val="22"/>
-                <w:szCs w:val="22"/>
-              </w:rPr>
-              <w:t>n incoming</w:t>
-            </w:r>
-            <w:r>
-              <w:rPr>
-                <w:sz w:val="22"/>
-                <w:szCs w:val="22"/>
-              </w:rPr>
-              <w:t xml:space="preserve"> booking</w:t>
-            </w:r>
-          </w:p>
-        </w:tc>
-        <w:tc>
-          <w:tcPr>
-            <w:tcW w:w="1127" w:type="dxa"/>
-          </w:tcPr>
-          <w:p>
-            <w:pPr>
-              <w:rPr>
-                <w:sz w:val="22"/>
-                <w:szCs w:val="22"/>
-              </w:rPr>
-            </w:pPr>
-            <w:r>
-              <w:rPr>
-                <w:sz w:val="22"/>
-                <w:szCs w:val="22"/>
-              </w:rPr>
-              <w:t>Provider</w:t>
-            </w:r>
-          </w:p>
-        </w:tc>
-      </w:tr>
-      <w:tr>
-        <w:tc>
-          <w:tcPr>
-            <w:tcW w:w="1422" w:type="dxa"/>
-          </w:tcPr>
-          <w:p>
-            <w:pPr>
-              <w:rPr>
-                <w:sz w:val="22"/>
-                <w:szCs w:val="22"/>
-              </w:rPr>
-            </w:pPr>
-            <w:r>
-              <w:rPr>
-                <w:sz w:val="22"/>
-                <w:szCs w:val="22"/>
-              </w:rPr>
-              <w:t>Booking Controller</w:t>
-            </w:r>
-          </w:p>
-        </w:tc>
-        <w:tc>
-          <w:tcPr>
-            <w:tcW w:w="1090" w:type="dxa"/>
-          </w:tcPr>
-          <w:p>
-            <w:pPr>
-              <w:rPr>
-                <w:sz w:val="22"/>
-                <w:szCs w:val="22"/>
-              </w:rPr>
-            </w:pPr>
-            <w:r>
-              <w:rPr>
-                <w:sz w:val="22"/>
-                <w:szCs w:val="22"/>
-              </w:rPr>
-              <w:t>Get all requests</w:t>
-            </w:r>
-          </w:p>
-        </w:tc>
-        <w:tc>
-          <w:tcPr>
-            <w:tcW w:w="4069" w:type="dxa"/>
-          </w:tcPr>
-          <w:p>
-            <w:pPr>
-              <w:rPr>
-                <w:sz w:val="22"/>
-                <w:szCs w:val="22"/>
-              </w:rPr>
-            </w:pPr>
-            <w:r>
-              <w:rPr>
-                <w:sz w:val="22"/>
-                <w:szCs w:val="22"/>
-              </w:rPr>
-              <w:t>GET: /api/booking/all-received-requests</w:t>
-            </w:r>
-          </w:p>
-        </w:tc>
-        <w:tc>
-          <w:tcPr>
-            <w:tcW w:w="1313" w:type="dxa"/>
-          </w:tcPr>
-          <w:p>
-            <w:pPr>
-              <w:rPr>
-                <w:sz w:val="22"/>
-                <w:szCs w:val="22"/>
-              </w:rPr>
-            </w:pPr>
-            <w:r>
-              <w:rPr>
-                <w:sz w:val="22"/>
-                <w:szCs w:val="22"/>
-              </w:rPr>
-              <w:t>Fetch all the incoming requests</w:t>
-            </w:r>
-          </w:p>
-        </w:tc>
-        <w:tc>
-          <w:tcPr>
-            <w:tcW w:w="1127" w:type="dxa"/>
-          </w:tcPr>
-          <w:p>
-            <w:pPr>
-              <w:rPr>
-                <w:sz w:val="22"/>
-                <w:szCs w:val="22"/>
-              </w:rPr>
-            </w:pPr>
-            <w:r>
-              <w:rPr>
-                <w:sz w:val="22"/>
-                <w:szCs w:val="22"/>
-              </w:rPr>
-              <w:t>Provider</w:t>
-            </w:r>
-          </w:p>
-        </w:tc>
-      </w:tr>
-      <w:tr>
-        <w:tc>
-          <w:tcPr>
-            <w:tcW w:w="1422" w:type="dxa"/>
-          </w:tcPr>
-          <w:p>
-            <w:pPr>
-              <w:rPr>
-                <w:sz w:val="22"/>
-                <w:szCs w:val="22"/>
-              </w:rPr>
-            </w:pPr>
-            <w:r>
-              <w:rPr>
-                <w:sz w:val="22"/>
-                <w:szCs w:val="22"/>
-              </w:rPr>
-              <w:t>Booking Controller</w:t>
-            </w:r>
-          </w:p>
-        </w:tc>
-        <w:tc>
-          <w:tcPr>
-            <w:tcW w:w="1090" w:type="dxa"/>
-          </w:tcPr>
-          <w:p>
-            <w:pPr>
-              <w:rPr>
-                <w:sz w:val="22"/>
-                <w:szCs w:val="22"/>
-              </w:rPr>
-            </w:pPr>
-            <w:r>
-              <w:rPr>
-                <w:sz w:val="22"/>
-                <w:szCs w:val="22"/>
-              </w:rPr>
-              <w:t>Complete a serv</w:t>
-            </w:r>
-            <w:r>
-              <w:rPr>
-                <w:sz w:val="22"/>
-                <w:szCs w:val="22"/>
-              </w:rPr>
-              <w:t>ice</w:t>
-            </w:r>
-          </w:p>
-        </w:tc>
-        <w:tc>
-          <w:tcPr>
-            <w:tcW w:w="4069" w:type="dxa"/>
-          </w:tcPr>
-          <w:p>
-            <w:pPr>
-              <w:rPr>
-                <w:sz w:val="22"/>
-                <w:szCs w:val="22"/>
-              </w:rPr>
-            </w:pPr>
-            <w:r>
-              <w:rPr>
-                <w:sz w:val="22"/>
-                <w:szCs w:val="22"/>
-              </w:rPr>
-              <w:t>PUT: /api/booking/complete/{bookingId}</w:t>
-            </w:r>
-          </w:p>
-        </w:tc>
-        <w:tc>
-          <w:tcPr>
-            <w:tcW w:w="1313" w:type="dxa"/>
-          </w:tcPr>
-          <w:p>
-            <w:pPr>
-              <w:rPr>
-                <w:sz w:val="22"/>
-                <w:szCs w:val="22"/>
-              </w:rPr>
-            </w:pPr>
-            <w:r>
-              <w:rPr>
-                <w:sz w:val="22"/>
-                <w:szCs w:val="22"/>
-              </w:rPr>
-              <w:t>Complete a request by both customer and provider</w:t>
-            </w:r>
-          </w:p>
-        </w:tc>
-        <w:tc>
-          <w:tcPr>
-            <w:tcW w:w="1127" w:type="dxa"/>
-          </w:tcPr>
-          <w:p>
-            <w:pPr>
-              <w:rPr>
-                <w:sz w:val="22"/>
-                <w:szCs w:val="22"/>
-              </w:rPr>
-            </w:pPr>
-            <w:r>
-              <w:rPr>
-                <w:sz w:val="22"/>
-                <w:szCs w:val="22"/>
-              </w:rPr>
-              <w:t>Customer / Provider</w:t>
-            </w:r>
-          </w:p>
-        </w:tc>
-      </w:tr>
-      <w:tr>
-        <w:tc>
-          <w:tcPr>
-            <w:tcW w:w="1422" w:type="dxa"/>
-          </w:tcPr>
-          <w:p>
-            <w:pPr>
-              <w:rPr>
-                <w:sz w:val="22"/>
-                <w:szCs w:val="22"/>
-              </w:rPr>
-            </w:pPr>
-            <w:r>
-              <w:rPr>
-                <w:sz w:val="22"/>
-                <w:szCs w:val="22"/>
-              </w:rPr>
-              <w:t>Customer Controller</w:t>
-            </w:r>
-          </w:p>
-        </w:tc>
-        <w:tc>
-          <w:tcPr>
-            <w:tcW w:w="1090" w:type="dxa"/>
-          </w:tcPr>
-          <w:p>
-            <w:pPr>
-              <w:rPr>
-                <w:sz w:val="22"/>
-                <w:szCs w:val="22"/>
-              </w:rPr>
-            </w:pPr>
-            <w:r>
-              <w:rPr>
-                <w:sz w:val="22"/>
-                <w:szCs w:val="22"/>
-              </w:rPr>
-              <w:t>Update Customer</w:t>
-            </w:r>
-          </w:p>
-        </w:tc>
-        <w:tc>
-          <w:tcPr>
-            <w:tcW w:w="4069" w:type="dxa"/>
-          </w:tcPr>
-          <w:p>
-            <w:pPr>
-              <w:rPr>
-                <w:sz w:val="22"/>
-                <w:szCs w:val="22"/>
-              </w:rPr>
-            </w:pPr>
-            <w:r>
-              <w:rPr>
-                <w:sz w:val="22"/>
-                <w:szCs w:val="22"/>
-              </w:rPr>
-              <w:t xml:space="preserve">PUT: </w:t>
-            </w:r>
-            <w:r>
-              <w:rPr>
-                <w:sz w:val="22"/>
-                <w:szCs w:val="22"/>
-              </w:rPr>
-              <w:t>/api/customer</w:t>
-            </w:r>
-            <w:r>
-              <w:rPr>
-                <w:sz w:val="22"/>
-                <w:szCs w:val="22"/>
-              </w:rPr>
-              <w:t>/update-customer/{customerId}</w:t>
-            </w:r>
-          </w:p>
-        </w:tc>
-        <w:tc>
-          <w:tcPr>
-            <w:tcW w:w="1313" w:type="dxa"/>
-          </w:tcPr>
-          <w:p>
-            <w:pPr>
-              <w:rPr>
-                <w:sz w:val="22"/>
-                <w:szCs w:val="22"/>
-              </w:rPr>
-            </w:pPr>
-            <w:r>
-              <w:rPr>
-                <w:sz w:val="22"/>
-                <w:szCs w:val="22"/>
-              </w:rPr>
-              <w:t>Update details of customer by their username</w:t>
-            </w:r>
-          </w:p>
-        </w:tc>
-        <w:tc>
-          <w:tcPr>
-            <w:tcW w:w="1127" w:type="dxa"/>
-          </w:tcPr>
-          <w:p>
-            <w:pPr>
-              <w:rPr>
-                <w:sz w:val="22"/>
-                <w:szCs w:val="22"/>
-              </w:rPr>
-            </w:pPr>
-            <w:r>
-              <w:rPr>
-                <w:sz w:val="22"/>
-                <w:szCs w:val="22"/>
-              </w:rPr>
-              <w:t>Customer</w:t>
-            </w:r>
-          </w:p>
-        </w:tc>
-      </w:tr>
-      <w:tr>
-        <w:tc>
-          <w:tcPr>
-            <w:tcW w:w="1422" w:type="dxa"/>
-          </w:tcPr>
-          <w:p>
-            <w:pPr>
-              <w:rPr>
-                <w:sz w:val="22"/>
-                <w:szCs w:val="22"/>
-              </w:rPr>
-            </w:pPr>
-            <w:r>
-              <w:rPr>
-                <w:sz w:val="22"/>
-                <w:szCs w:val="22"/>
-              </w:rPr>
-              <w:lastRenderedPageBreak/>
-              <w:t>Customer Controller</w:t>
-            </w:r>
-          </w:p>
-        </w:tc>
-        <w:tc>
-          <w:tcPr>
-            <w:tcW w:w="1090" w:type="dxa"/>
-          </w:tcPr>
-          <w:p>
-            <w:pPr>
-              <w:rPr>
-                <w:sz w:val="22"/>
-                <w:szCs w:val="22"/>
-              </w:rPr>
-            </w:pPr>
-            <w:r>
-              <w:rPr>
-                <w:sz w:val="22"/>
-                <w:szCs w:val="22"/>
-              </w:rPr>
-              <w:t>Rate provider</w:t>
-            </w:r>
-          </w:p>
-        </w:tc>
-        <w:tc>
-          <w:tcPr>
-            <w:tcW w:w="4069" w:type="dxa"/>
-          </w:tcPr>
-          <w:p>
-            <w:pPr>
-              <w:rPr>
-                <w:sz w:val="22"/>
-                <w:szCs w:val="22"/>
-              </w:rPr>
-            </w:pPr>
-            <w:r>
-              <w:rPr>
-                <w:sz w:val="22"/>
-                <w:szCs w:val="22"/>
-              </w:rPr>
-              <w:t xml:space="preserve">POST: </w:t>
-            </w:r>
-            <w:r>
-              <w:rPr>
-                <w:sz w:val="22"/>
-                <w:szCs w:val="22"/>
-              </w:rPr>
-              <w:t>/api/customer</w:t>
-            </w:r>
-            <w:r>
-              <w:rPr>
-                <w:sz w:val="22"/>
-                <w:szCs w:val="22"/>
-              </w:rPr>
-              <w:t>/rate-provider/{customerId}/{bookingId}/{ratingValue}</w:t>
-            </w:r>
-          </w:p>
-          <w:p>
-            <w:pPr>
-              <w:rPr>
-                <w:sz w:val="22"/>
-                <w:szCs w:val="22"/>
-              </w:rPr>
-            </w:pPr>
-          </w:p>
-        </w:tc>
-        <w:tc>
-          <w:tcPr>
-            <w:tcW w:w="1313" w:type="dxa"/>
-          </w:tcPr>
-          <w:p>
-            <w:pPr>
-              <w:rPr>
-                <w:sz w:val="22"/>
-                <w:szCs w:val="22"/>
-              </w:rPr>
-            </w:pPr>
-            <w:r>
-              <w:rPr>
-                <w:sz w:val="22"/>
-                <w:szCs w:val="22"/>
-              </w:rPr>
-              <w:t>Rate a provider based on booking</w:t>
-            </w:r>
-          </w:p>
-        </w:tc>
-        <w:tc>
-          <w:tcPr>
-            <w:tcW w:w="1127" w:type="dxa"/>
-          </w:tcPr>
-          <w:p>
-            <w:pPr>
-              <w:rPr>
-                <w:sz w:val="22"/>
-                <w:szCs w:val="22"/>
-              </w:rPr>
-            </w:pPr>
-            <w:r>
-              <w:rPr>
-                <w:sz w:val="22"/>
-                <w:szCs w:val="22"/>
-              </w:rPr>
-              <w:t>Customer</w:t>
-            </w:r>
-          </w:p>
-        </w:tc>
-      </w:tr>
-      <w:tr>
-        <w:tc>
-          <w:tcPr>
-            <w:tcW w:w="1422" w:type="dxa"/>
-          </w:tcPr>
-          <w:p>
-            <w:pPr>
-              <w:rPr>
-                <w:sz w:val="22"/>
-                <w:szCs w:val="22"/>
-              </w:rPr>
-            </w:pPr>
-            <w:r>
-              <w:rPr>
-                <w:sz w:val="22"/>
-                <w:szCs w:val="22"/>
-              </w:rPr>
-              <w:t>Customer Controller</w:t>
-            </w:r>
-          </w:p>
-        </w:tc>
-        <w:tc>
-          <w:tcPr>
-            <w:tcW w:w="1090" w:type="dxa"/>
-          </w:tcPr>
-          <w:p>
-            <w:pPr>
-              <w:rPr>
-                <w:sz w:val="22"/>
-                <w:szCs w:val="22"/>
-              </w:rPr>
-            </w:pPr>
-            <w:r>
-              <w:rPr>
-                <w:sz w:val="22"/>
-                <w:szCs w:val="22"/>
-              </w:rPr>
-              <w:t>See profile</w:t>
-            </w:r>
-          </w:p>
-        </w:tc>
-        <w:tc>
-          <w:tcPr>
-            <w:tcW w:w="4069" w:type="dxa"/>
-          </w:tcPr>
-          <w:p>
-            <w:pPr>
-              <w:rPr>
-                <w:sz w:val="22"/>
-                <w:szCs w:val="22"/>
-              </w:rPr>
-            </w:pPr>
-            <w:r>
-              <w:rPr>
-                <w:sz w:val="22"/>
-                <w:szCs w:val="22"/>
-              </w:rPr>
-              <w:t xml:space="preserve">GET: </w:t>
-            </w:r>
-            <w:r>
-              <w:rPr>
-                <w:sz w:val="22"/>
-                <w:szCs w:val="22"/>
-              </w:rPr>
-              <w:t>/api/customer</w:t>
-            </w:r>
-            <w:r>
-              <w:rPr>
-                <w:sz w:val="22"/>
-                <w:szCs w:val="22"/>
-              </w:rPr>
-              <w:t>/get-profile/{customerId}</w:t>
-            </w:r>
-          </w:p>
-        </w:tc>
-        <w:tc>
-          <w:tcPr>
-            <w:tcW w:w="1313" w:type="dxa"/>
-          </w:tcPr>
-          <w:p>
-            <w:pPr>
-              <w:rPr>
-                <w:sz w:val="22"/>
-                <w:szCs w:val="22"/>
-              </w:rPr>
-            </w:pPr>
-            <w:r>
-              <w:rPr>
-                <w:sz w:val="22"/>
-                <w:szCs w:val="22"/>
-              </w:rPr>
-              <w:t>See their profile details</w:t>
-            </w:r>
-          </w:p>
-        </w:tc>
-        <w:tc>
-          <w:tcPr>
-            <w:tcW w:w="1127" w:type="dxa"/>
-          </w:tcPr>
-          <w:p>
-            <w:pPr>
-              <w:rPr>
-                <w:sz w:val="22"/>
-                <w:szCs w:val="22"/>
-              </w:rPr>
-            </w:pPr>
-            <w:r>
-              <w:rPr>
-                <w:sz w:val="22"/>
-                <w:szCs w:val="22"/>
-              </w:rPr>
-              <w:t>Customer</w:t>
-            </w:r>
-          </w:p>
-        </w:tc>
-      </w:tr>
-      <w:tr>
-        <w:tc>
-          <w:tcPr>
-            <w:tcW w:w="1422" w:type="dxa"/>
-          </w:tcPr>
-          <w:p>
-            <w:pPr>
-              <w:rPr>
-                <w:sz w:val="22"/>
-                <w:szCs w:val="22"/>
-              </w:rPr>
-            </w:pPr>
-            <w:r>
-              <w:rPr>
-                <w:sz w:val="22"/>
-                <w:szCs w:val="22"/>
-              </w:rPr>
-              <w:t>Provider Controller</w:t>
-            </w:r>
-          </w:p>
-        </w:tc>
-        <w:tc>
-          <w:tcPr>
-            <w:tcW w:w="1090" w:type="dxa"/>
-          </w:tcPr>
-          <w:p>
-            <w:pPr>
-              <w:rPr>
-                <w:sz w:val="22"/>
-                <w:szCs w:val="22"/>
-              </w:rPr>
-            </w:pPr>
-            <w:r>
-              <w:rPr>
-                <w:sz w:val="22"/>
-                <w:szCs w:val="22"/>
-              </w:rPr>
-              <w:t>Update provider</w:t>
-            </w:r>
-          </w:p>
-        </w:tc>
-        <w:tc>
-          <w:tcPr>
-            <w:tcW w:w="4069" w:type="dxa"/>
-          </w:tcPr>
-          <w:p>
-            <w:pPr>
-              <w:rPr>
-                <w:sz w:val="22"/>
-                <w:szCs w:val="22"/>
-              </w:rPr>
-            </w:pPr>
-            <w:r>
-              <w:rPr>
-                <w:sz w:val="22"/>
-                <w:szCs w:val="22"/>
-              </w:rPr>
-              <w:t xml:space="preserve">PUT: </w:t>
-            </w:r>
-            <w:r>
-              <w:rPr>
-                <w:sz w:val="22"/>
-                <w:szCs w:val="22"/>
-              </w:rPr>
-              <w:t>/api/provider</w:t>
-            </w:r>
-            <w:r>
-              <w:rPr>
-                <w:sz w:val="22"/>
-                <w:szCs w:val="22"/>
-              </w:rPr>
-              <w:t>/update-provider/{providerId}</w:t>
-            </w:r>
-          </w:p>
-          <w:p>
-            <w:pPr>
-              <w:rPr>
-                <w:sz w:val="22"/>
-                <w:szCs w:val="22"/>
-              </w:rPr>
-            </w:pPr>
-          </w:p>
-        </w:tc>
-        <w:tc>
-          <w:tcPr>
-            <w:tcW w:w="1313" w:type="dxa"/>
-          </w:tcPr>
-          <w:p>
-            <w:pPr>
-              <w:rPr>
-                <w:sz w:val="22"/>
-                <w:szCs w:val="22"/>
-              </w:rPr>
-            </w:pPr>
-            <w:r>
-              <w:rPr>
-                <w:sz w:val="22"/>
-                <w:szCs w:val="22"/>
-              </w:rPr>
-              <w:t>Update details of</w:t>
-            </w:r>
-            <w:r>
-              <w:rPr>
-                <w:sz w:val="22"/>
-                <w:szCs w:val="22"/>
-              </w:rPr>
-              <w:t xml:space="preserve"> provider</w:t>
-            </w:r>
-            <w:r>
-              <w:rPr>
-                <w:sz w:val="22"/>
-                <w:szCs w:val="22"/>
-              </w:rPr>
-              <w:t xml:space="preserve"> by their username</w:t>
+              <w:t>Update details of provider by their username</w:t>
             </w:r>
           </w:p>
         </w:tc>
@@ -4365,7 +4527,10 @@
         <w:t xml:space="preserve">Total End Points: </w:t>
       </w:r>
       <w:r>
-        <w:t>38</w:t>
+        <w:t>3</w:t>
+      </w:r>
+      <w:r>
+        <w:t>9</w:t>
       </w:r>
     </w:p>
     <w:sectPr>

--- a/API Calls.docx
+++ b/API Calls.docx
@@ -1215,6 +1215,13 @@
               </w:rPr>
               <w:t>PUT: /api/admin/update-customer</w:t>
             </w:r>
+            <w:r>
+              <w:rPr>
+                <w:sz w:val="22"/>
+                <w:szCs w:val="22"/>
+              </w:rPr>
+              <w:t>/{customerId}</w:t>
+            </w:r>
           </w:p>
         </w:tc>
         <w:tc>
@@ -1745,6 +1752,13 @@
                 <w:szCs w:val="22"/>
               </w:rPr>
               <w:t>PUT: /api/admin/update-provider</w:t>
+            </w:r>
+            <w:r>
+              <w:rPr>
+                <w:sz w:val="22"/>
+                <w:szCs w:val="22"/>
+              </w:rPr>
+              <w:t>/{providerId}</w:t>
             </w:r>
           </w:p>
         </w:tc>
@@ -5146,6 +5160,7 @@
   <w:style w:type="character" w:default="1" w:styleId="DefaultParagraphFont">
     <w:name w:val="Default Paragraph Font"/>
     <w:uiPriority w:val="1"/>
+    <w:semiHidden/>
     <w:unhideWhenUsed/>
   </w:style>
   <w:style w:type="table" w:default="1" w:styleId="TableNormal">
